--- a/docs/03_GenAI_SoftwareDevelopment_requirements-specification.docx
+++ b/docs/03_GenAI_SoftwareDevelopment_requirements-specification.docx
@@ -1,6 +1,6 @@
 
 <file path=word/document.xml><?xml version="1.0" encoding="utf-8"?>
-<w:document xmlns:wpc="http://schemas.microsoft.com/office/word/2010/wordprocessingCanvas" xmlns:cx="http://schemas.microsoft.com/office/drawing/2014/chartex" xmlns:cx1="http://schemas.microsoft.com/office/drawing/2015/9/8/chartex" xmlns:cx2="http://schemas.microsoft.com/office/drawing/2015/10/21/chartex" xmlns:cx3="http://schemas.microsoft.com/office/drawing/2016/5/9/chartex" xmlns:cx4="http://schemas.microsoft.com/office/drawing/2016/5/10/chartex" xmlns:cx5="http://schemas.microsoft.com/office/drawing/2016/5/11/chartex" xmlns:cx6="http://schemas.microsoft.com/office/drawing/2016/5/12/chartex" xmlns:cx7="http://schemas.microsoft.com/office/drawing/2016/5/13/chartex" xmlns:cx8="http://schemas.microsoft.com/office/drawing/2016/5/14/chartex" xmlns:mc="http://schemas.openxmlformats.org/markup-compatibility/2006" xmlns:aink="http://schemas.microsoft.com/office/drawing/2016/ink" xmlns:am3d="http://schemas.microsoft.com/office/drawing/2017/model3d" xmlns:o="urn:schemas-microsoft-com:office:office" xmlns:oel="http://schemas.microsoft.com/office/2019/extlst" xmlns:r="http://schemas.openxmlformats.org/officeDocument/2006/relationships" xmlns:m="http://schemas.openxmlformats.org/officeDocument/2006/math" xmlns:v="urn:schemas-microsoft-com:vml" xmlns:wp14="http://schemas.microsoft.com/office/word/2010/wordprocessingDrawing" xmlns:wp="http://schemas.openxmlformats.org/drawingml/2006/wordprocessingDrawing" xmlns:w10="urn:schemas-microsoft-com:office:word" xmlns:w="http://schemas.openxmlformats.org/wordprocessingml/2006/main" xmlns:w14="http://schemas.microsoft.com/office/word/2010/wordml" xmlns:w15="http://schemas.microsoft.com/office/word/2012/wordml" xmlns:w16cex="http://schemas.microsoft.com/office/word/2018/wordml/cex" xmlns:w16cid="http://schemas.microsoft.com/office/word/2016/wordml/cid" xmlns:w16="http://schemas.microsoft.com/office/word/2018/wordml" xmlns:w16du="http://schemas.microsoft.com/office/word/2023/wordml/word16du" xmlns:w16sdtdh="http://schemas.microsoft.com/office/word/2020/wordml/sdtdatahash" xmlns:w16sdtfl="http://schemas.microsoft.com/office/word/2024/wordml/sdtformatlock" xmlns:w16se="http://schemas.microsoft.com/office/word/2015/wordml/symex" xmlns:wpg="http://schemas.microsoft.com/office/word/2010/wordprocessingGroup" xmlns:wpi="http://schemas.microsoft.com/office/word/2010/wordprocessingInk" xmlns:wne="http://schemas.microsoft.com/office/word/2006/wordml" xmlns:wps="http://schemas.microsoft.com/office/word/2010/wordprocessingShape" mc:Ignorable="w14 w15 w16se w16cid w16 w16cex w16sdtdh w16sdtfl w16du wp14">
+<w:document xmlns:wpc="http://schemas.microsoft.com/office/word/2010/wordprocessingCanvas" xmlns:cx="http://schemas.microsoft.com/office/drawing/2014/chartex" xmlns:mc="http://schemas.openxmlformats.org/markup-compatibility/2006" xmlns:o="urn:schemas-microsoft-com:office:office" xmlns:r="http://schemas.openxmlformats.org/officeDocument/2006/relationships" xmlns:m="http://schemas.openxmlformats.org/officeDocument/2006/math" xmlns:v="urn:schemas-microsoft-com:vml" xmlns:wp14="http://schemas.microsoft.com/office/word/2010/wordprocessingDrawing" xmlns:wp="http://schemas.openxmlformats.org/drawingml/2006/wordprocessingDrawing" xmlns:w10="urn:schemas-microsoft-com:office:word" xmlns:w="http://schemas.openxmlformats.org/wordprocessingml/2006/main" xmlns:w14="http://schemas.microsoft.com/office/word/2010/wordml" xmlns:w15="http://schemas.microsoft.com/office/word/2012/wordml" xmlns:w16se="http://schemas.microsoft.com/office/word/2015/wordml/symex" xmlns:wpg="http://schemas.microsoft.com/office/word/2010/wordprocessingGroup" xmlns:wpi="http://schemas.microsoft.com/office/word/2010/wordprocessingInk" xmlns:wne="http://schemas.microsoft.com/office/word/2006/wordml" xmlns:wps="http://schemas.microsoft.com/office/word/2010/wordprocessingShape" mc:Ignorable="w14 w15 w16se wp14">
   <w:body>
     <w:sdt>
       <w:sdtPr>
@@ -9049,13 +9049,12 @@
           <w:color w:val="0000FF"/>
           <w:sz w:val="28"/>
           <w:szCs w:val="28"/>
-          <w:lang w:val="vi-VN"/>
         </w:rPr>
         <w:drawing>
-          <wp:inline distT="0" distB="0" distL="0" distR="0" wp14:anchorId="01F905D6" wp14:editId="30F6B725">
-            <wp:extent cx="4800600" cy="5057775"/>
-            <wp:effectExtent l="0" t="0" r="0" b="9525"/>
-            <wp:docPr id="1113219227" name="Graphic 13"/>
+          <wp:inline distT="0" distB="0" distL="0" distR="0" wp14:anchorId="48B8C0AC" wp14:editId="01FA0DD5">
+            <wp:extent cx="5010849" cy="5515745"/>
+            <wp:effectExtent l="0" t="0" r="0" b="8890"/>
+            <wp:docPr id="16" name="Picture 16"/>
             <wp:cNvGraphicFramePr>
               <a:graphicFrameLocks xmlns:a="http://schemas.openxmlformats.org/drawingml/2006/main" noChangeAspect="1"/>
             </wp:cNvGraphicFramePr>
@@ -9063,14 +9062,14 @@
               <a:graphicData uri="http://schemas.openxmlformats.org/drawingml/2006/picture">
                 <pic:pic xmlns:pic="http://schemas.openxmlformats.org/drawingml/2006/picture">
                   <pic:nvPicPr>
-                    <pic:cNvPr id="1113219227" name="Graphic 1113219227"/>
+                    <pic:cNvPr id="16" name="chuyenvien.drawio.png"/>
                     <pic:cNvPicPr/>
                   </pic:nvPicPr>
                   <pic:blipFill>
                     <a:blip r:embed="rId10">
                       <a:extLst>
-                        <a:ext uri="{96DAC541-7B7A-43D3-8B79-37D633B846F1}">
-                          <asvg:svgBlip xmlns:asvg="http://schemas.microsoft.com/office/drawing/2016/SVG/main" r:embed="rId11"/>
+                        <a:ext uri="{28A0092B-C50C-407E-A947-70E740481C1C}">
+                          <a14:useLocalDpi xmlns:a14="http://schemas.microsoft.com/office/drawing/2010/main" val="0"/>
                         </a:ext>
                       </a:extLst>
                     </a:blip>
@@ -9081,7 +9080,7 @@
                   <pic:spPr>
                     <a:xfrm>
                       <a:off x="0" y="0"/>
-                      <a:ext cx="4800600" cy="5057775"/>
+                      <a:ext cx="5010849" cy="5515745"/>
                     </a:xfrm>
                     <a:prstGeom prst="rect">
                       <a:avLst/>
@@ -9114,14 +9113,13 @@
           <w:color w:val="0000FF"/>
           <w:sz w:val="28"/>
           <w:szCs w:val="28"/>
-          <w:lang w:val="vi-VN"/>
         </w:rPr>
         <w:lastRenderedPageBreak/>
         <w:drawing>
-          <wp:inline distT="0" distB="0" distL="0" distR="0" wp14:anchorId="7E910FF8" wp14:editId="7A184AA7">
-            <wp:extent cx="4638675" cy="5819775"/>
-            <wp:effectExtent l="0" t="0" r="9525" b="9525"/>
-            <wp:docPr id="2082782207" name="Graphic 14"/>
+          <wp:inline distT="0" distB="0" distL="0" distR="0" wp14:anchorId="7364A659" wp14:editId="0A86B35C">
+            <wp:extent cx="5105400" cy="6353175"/>
+            <wp:effectExtent l="0" t="0" r="0" b="9525"/>
+            <wp:docPr id="17" name="Picture 17"/>
             <wp:cNvGraphicFramePr>
               <a:graphicFrameLocks xmlns:a="http://schemas.openxmlformats.org/drawingml/2006/main" noChangeAspect="1"/>
             </wp:cNvGraphicFramePr>
@@ -9129,14 +9127,14 @@
               <a:graphicData uri="http://schemas.openxmlformats.org/drawingml/2006/picture">
                 <pic:pic xmlns:pic="http://schemas.openxmlformats.org/drawingml/2006/picture">
                   <pic:nvPicPr>
-                    <pic:cNvPr id="2082782207" name="Graphic 2082782207"/>
+                    <pic:cNvPr id="17" name="vanthu.drawio.png"/>
                     <pic:cNvPicPr/>
                   </pic:nvPicPr>
                   <pic:blipFill>
-                    <a:blip r:embed="rId12">
+                    <a:blip r:embed="rId11">
                       <a:extLst>
-                        <a:ext uri="{96DAC541-7B7A-43D3-8B79-37D633B846F1}">
-                          <asvg:svgBlip xmlns:asvg="http://schemas.microsoft.com/office/drawing/2016/SVG/main" r:embed="rId13"/>
+                        <a:ext uri="{28A0092B-C50C-407E-A947-70E740481C1C}">
+                          <a14:useLocalDpi xmlns:a14="http://schemas.microsoft.com/office/drawing/2010/main" val="0"/>
                         </a:ext>
                       </a:extLst>
                     </a:blip>
@@ -9147,7 +9145,7 @@
                   <pic:spPr>
                     <a:xfrm>
                       <a:off x="0" y="0"/>
-                      <a:ext cx="4638675" cy="5819775"/>
+                      <a:ext cx="5105400" cy="6353175"/>
                     </a:xfrm>
                     <a:prstGeom prst="rect">
                       <a:avLst/>
@@ -9180,14 +9178,13 @@
           <w:color w:val="0000FF"/>
           <w:sz w:val="28"/>
           <w:szCs w:val="28"/>
-          <w:lang w:val="vi-VN"/>
         </w:rPr>
         <w:lastRenderedPageBreak/>
         <w:drawing>
-          <wp:inline distT="0" distB="0" distL="0" distR="0" wp14:anchorId="714D4CA5" wp14:editId="38B1C443">
-            <wp:extent cx="4695825" cy="6981825"/>
-            <wp:effectExtent l="0" t="0" r="9525" b="9525"/>
-            <wp:docPr id="391095451" name="Graphic 15"/>
+          <wp:inline distT="0" distB="0" distL="0" distR="0" wp14:anchorId="7EA929CD" wp14:editId="7632B701">
+            <wp:extent cx="5039428" cy="7440063"/>
+            <wp:effectExtent l="0" t="0" r="8890" b="8890"/>
+            <wp:docPr id="18" name="Picture 18"/>
             <wp:cNvGraphicFramePr>
               <a:graphicFrameLocks xmlns:a="http://schemas.openxmlformats.org/drawingml/2006/main" noChangeAspect="1"/>
             </wp:cNvGraphicFramePr>
@@ -9195,14 +9192,14 @@
               <a:graphicData uri="http://schemas.openxmlformats.org/drawingml/2006/picture">
                 <pic:pic xmlns:pic="http://schemas.openxmlformats.org/drawingml/2006/picture">
                   <pic:nvPicPr>
-                    <pic:cNvPr id="391095451" name="Graphic 391095451"/>
+                    <pic:cNvPr id="18" name="lanhdao.drawio.png"/>
                     <pic:cNvPicPr/>
                   </pic:nvPicPr>
                   <pic:blipFill>
-                    <a:blip r:embed="rId14">
+                    <a:blip r:embed="rId12">
                       <a:extLst>
-                        <a:ext uri="{96DAC541-7B7A-43D3-8B79-37D633B846F1}">
-                          <asvg:svgBlip xmlns:asvg="http://schemas.microsoft.com/office/drawing/2016/SVG/main" r:embed="rId15"/>
+                        <a:ext uri="{28A0092B-C50C-407E-A947-70E740481C1C}">
+                          <a14:useLocalDpi xmlns:a14="http://schemas.microsoft.com/office/drawing/2010/main" val="0"/>
                         </a:ext>
                       </a:extLst>
                     </a:blip>
@@ -9213,7 +9210,7 @@
                   <pic:spPr>
                     <a:xfrm>
                       <a:off x="0" y="0"/>
-                      <a:ext cx="4695825" cy="6981825"/>
+                      <a:ext cx="5039428" cy="7440063"/>
                     </a:xfrm>
                     <a:prstGeom prst="rect">
                       <a:avLst/>
@@ -9228,6 +9225,71 @@
     </w:p>
     <w:p>
       <w:pPr>
+        <w:spacing w:after="120" w:line="240" w:lineRule="auto"/>
+        <w:rPr>
+          <w:rFonts w:ascii="Times New Roman" w:hAnsi="Times New Roman" w:cs="Times New Roman"/>
+          <w:i/>
+          <w:color w:val="0000FF"/>
+          <w:sz w:val="28"/>
+          <w:szCs w:val="28"/>
+          <w:lang w:val="vi-VN"/>
+        </w:rPr>
+      </w:pPr>
+      <w:r>
+        <w:rPr>
+          <w:rFonts w:ascii="Times New Roman" w:hAnsi="Times New Roman" w:cs="Times New Roman"/>
+          <w:i/>
+          <w:noProof/>
+          <w:color w:val="0000FF"/>
+          <w:sz w:val="28"/>
+          <w:szCs w:val="28"/>
+        </w:rPr>
+        <w:lastRenderedPageBreak/>
+        <w:drawing>
+          <wp:inline distT="0" distB="0" distL="0" distR="0" wp14:anchorId="4DC60DE5" wp14:editId="56B364DC">
+            <wp:extent cx="5106113" cy="7449590"/>
+            <wp:effectExtent l="0" t="0" r="0" b="0"/>
+            <wp:docPr id="19" name="Picture 19"/>
+            <wp:cNvGraphicFramePr>
+              <a:graphicFrameLocks xmlns:a="http://schemas.openxmlformats.org/drawingml/2006/main" noChangeAspect="1"/>
+            </wp:cNvGraphicFramePr>
+            <a:graphic xmlns:a="http://schemas.openxmlformats.org/drawingml/2006/main">
+              <a:graphicData uri="http://schemas.openxmlformats.org/drawingml/2006/picture">
+                <pic:pic xmlns:pic="http://schemas.openxmlformats.org/drawingml/2006/picture">
+                  <pic:nvPicPr>
+                    <pic:cNvPr id="19" name="AI.drawio.png"/>
+                    <pic:cNvPicPr/>
+                  </pic:nvPicPr>
+                  <pic:blipFill>
+                    <a:blip r:embed="rId13">
+                      <a:extLst>
+                        <a:ext uri="{28A0092B-C50C-407E-A947-70E740481C1C}">
+                          <a14:useLocalDpi xmlns:a14="http://schemas.microsoft.com/office/drawing/2010/main" val="0"/>
+                        </a:ext>
+                      </a:extLst>
+                    </a:blip>
+                    <a:stretch>
+                      <a:fillRect/>
+                    </a:stretch>
+                  </pic:blipFill>
+                  <pic:spPr>
+                    <a:xfrm>
+                      <a:off x="0" y="0"/>
+                      <a:ext cx="5106113" cy="7449590"/>
+                    </a:xfrm>
+                    <a:prstGeom prst="rect">
+                      <a:avLst/>
+                    </a:prstGeom>
+                  </pic:spPr>
+                </pic:pic>
+              </a:graphicData>
+            </a:graphic>
+          </wp:inline>
+        </w:drawing>
+      </w:r>
+    </w:p>
+    <w:p>
+      <w:pPr>
         <w:pStyle w:val="Heading2"/>
       </w:pPr>
       <w:bookmarkStart w:id="21" w:name="_Toc207611054"/>
@@ -9309,6 +9371,7 @@
           <w:sz w:val="28"/>
           <w:szCs w:val="28"/>
         </w:rPr>
+        <w:lastRenderedPageBreak/>
         <w:t>Định dạng và chất lượng tệp đầu vào</w:t>
       </w:r>
       <w:r>
@@ -9325,17 +9388,7 @@
           <w:sz w:val="28"/>
           <w:szCs w:val="28"/>
         </w:rPr>
-        <w:t xml:space="preserve">Hệ thống giả định các văn bản số hóa đầu vào thuộc các định dạng được hỗ trợ (PDF, Word, JPG, PNG) và </w:t>
-      </w:r>
-      <w:r>
-        <w:rPr>
-          <w:b w:val="0"/>
-          <w:bCs w:val="0"/>
-          <w:sz w:val="28"/>
-          <w:szCs w:val="28"/>
-        </w:rPr>
-        <w:lastRenderedPageBreak/>
-        <w:t>tệp scan hành chính đạt chất lượng hiển thị cơ bản để thuật toán OCR có thể nhận diện được ký tự thô.</w:t>
+        <w:t>Hệ thống giả định các văn bản số hóa đầu vào thuộc các định dạng được hỗ trợ (PDF, Word, JPG, PNG) và tệp scan hành chính đạt chất lượng hiển thị cơ bản để thuật toán OCR có thể nhận diện được ký tự thô.</w:t>
       </w:r>
     </w:p>
     <w:p>
@@ -10423,7 +10476,7 @@
                     </pic:cNvPicPr>
                   </pic:nvPicPr>
                   <pic:blipFill>
-                    <a:blip r:embed="rId16" cstate="print">
+                    <a:blip r:embed="rId14" cstate="print">
                       <a:extLst>
                         <a:ext uri="{28A0092B-C50C-407E-A947-70E740481C1C}">
                           <a14:useLocalDpi xmlns:a14="http://schemas.microsoft.com/office/drawing/2010/main" val="0"/>
@@ -10616,7 +10669,7 @@
                     </pic:cNvPicPr>
                   </pic:nvPicPr>
                   <pic:blipFill>
-                    <a:blip r:embed="rId17">
+                    <a:blip r:embed="rId15">
                       <a:extLst>
                         <a:ext uri="{28A0092B-C50C-407E-A947-70E740481C1C}">
                           <a14:useLocalDpi xmlns:a14="http://schemas.microsoft.com/office/drawing/2010/main" val="0"/>
@@ -11643,7 +11696,7 @@
                     </pic:cNvPicPr>
                   </pic:nvPicPr>
                   <pic:blipFill>
-                    <a:blip r:embed="rId18">
+                    <a:blip r:embed="rId16">
                       <a:extLst>
                         <a:ext uri="{28A0092B-C50C-407E-A947-70E740481C1C}">
                           <a14:useLocalDpi xmlns:a14="http://schemas.microsoft.com/office/drawing/2010/main" val="0"/>
@@ -11835,7 +11888,7 @@
                     </pic:cNvPicPr>
                   </pic:nvPicPr>
                   <pic:blipFill>
-                    <a:blip r:embed="rId19">
+                    <a:blip r:embed="rId17">
                       <a:extLst>
                         <a:ext uri="{28A0092B-C50C-407E-A947-70E740481C1C}">
                           <a14:useLocalDpi xmlns:a14="http://schemas.microsoft.com/office/drawing/2010/main" val="0"/>
@@ -12947,7 +13000,7 @@
                     </pic:cNvPicPr>
                   </pic:nvPicPr>
                   <pic:blipFill>
-                    <a:blip r:embed="rId20">
+                    <a:blip r:embed="rId18">
                       <a:extLst>
                         <a:ext uri="{28A0092B-C50C-407E-A947-70E740481C1C}">
                           <a14:useLocalDpi xmlns:a14="http://schemas.microsoft.com/office/drawing/2010/main" val="0"/>
@@ -13132,7 +13185,7 @@
                     </pic:cNvPicPr>
                   </pic:nvPicPr>
                   <pic:blipFill>
-                    <a:blip r:embed="rId21">
+                    <a:blip r:embed="rId19">
                       <a:extLst>
                         <a:ext uri="{28A0092B-C50C-407E-A947-70E740481C1C}">
                           <a14:useLocalDpi xmlns:a14="http://schemas.microsoft.com/office/drawing/2010/main" val="0"/>
@@ -14318,7 +14371,7 @@
                     </pic:cNvPicPr>
                   </pic:nvPicPr>
                   <pic:blipFill>
-                    <a:blip r:embed="rId22">
+                    <a:blip r:embed="rId20">
                       <a:extLst>
                         <a:ext uri="{28A0092B-C50C-407E-A947-70E740481C1C}">
                           <a14:useLocalDpi xmlns:a14="http://schemas.microsoft.com/office/drawing/2010/main" val="0"/>
@@ -14512,7 +14565,7 @@
                     </pic:cNvPicPr>
                   </pic:nvPicPr>
                   <pic:blipFill>
-                    <a:blip r:embed="rId23" cstate="print">
+                    <a:blip r:embed="rId21" cstate="print">
                       <a:extLst>
                         <a:ext uri="{28A0092B-C50C-407E-A947-70E740481C1C}">
                           <a14:useLocalDpi xmlns:a14="http://schemas.microsoft.com/office/drawing/2010/main" val="0"/>
@@ -15621,7 +15674,7 @@
                     </pic:cNvPicPr>
                   </pic:nvPicPr>
                   <pic:blipFill>
-                    <a:blip r:embed="rId24">
+                    <a:blip r:embed="rId22">
                       <a:extLst>
                         <a:ext uri="{28A0092B-C50C-407E-A947-70E740481C1C}">
                           <a14:useLocalDpi xmlns:a14="http://schemas.microsoft.com/office/drawing/2010/main" val="0"/>
@@ -15813,7 +15866,7 @@
                     </pic:cNvPicPr>
                   </pic:nvPicPr>
                   <pic:blipFill>
-                    <a:blip r:embed="rId25" cstate="print">
+                    <a:blip r:embed="rId23" cstate="print">
                       <a:extLst>
                         <a:ext uri="{28A0092B-C50C-407E-A947-70E740481C1C}">
                           <a14:useLocalDpi xmlns:a14="http://schemas.microsoft.com/office/drawing/2010/main" val="0"/>
@@ -16172,7 +16225,29 @@
                 <w:sz w:val="28"/>
                 <w:szCs w:val="28"/>
               </w:rPr>
-              <w:t>Phân hệ ngầm của hệ thống định kỳ tự động kiểm tra thời hạn xử lý (deadline) của các công văn đang trong luồng giải quyết. Khi phát hiện tài liệu sắp đến hạn (trước 24 giờ hoặc 4 giờ) hoặc đã quá hạn hoàn thành, hệ thống tự động đẩy cảnh báo nhắc việc trực tiếp lên giao diện của người dùng liên quan</w:t>
+              <w:t>Hệ thống AI / OCR định</w:t>
+            </w:r>
+            <w:r>
+              <w:rPr>
+                <w:rFonts w:ascii="Times New Roman" w:hAnsi="Times New Roman"/>
+                <w:i w:val="0"/>
+                <w:iCs/>
+                <w:color w:val="auto"/>
+                <w:sz w:val="28"/>
+                <w:szCs w:val="28"/>
+              </w:rPr>
+              <w:t xml:space="preserve"> kỳ tự động </w:t>
+            </w:r>
+            <w:r>
+              <w:rPr>
+                <w:rFonts w:ascii="Times New Roman" w:hAnsi="Times New Roman"/>
+                <w:i w:val="0"/>
+                <w:iCs/>
+                <w:color w:val="auto"/>
+                <w:sz w:val="28"/>
+                <w:szCs w:val="28"/>
+              </w:rPr>
+              <w:t>kiểm tra thời hạn xử lý (deadline) của các công văn đang trong luồng giải quyết. Khi phát hiện tài liệu sắp đến hạn (trước 24 giờ hoặc 4 giờ) hoặc đã quá hạn hoàn thành, hệ thống tự động đẩy cảnh báo nhắc việc trực tiếp lên giao diện của người dùng liên quan</w:t>
             </w:r>
           </w:p>
         </w:tc>
@@ -16233,7 +16308,7 @@
                 <w:sz w:val="28"/>
                 <w:szCs w:val="28"/>
               </w:rPr>
-              <w:t>Chuyên viên, Lãnh đạo (Người tiếp nhận thông báo)</w:t>
+              <w:t>Chuyên viên, Lãnh đạo, Hệ thống AI / OCR (đóng vai trò Service quét ngầm)</w:t>
             </w:r>
           </w:p>
         </w:tc>
@@ -16609,7 +16684,18 @@
                 <w:sz w:val="28"/>
                 <w:szCs w:val="28"/>
               </w:rPr>
-              <w:t>Hệ thống định kỳ tự động chạy ngầm quét thời hạn giải quyết của tất cả các hồ sơ công văn chưa hoàn tất trong cơ sở dữ liệu</w:t>
+              <w:t>Hệ thống AI / OCR định kỳ tự động chạy ngầm quét thời hạn giải quyết</w:t>
+            </w:r>
+            <w:r>
+              <w:rPr>
+                <w:rFonts w:ascii="Times New Roman" w:hAnsi="Times New Roman"/>
+                <w:i w:val="0"/>
+                <w:iCs/>
+                <w:color w:val="auto"/>
+                <w:sz w:val="28"/>
+                <w:szCs w:val="28"/>
+              </w:rPr>
+              <w:t xml:space="preserve"> của tất cả các hồ sơ công văn chưa hoàn tất trong cơ sở dữ liệu</w:t>
             </w:r>
           </w:p>
           <w:p>
@@ -16639,7 +16725,18 @@
                 <w:sz w:val="28"/>
                 <w:szCs w:val="28"/>
               </w:rPr>
-              <w:t>Hệ thống phát hiện các văn bản rơi vào mốc cảnh báo: "Sắp đến hạn" (còn 24 giờ hoặc còn 4 giờ) hoặc "Quá hạn"</w:t>
+              <w:t>Hệ thống AI / OCR phát hiện các văn bản rơi vào mốc cảnh báo</w:t>
+            </w:r>
+            <w:r>
+              <w:rPr>
+                <w:rFonts w:ascii="Times New Roman" w:hAnsi="Times New Roman"/>
+                <w:i w:val="0"/>
+                <w:iCs/>
+                <w:color w:val="auto"/>
+                <w:sz w:val="28"/>
+                <w:szCs w:val="28"/>
+              </w:rPr>
+              <w:t>: "Sắp đến hạn" (còn 24 giờ hoặc còn 4 giờ) hoặc "Quá hạn"</w:t>
             </w:r>
           </w:p>
           <w:p>
@@ -16669,7 +16766,19 @@
                 <w:sz w:val="28"/>
                 <w:szCs w:val="28"/>
               </w:rPr>
-              <w:t>Hệ thống tự động tạo thông tin cảnh báo tương ứng và gửi thông báo tức thời lên màn hình làm việc của đúng Chuyên viên thụ lý và Lãnh đạo phụ trách</w:t>
+              <w:lastRenderedPageBreak/>
+              <w:t>Hệ thống AI / OCR tự động tạo thông tin cảnh báo tương ứng và gửi thông báo</w:t>
+            </w:r>
+            <w:r>
+              <w:rPr>
+                <w:rFonts w:ascii="Times New Roman" w:hAnsi="Times New Roman"/>
+                <w:i w:val="0"/>
+                <w:iCs/>
+                <w:color w:val="auto"/>
+                <w:sz w:val="28"/>
+                <w:szCs w:val="28"/>
+              </w:rPr>
+              <w:t>tức thời lên màn hình làm việc của đúng Chuyên viên thụ lý và Lãnh đạo phụ trách</w:t>
             </w:r>
           </w:p>
           <w:p>
@@ -16699,7 +16808,6 @@
                 <w:sz w:val="28"/>
                 <w:szCs w:val="28"/>
               </w:rPr>
-              <w:lastRenderedPageBreak/>
               <w:t>Người dùng (Lãnh đạo/Chuyên viên) nhìn thấy thông báo nhắc việc nổi bật trên thanh công cụ giao diện và nhấp chọn để mở nhanh hồ sơ công văn liên quan</w:t>
             </w:r>
           </w:p>
@@ -16831,6 +16939,7 @@
       </w:pPr>
       <w:bookmarkStart w:id="51" w:name="_Toc239754998"/>
       <w:r>
+        <w:lastRenderedPageBreak/>
         <w:t>Biểu đồ</w:t>
       </w:r>
       <w:bookmarkEnd w:id="51"/>
@@ -16845,6 +16954,7 @@
           <w:szCs w:val="28"/>
         </w:rPr>
       </w:pPr>
+      <w:bookmarkStart w:id="52" w:name="_GoBack"/>
       <w:r>
         <w:rPr>
           <w:rFonts w:ascii="Times New Roman" w:hAnsi="Times New Roman" w:cs="Times New Roman"/>
@@ -16853,10 +16963,10 @@
           <w:szCs w:val="28"/>
         </w:rPr>
         <w:drawing>
-          <wp:inline distT="0" distB="0" distL="0" distR="0" wp14:anchorId="1F70052C" wp14:editId="43BE7431">
-            <wp:extent cx="4533900" cy="3714750"/>
+          <wp:inline distT="0" distB="0" distL="0" distR="0" wp14:anchorId="708ABB77" wp14:editId="1FD24917">
+            <wp:extent cx="5760085" cy="6076950"/>
             <wp:effectExtent l="0" t="0" r="0" b="0"/>
-            <wp:docPr id="745372903" name="Picture 15" descr="PlantUML Diagram"/>
+            <wp:docPr id="26" name="Picture 26"/>
             <wp:cNvGraphicFramePr>
               <a:graphicFrameLocks xmlns:a="http://schemas.openxmlformats.org/drawingml/2006/main" noChangeAspect="1"/>
             </wp:cNvGraphicFramePr>
@@ -16864,36 +16974,29 @@
               <a:graphicData uri="http://schemas.openxmlformats.org/drawingml/2006/picture">
                 <pic:pic xmlns:pic="http://schemas.openxmlformats.org/drawingml/2006/picture">
                   <pic:nvPicPr>
-                    <pic:cNvPr id="0" name="Picture 35" descr="PlantUML Diagram"/>
-                    <pic:cNvPicPr>
-                      <a:picLocks noChangeAspect="1" noChangeArrowheads="1"/>
-                    </pic:cNvPicPr>
+                    <pic:cNvPr id="26" name="hd6.drawio.png"/>
+                    <pic:cNvPicPr/>
                   </pic:nvPicPr>
                   <pic:blipFill>
-                    <a:blip r:embed="rId26">
+                    <a:blip r:embed="rId24">
                       <a:extLst>
                         <a:ext uri="{28A0092B-C50C-407E-A947-70E740481C1C}">
                           <a14:useLocalDpi xmlns:a14="http://schemas.microsoft.com/office/drawing/2010/main" val="0"/>
                         </a:ext>
                       </a:extLst>
                     </a:blip>
-                    <a:srcRect/>
                     <a:stretch>
                       <a:fillRect/>
                     </a:stretch>
                   </pic:blipFill>
-                  <pic:spPr bwMode="auto">
+                  <pic:spPr>
                     <a:xfrm>
                       <a:off x="0" y="0"/>
-                      <a:ext cx="4542770" cy="3722017"/>
+                      <a:ext cx="5760085" cy="6076950"/>
                     </a:xfrm>
                     <a:prstGeom prst="rect">
                       <a:avLst/>
                     </a:prstGeom>
-                    <a:noFill/>
-                    <a:ln>
-                      <a:noFill/>
-                    </a:ln>
                   </pic:spPr>
                 </pic:pic>
               </a:graphicData>
@@ -16901,6 +17004,7 @@
           </wp:inline>
         </w:drawing>
       </w:r>
+      <w:bookmarkEnd w:id="52"/>
     </w:p>
     <w:p>
       <w:pPr>
@@ -17046,10 +17150,10 @@
         </w:rPr>
         <w:lastRenderedPageBreak/>
         <w:drawing>
-          <wp:inline distT="0" distB="0" distL="0" distR="0" wp14:anchorId="09EEFF14" wp14:editId="787AD71C">
-            <wp:extent cx="5760085" cy="2427605"/>
-            <wp:effectExtent l="0" t="0" r="0" b="0"/>
-            <wp:docPr id="1220168044" name="Picture 16" descr="PlantUML Diagram"/>
+          <wp:inline distT="0" distB="0" distL="0" distR="0" wp14:anchorId="3A024CD8" wp14:editId="49446A11">
+            <wp:extent cx="5760085" cy="3709670"/>
+            <wp:effectExtent l="0" t="0" r="0" b="5080"/>
+            <wp:docPr id="4" name="Picture 4"/>
             <wp:cNvGraphicFramePr>
               <a:graphicFrameLocks xmlns:a="http://schemas.openxmlformats.org/drawingml/2006/main" noChangeAspect="1"/>
             </wp:cNvGraphicFramePr>
@@ -17057,36 +17161,29 @@
               <a:graphicData uri="http://schemas.openxmlformats.org/drawingml/2006/picture">
                 <pic:pic xmlns:pic="http://schemas.openxmlformats.org/drawingml/2006/picture">
                   <pic:nvPicPr>
-                    <pic:cNvPr id="0" name="Picture 37" descr="PlantUML Diagram"/>
-                    <pic:cNvPicPr>
-                      <a:picLocks noChangeAspect="1" noChangeArrowheads="1"/>
-                    </pic:cNvPicPr>
+                    <pic:cNvPr id="4" name="tt6.drawio.png"/>
+                    <pic:cNvPicPr/>
                   </pic:nvPicPr>
                   <pic:blipFill>
-                    <a:blip r:embed="rId27" cstate="print">
+                    <a:blip r:embed="rId25">
                       <a:extLst>
                         <a:ext uri="{28A0092B-C50C-407E-A947-70E740481C1C}">
                           <a14:useLocalDpi xmlns:a14="http://schemas.microsoft.com/office/drawing/2010/main" val="0"/>
                         </a:ext>
                       </a:extLst>
                     </a:blip>
-                    <a:srcRect/>
                     <a:stretch>
                       <a:fillRect/>
                     </a:stretch>
                   </pic:blipFill>
-                  <pic:spPr bwMode="auto">
+                  <pic:spPr>
                     <a:xfrm>
                       <a:off x="0" y="0"/>
-                      <a:ext cx="5760085" cy="2427605"/>
+                      <a:ext cx="5760085" cy="3709670"/>
                     </a:xfrm>
                     <a:prstGeom prst="rect">
                       <a:avLst/>
                     </a:prstGeom>
-                    <a:noFill/>
-                    <a:ln>
-                      <a:noFill/>
-                    </a:ln>
                   </pic:spPr>
                 </pic:pic>
               </a:graphicData>
@@ -17241,14 +17338,14 @@
           <w:rFonts w:ascii="Times New Roman" w:hAnsi="Times New Roman"/>
         </w:rPr>
       </w:pPr>
-      <w:bookmarkStart w:id="52" w:name="_Toc239754999"/>
+      <w:bookmarkStart w:id="53" w:name="_Toc239754999"/>
       <w:r>
         <w:rPr>
           <w:rFonts w:ascii="Times New Roman" w:hAnsi="Times New Roman"/>
         </w:rPr>
         <w:t>UC7_AI Trích xuất thông tin tự động</w:t>
       </w:r>
-      <w:bookmarkEnd w:id="52"/>
+      <w:bookmarkEnd w:id="53"/>
     </w:p>
     <w:p>
       <w:pPr>
@@ -17257,7 +17354,7 @@
       <w:r>
         <w:t xml:space="preserve"> </w:t>
       </w:r>
-      <w:bookmarkStart w:id="53" w:name="_Toc239755000"/>
+      <w:bookmarkStart w:id="54" w:name="_Toc239755000"/>
       <w:r>
         <w:t xml:space="preserve">Mô tả use case </w:t>
       </w:r>
@@ -17267,7 +17364,7 @@
       <w:r>
         <w:t>7</w:t>
       </w:r>
-      <w:bookmarkEnd w:id="53"/>
+      <w:bookmarkEnd w:id="54"/>
     </w:p>
     <w:tbl>
       <w:tblPr>
@@ -17511,7 +17608,7 @@
                 <w:sz w:val="28"/>
                 <w:szCs w:val="28"/>
               </w:rPr>
-              <w:t>Văn thư</w:t>
+              <w:t>Văn thư, Hệ thống AI / OCR</w:t>
             </w:r>
           </w:p>
         </w:tc>
@@ -17576,6 +17673,29 @@
               <w:t>Văn bản đã được tải lên và chạy qua phân hệ nhận dạng OCR để lấy dữ liệu thô</w:t>
             </w:r>
           </w:p>
+          <w:p>
+            <w:pPr>
+              <w:pStyle w:val="ListParagraph"/>
+              <w:numPr>
+                <w:ilvl w:val="0"/>
+                <w:numId w:val="0"/>
+              </w:numPr>
+              <w:spacing w:after="120"/>
+              <w:contextualSpacing w:val="0"/>
+              <w:rPr>
+                <w:b w:val="0"/>
+                <w:bCs w:val="0"/>
+                <w:sz w:val="28"/>
+                <w:szCs w:val="28"/>
+              </w:rPr>
+            </w:pPr>
+            <w:r>
+              <w:rPr>
+                <w:b w:val="0"/>
+              </w:rPr>
+              <w:t>Tệp đã được Hệ thống AI / OCR xử lý nhận dạng chữ (OCR) thành công</w:t>
+            </w:r>
+          </w:p>
         </w:tc>
       </w:tr>
       <w:tr>
@@ -17618,7 +17738,6 @@
               <w:spacing w:before="0" w:line="240" w:lineRule="auto"/>
               <w:rPr>
                 <w:rFonts w:ascii="Times New Roman" w:hAnsi="Times New Roman"/>
-                <w:b/>
                 <w:bCs/>
                 <w:i w:val="0"/>
                 <w:iCs/>
@@ -17631,7 +17750,6 @@
             <w:r>
               <w:rPr>
                 <w:rFonts w:ascii="Times New Roman" w:hAnsi="Times New Roman"/>
-                <w:b/>
                 <w:bCs/>
                 <w:i w:val="0"/>
                 <w:iCs/>
@@ -17681,6 +17799,104 @@
           <w:p>
             <w:pPr>
               <w:pStyle w:val="InfoBlue"/>
+              <w:spacing w:line="240" w:lineRule="auto"/>
+              <w:rPr>
+                <w:rFonts w:ascii="Times New Roman" w:hAnsi="Times New Roman"/>
+                <w:i w:val="0"/>
+                <w:iCs/>
+                <w:color w:val="auto"/>
+                <w:sz w:val="28"/>
+                <w:szCs w:val="28"/>
+              </w:rPr>
+            </w:pPr>
+            <w:r>
+              <w:rPr>
+                <w:rFonts w:ascii="Times New Roman" w:hAnsi="Times New Roman"/>
+                <w:i w:val="0"/>
+                <w:iCs/>
+                <w:color w:val="auto"/>
+                <w:sz w:val="28"/>
+                <w:szCs w:val="28"/>
+              </w:rPr>
+              <w:t>Bước 1: Giao diện gửi nội dung văn</w:t>
+            </w:r>
+            <w:r>
+              <w:rPr>
+                <w:rFonts w:ascii="Times New Roman" w:hAnsi="Times New Roman"/>
+                <w:i w:val="0"/>
+                <w:iCs/>
+                <w:color w:val="auto"/>
+                <w:sz w:val="28"/>
+                <w:szCs w:val="28"/>
+              </w:rPr>
+              <w:t xml:space="preserve"> bản thô cho Hệ thống AI / OCR.</w:t>
+            </w:r>
+          </w:p>
+          <w:p>
+            <w:pPr>
+              <w:pStyle w:val="InfoBlue"/>
+              <w:spacing w:line="240" w:lineRule="auto"/>
+              <w:rPr>
+                <w:rFonts w:ascii="Times New Roman" w:hAnsi="Times New Roman"/>
+                <w:i w:val="0"/>
+                <w:iCs/>
+                <w:color w:val="auto"/>
+                <w:sz w:val="28"/>
+                <w:szCs w:val="28"/>
+              </w:rPr>
+            </w:pPr>
+            <w:r>
+              <w:rPr>
+                <w:rFonts w:ascii="Times New Roman" w:hAnsi="Times New Roman"/>
+                <w:i w:val="0"/>
+                <w:iCs/>
+                <w:color w:val="auto"/>
+                <w:sz w:val="28"/>
+                <w:szCs w:val="28"/>
+              </w:rPr>
+              <w:lastRenderedPageBreak/>
+              <w:t>Bu</w:t>
+            </w:r>
+            <w:r>
+              <w:rPr>
+                <w:rFonts w:ascii="Times New Roman" w:hAnsi="Times New Roman"/>
+                <w:i w:val="0"/>
+                <w:iCs/>
+                <w:color w:val="auto"/>
+                <w:sz w:val="28"/>
+                <w:szCs w:val="28"/>
+              </w:rPr>
+              <w:t>ớc 2: Hệ thống AI / OCR thực hiện phân tích và bóc tách các siêu dữ liệu (số hiệu, ngày ban hành, nơi gửi...).</w:t>
+            </w:r>
+          </w:p>
+          <w:p>
+            <w:pPr>
+              <w:pStyle w:val="InfoBlue"/>
+              <w:spacing w:line="240" w:lineRule="auto"/>
+              <w:rPr>
+                <w:rFonts w:ascii="Times New Roman" w:hAnsi="Times New Roman"/>
+                <w:i w:val="0"/>
+                <w:iCs/>
+                <w:color w:val="auto"/>
+                <w:sz w:val="28"/>
+                <w:szCs w:val="28"/>
+              </w:rPr>
+            </w:pPr>
+            <w:r>
+              <w:rPr>
+                <w:rFonts w:ascii="Times New Roman" w:hAnsi="Times New Roman"/>
+                <w:i w:val="0"/>
+                <w:iCs/>
+                <w:color w:val="auto"/>
+                <w:sz w:val="28"/>
+                <w:szCs w:val="28"/>
+              </w:rPr>
+              <w:t>Bước 3: Giao diện hiển thị kết quả do Hệ thống AI / OCR trả về vào các biểu mẫu.</w:t>
+            </w:r>
+          </w:p>
+          <w:p>
+            <w:pPr>
+              <w:pStyle w:val="InfoBlue"/>
               <w:spacing w:before="0" w:line="240" w:lineRule="auto"/>
               <w:rPr>
                 <w:rFonts w:ascii="Times New Roman" w:hAnsi="Times New Roman"/>
@@ -17700,7 +17916,7 @@
                 <w:sz w:val="28"/>
                 <w:szCs w:val="28"/>
               </w:rPr>
-              <w:t>Giao diện gửi nội dung thô cho AI -&gt; AI bóc tách thông tin -&gt; Giao diện hiển thị kết quả vào các ô nhập liệu -&gt; Văn thư kiểm tra và nhấn lưu</w:t>
+              <w:t>Bước 4: Văn thư kiểm tra đối soát và nhấn lưu.</w:t>
             </w:r>
           </w:p>
         </w:tc>
@@ -17734,6 +17950,7 @@
                 <w:sz w:val="28"/>
                 <w:szCs w:val="28"/>
               </w:rPr>
+              <w:lastRenderedPageBreak/>
               <w:t>Luồng sự kiện phụ (Alternative Flows):</w:t>
             </w:r>
           </w:p>
@@ -17758,7 +17975,15 @@
                 <w:sz w:val="28"/>
                 <w:szCs w:val="28"/>
               </w:rPr>
-              <w:t>Nếu AI nhận diện thiếu hoặc sai lệch thông tin do chất lượng tệp kém, Văn thư sẽ chỉnh sửa thủ công trực tiếp trên biểu mẫu</w:t>
+              <w:t>Nếu Hệ thống AI / OCR nhận diện thiếu</w:t>
+            </w:r>
+            <w:r>
+              <w:rPr>
+                <w:rFonts w:ascii="Times New Roman" w:hAnsi="Times New Roman" w:cs="Times New Roman"/>
+                <w:sz w:val="28"/>
+                <w:szCs w:val="28"/>
+              </w:rPr>
+              <w:t>hoặc sai lệch thông tin do chất lượng tệp kém, Văn thư sẽ chỉnh sửa thủ công trực tiếp trên biểu mẫu</w:t>
             </w:r>
           </w:p>
         </w:tc>
@@ -17783,15 +18008,16 @@
         <w:lastRenderedPageBreak/>
         <w:t xml:space="preserve"> </w:t>
       </w:r>
-      <w:bookmarkStart w:id="54" w:name="_Toc239755001"/>
+      <w:bookmarkStart w:id="55" w:name="_Toc239755001"/>
       <w:r>
         <w:t>Biểu đồ</w:t>
       </w:r>
-      <w:bookmarkEnd w:id="54"/>
+      <w:bookmarkEnd w:id="55"/>
     </w:p>
     <w:p>
       <w:pPr>
         <w:spacing w:after="0" w:line="240" w:lineRule="auto"/>
+        <w:jc w:val="center"/>
         <w:rPr>
           <w:rFonts w:ascii="Times New Roman" w:hAnsi="Times New Roman" w:cs="Times New Roman"/>
           <w:sz w:val="28"/>
@@ -17805,13 +18031,12 @@
           <w:noProof/>
           <w:sz w:val="28"/>
           <w:szCs w:val="28"/>
-          <w:lang w:val="vi-VN"/>
         </w:rPr>
         <w:drawing>
-          <wp:inline distT="0" distB="0" distL="0" distR="0" wp14:anchorId="2B8CF1A2" wp14:editId="591E9B1C">
-            <wp:extent cx="5734050" cy="3057525"/>
-            <wp:effectExtent l="0" t="0" r="0" b="9525"/>
-            <wp:docPr id="942507124" name="Graphic 3"/>
+          <wp:inline distT="0" distB="0" distL="0" distR="0" wp14:anchorId="47530EB6" wp14:editId="67AD1B56">
+            <wp:extent cx="4220164" cy="7182852"/>
+            <wp:effectExtent l="0" t="0" r="9525" b="0"/>
+            <wp:docPr id="5" name="Picture 5"/>
             <wp:cNvGraphicFramePr>
               <a:graphicFrameLocks xmlns:a="http://schemas.openxmlformats.org/drawingml/2006/main" noChangeAspect="1"/>
             </wp:cNvGraphicFramePr>
@@ -17819,14 +18044,14 @@
               <a:graphicData uri="http://schemas.openxmlformats.org/drawingml/2006/picture">
                 <pic:pic xmlns:pic="http://schemas.openxmlformats.org/drawingml/2006/picture">
                   <pic:nvPicPr>
-                    <pic:cNvPr id="942507124" name="Graphic 942507124"/>
+                    <pic:cNvPr id="5" name="hd7.drawio.png"/>
                     <pic:cNvPicPr/>
                   </pic:nvPicPr>
                   <pic:blipFill>
-                    <a:blip r:embed="rId28">
+                    <a:blip r:embed="rId26">
                       <a:extLst>
-                        <a:ext uri="{96DAC541-7B7A-43D3-8B79-37D633B846F1}">
-                          <asvg:svgBlip xmlns:asvg="http://schemas.microsoft.com/office/drawing/2016/SVG/main" r:embed="rId29"/>
+                        <a:ext uri="{28A0092B-C50C-407E-A947-70E740481C1C}">
+                          <a14:useLocalDpi xmlns:a14="http://schemas.microsoft.com/office/drawing/2010/main" val="0"/>
                         </a:ext>
                       </a:extLst>
                     </a:blip>
@@ -17837,7 +18062,7 @@
                   <pic:spPr>
                     <a:xfrm>
                       <a:off x="0" y="0"/>
-                      <a:ext cx="5734050" cy="3057525"/>
+                      <a:ext cx="4220164" cy="7182852"/>
                     </a:xfrm>
                     <a:prstGeom prst="rect">
                       <a:avLst/>
@@ -17887,14 +18112,13 @@
           <w:noProof/>
           <w:sz w:val="28"/>
           <w:szCs w:val="28"/>
-          <w:lang w:val="vi-VN"/>
         </w:rPr>
         <w:lastRenderedPageBreak/>
         <w:drawing>
-          <wp:inline distT="0" distB="0" distL="0" distR="0" wp14:anchorId="0CDF3235" wp14:editId="2C6EE481">
-            <wp:extent cx="3419475" cy="5600700"/>
-            <wp:effectExtent l="0" t="0" r="9525" b="0"/>
-            <wp:docPr id="590202280" name="Graphic 4"/>
+          <wp:inline distT="0" distB="0" distL="0" distR="0" wp14:anchorId="3732905B" wp14:editId="7A260D7C">
+            <wp:extent cx="5760085" cy="2930525"/>
+            <wp:effectExtent l="0" t="0" r="0" b="3175"/>
+            <wp:docPr id="20" name="Picture 20"/>
             <wp:cNvGraphicFramePr>
               <a:graphicFrameLocks xmlns:a="http://schemas.openxmlformats.org/drawingml/2006/main" noChangeAspect="1"/>
             </wp:cNvGraphicFramePr>
@@ -17902,14 +18126,14 @@
               <a:graphicData uri="http://schemas.openxmlformats.org/drawingml/2006/picture">
                 <pic:pic xmlns:pic="http://schemas.openxmlformats.org/drawingml/2006/picture">
                   <pic:nvPicPr>
-                    <pic:cNvPr id="590202280" name="Graphic 590202280"/>
+                    <pic:cNvPr id="20" name="tt7.drawio.png"/>
                     <pic:cNvPicPr/>
                   </pic:nvPicPr>
                   <pic:blipFill>
-                    <a:blip r:embed="rId30">
+                    <a:blip r:embed="rId27">
                       <a:extLst>
-                        <a:ext uri="{96DAC541-7B7A-43D3-8B79-37D633B846F1}">
-                          <asvg:svgBlip xmlns:asvg="http://schemas.microsoft.com/office/drawing/2016/SVG/main" r:embed="rId31"/>
+                        <a:ext uri="{28A0092B-C50C-407E-A947-70E740481C1C}">
+                          <a14:useLocalDpi xmlns:a14="http://schemas.microsoft.com/office/drawing/2010/main" val="0"/>
                         </a:ext>
                       </a:extLst>
                     </a:blip>
@@ -17920,7 +18144,7 @@
                   <pic:spPr>
                     <a:xfrm>
                       <a:off x="0" y="0"/>
-                      <a:ext cx="3419475" cy="5600700"/>
+                      <a:ext cx="5760085" cy="2930525"/>
                     </a:xfrm>
                     <a:prstGeom prst="rect">
                       <a:avLst/>
@@ -17944,7 +18168,7 @@
           <w:rFonts w:ascii="Times New Roman" w:hAnsi="Times New Roman"/>
         </w:rPr>
       </w:pPr>
-      <w:bookmarkStart w:id="55" w:name="_Toc239755002"/>
+      <w:bookmarkStart w:id="56" w:name="_Toc239755002"/>
       <w:r>
         <w:rPr>
           <w:rFonts w:ascii="Times New Roman" w:hAnsi="Times New Roman"/>
@@ -17957,7 +18181,7 @@
         </w:rPr>
         <w:t xml:space="preserve"> AI Tóm tắt văn bản thông minh</w:t>
       </w:r>
-      <w:bookmarkEnd w:id="55"/>
+      <w:bookmarkEnd w:id="56"/>
     </w:p>
     <w:p>
       <w:pPr>
@@ -17972,7 +18196,7 @@
         </w:rPr>
         <w:t xml:space="preserve"> </w:t>
       </w:r>
-      <w:bookmarkStart w:id="56" w:name="_Toc239755003"/>
+      <w:bookmarkStart w:id="57" w:name="_Toc239755003"/>
       <w:r>
         <w:rPr>
           <w:lang w:val="vi-VN"/>
@@ -17991,7 +18215,7 @@
         </w:rPr>
         <w:t>8</w:t>
       </w:r>
-      <w:bookmarkEnd w:id="56"/>
+      <w:bookmarkEnd w:id="57"/>
     </w:p>
     <w:tbl>
       <w:tblPr>
@@ -18163,7 +18387,18 @@
                 <w:sz w:val="28"/>
                 <w:szCs w:val="28"/>
               </w:rPr>
-              <w:t>AI tự động tóm tắt văn bản dài thành 3–5 ý cốt lõi (mục đích, yêu cầu chính, thời hạn xử lý) hiển thị tối ưu trên PC và máy tính bảng</w:t>
+              <w:t>Hệ thống AI / OCR tự động tóm tắt</w:t>
+            </w:r>
+            <w:r>
+              <w:rPr>
+                <w:rFonts w:ascii="Times New Roman" w:hAnsi="Times New Roman"/>
+                <w:i w:val="0"/>
+                <w:iCs/>
+                <w:color w:val="auto"/>
+                <w:sz w:val="28"/>
+                <w:szCs w:val="28"/>
+              </w:rPr>
+              <w:t>văn bản dài thành 3–5 ý cốt lõi (mục đích, yêu cầu chính, thời hạn xử lý) hiển thị tối ưu trên PC và máy tính bảng</w:t>
             </w:r>
           </w:p>
         </w:tc>
@@ -18224,7 +18459,7 @@
                 <w:sz w:val="28"/>
                 <w:szCs w:val="28"/>
               </w:rPr>
-              <w:t>Lãnh đạo</w:t>
+              <w:t>Lãnh đạo, Hệ thống AI / OCR</w:t>
             </w:r>
           </w:p>
         </w:tc>
@@ -18314,7 +18549,6 @@
                 <w:sz w:val="28"/>
                 <w:szCs w:val="28"/>
               </w:rPr>
-              <w:lastRenderedPageBreak/>
               <w:t>Điều kiện sau:</w:t>
             </w:r>
           </w:p>
@@ -18477,7 +18711,27 @@
                 <w:sz w:val="28"/>
                 <w:szCs w:val="28"/>
               </w:rPr>
-              <w:t xml:space="preserve">  Hệ thống chuyển nội dung văn bản thô sang phân hệ AI.</w:t>
+              <w:t xml:space="preserve">  </w:t>
+            </w:r>
+            <w:r>
+              <w:rPr>
+                <w:rFonts w:ascii="Times New Roman" w:hAnsi="Times New Roman"/>
+                <w:i w:val="0"/>
+                <w:color w:val="000000" w:themeColor="text1"/>
+                <w:sz w:val="28"/>
+                <w:szCs w:val="28"/>
+              </w:rPr>
+              <w:t>Hệ thống chuyển nội dung văn bản thô sang Hệ thống AI / OCR</w:t>
+            </w:r>
+            <w:r>
+              <w:rPr>
+                <w:rFonts w:ascii="Times New Roman" w:hAnsi="Times New Roman"/>
+                <w:i w:val="0"/>
+                <w:color w:val="000000" w:themeColor="text1"/>
+                <w:sz w:val="28"/>
+                <w:szCs w:val="28"/>
+              </w:rPr>
+              <w:t>.</w:t>
             </w:r>
           </w:p>
           <w:p>
@@ -18510,7 +18764,27 @@
                 <w:sz w:val="28"/>
                 <w:szCs w:val="28"/>
               </w:rPr>
-              <w:t xml:space="preserve">  AI phân tích, trích xuất và tổng hợp thành 3-5 ý cốt lõi. </w:t>
+              <w:t xml:space="preserve">  </w:t>
+            </w:r>
+            <w:r>
+              <w:rPr>
+                <w:rFonts w:ascii="Times New Roman" w:hAnsi="Times New Roman"/>
+                <w:i w:val="0"/>
+                <w:color w:val="000000" w:themeColor="text1"/>
+                <w:sz w:val="28"/>
+                <w:szCs w:val="28"/>
+              </w:rPr>
+              <w:t>Hệ thống AI / OCR phân tích ngữ cảnh, trích xuất và tổng hợp thành 3-5 ý cốt lõi</w:t>
+            </w:r>
+            <w:r>
+              <w:rPr>
+                <w:rFonts w:ascii="Times New Roman" w:hAnsi="Times New Roman"/>
+                <w:i w:val="0"/>
+                <w:color w:val="000000" w:themeColor="text1"/>
+                <w:sz w:val="28"/>
+                <w:szCs w:val="28"/>
+              </w:rPr>
+              <w:t xml:space="preserve">. </w:t>
             </w:r>
           </w:p>
           <w:p>
@@ -18609,7 +18883,41 @@
                 <w:sz w:val="28"/>
                 <w:szCs w:val="28"/>
               </w:rPr>
-              <w:t>Nếu nội dung văn bản quá ngắn (dưới 100 từ) hoặc AI không thể tóm tắt do lỗi kết nối, hệ thống sẽ bỏ qua bước tóm tắt và hiển thị nguyên bản nội dung kèm thông báo "Không cần/Không thể tóm tắt"</w:t>
+              <w:t xml:space="preserve">Nếu nội dung văn bản quá ngắn (dưới 100 từ) hoặc </w:t>
+            </w:r>
+            <w:r>
+              <w:rPr>
+                <w:rFonts w:ascii="Times New Roman" w:hAnsi="Times New Roman"/>
+                <w:i w:val="0"/>
+                <w:iCs/>
+                <w:color w:val="auto"/>
+                <w:sz w:val="28"/>
+                <w:szCs w:val="28"/>
+              </w:rPr>
+              <w:t>Hệ thống AI / OCR không thể tóm tắt</w:t>
+            </w:r>
+            <w:r>
+              <w:rPr>
+                <w:rFonts w:ascii="Times New Roman" w:hAnsi="Times New Roman"/>
+                <w:i w:val="0"/>
+                <w:iCs/>
+                <w:color w:val="auto"/>
+                <w:sz w:val="28"/>
+                <w:szCs w:val="28"/>
+              </w:rPr>
+              <w:t xml:space="preserve"> do lỗi kết nối, hệ thống </w:t>
+            </w:r>
+            <w:r>
+              <w:rPr>
+                <w:rFonts w:ascii="Times New Roman" w:hAnsi="Times New Roman"/>
+                <w:i w:val="0"/>
+                <w:iCs/>
+                <w:color w:val="auto"/>
+                <w:sz w:val="28"/>
+                <w:szCs w:val="28"/>
+              </w:rPr>
+              <w:lastRenderedPageBreak/>
+              <w:t>sẽ bỏ qua bước tóm tắt và hiển thị nguyên bản nội dung kèm thông báo "Không cần/Không thể tóm tắt"</w:t>
             </w:r>
           </w:p>
         </w:tc>
@@ -18650,14 +18958,14 @@
         </w:rPr>
         <w:t xml:space="preserve"> </w:t>
       </w:r>
-      <w:bookmarkStart w:id="57" w:name="_Toc239755004"/>
+      <w:bookmarkStart w:id="58" w:name="_Toc239755004"/>
       <w:r>
         <w:rPr>
           <w:lang w:val="vi-VN"/>
         </w:rPr>
         <w:t>Biểu đồ</w:t>
       </w:r>
-      <w:bookmarkEnd w:id="57"/>
+      <w:bookmarkEnd w:id="58"/>
     </w:p>
     <w:p>
       <w:pPr>
@@ -18675,13 +18983,12 @@
           <w:noProof/>
           <w:sz w:val="28"/>
           <w:szCs w:val="28"/>
-          <w:lang w:val="vi-VN"/>
         </w:rPr>
         <w:drawing>
-          <wp:inline distT="0" distB="0" distL="0" distR="0" wp14:anchorId="3207D16C" wp14:editId="46F05491">
-            <wp:extent cx="5760085" cy="3585845"/>
+          <wp:inline distT="0" distB="0" distL="0" distR="0" wp14:anchorId="6F4D4673" wp14:editId="0F4CF223">
+            <wp:extent cx="5760085" cy="2961640"/>
             <wp:effectExtent l="0" t="0" r="0" b="0"/>
-            <wp:docPr id="536466527" name="Graphic 5"/>
+            <wp:docPr id="21" name="Picture 21"/>
             <wp:cNvGraphicFramePr>
               <a:graphicFrameLocks xmlns:a="http://schemas.openxmlformats.org/drawingml/2006/main" noChangeAspect="1"/>
             </wp:cNvGraphicFramePr>
@@ -18689,14 +18996,14 @@
               <a:graphicData uri="http://schemas.openxmlformats.org/drawingml/2006/picture">
                 <pic:pic xmlns:pic="http://schemas.openxmlformats.org/drawingml/2006/picture">
                   <pic:nvPicPr>
-                    <pic:cNvPr id="536466527" name="Graphic 536466527"/>
+                    <pic:cNvPr id="21" name="tt8.drawio.png"/>
                     <pic:cNvPicPr/>
                   </pic:nvPicPr>
                   <pic:blipFill>
-                    <a:blip r:embed="rId32">
+                    <a:blip r:embed="rId28">
                       <a:extLst>
-                        <a:ext uri="{96DAC541-7B7A-43D3-8B79-37D633B846F1}">
-                          <asvg:svgBlip xmlns:asvg="http://schemas.microsoft.com/office/drawing/2016/SVG/main" r:embed="rId33"/>
+                        <a:ext uri="{28A0092B-C50C-407E-A947-70E740481C1C}">
+                          <a14:useLocalDpi xmlns:a14="http://schemas.microsoft.com/office/drawing/2010/main" val="0"/>
                         </a:ext>
                       </a:extLst>
                     </a:blip>
@@ -18707,7 +19014,7 @@
                   <pic:spPr>
                     <a:xfrm>
                       <a:off x="0" y="0"/>
-                      <a:ext cx="5760085" cy="3585845"/>
+                      <a:ext cx="5760085" cy="2961640"/>
                     </a:xfrm>
                     <a:prstGeom prst="rect">
                       <a:avLst/>
@@ -18759,14 +19066,13 @@
           <w:noProof/>
           <w:sz w:val="28"/>
           <w:szCs w:val="28"/>
-          <w:lang w:val="vi-VN"/>
         </w:rPr>
         <w:lastRenderedPageBreak/>
         <w:drawing>
-          <wp:inline distT="0" distB="0" distL="0" distR="0" wp14:anchorId="1762FED3" wp14:editId="069D9A94">
-            <wp:extent cx="3038475" cy="7219950"/>
-            <wp:effectExtent l="0" t="0" r="9525" b="0"/>
-            <wp:docPr id="232630828" name="Graphic 6"/>
+          <wp:inline distT="0" distB="0" distL="0" distR="0" wp14:anchorId="6F2432D4" wp14:editId="69683280">
+            <wp:extent cx="4210638" cy="7544853"/>
+            <wp:effectExtent l="0" t="0" r="0" b="0"/>
+            <wp:docPr id="8" name="Picture 8"/>
             <wp:cNvGraphicFramePr>
               <a:graphicFrameLocks xmlns:a="http://schemas.openxmlformats.org/drawingml/2006/main" noChangeAspect="1"/>
             </wp:cNvGraphicFramePr>
@@ -18774,14 +19080,14 @@
               <a:graphicData uri="http://schemas.openxmlformats.org/drawingml/2006/picture">
                 <pic:pic xmlns:pic="http://schemas.openxmlformats.org/drawingml/2006/picture">
                   <pic:nvPicPr>
-                    <pic:cNvPr id="232630828" name="Graphic 232630828"/>
+                    <pic:cNvPr id="8" name="hd8.drawio.png"/>
                     <pic:cNvPicPr/>
                   </pic:nvPicPr>
                   <pic:blipFill>
-                    <a:blip r:embed="rId34">
+                    <a:blip r:embed="rId29">
                       <a:extLst>
-                        <a:ext uri="{96DAC541-7B7A-43D3-8B79-37D633B846F1}">
-                          <asvg:svgBlip xmlns:asvg="http://schemas.microsoft.com/office/drawing/2016/SVG/main" r:embed="rId35"/>
+                        <a:ext uri="{28A0092B-C50C-407E-A947-70E740481C1C}">
+                          <a14:useLocalDpi xmlns:a14="http://schemas.microsoft.com/office/drawing/2010/main" val="0"/>
                         </a:ext>
                       </a:extLst>
                     </a:blip>
@@ -18792,7 +19098,7 @@
                   <pic:spPr>
                     <a:xfrm>
                       <a:off x="0" y="0"/>
-                      <a:ext cx="3038475" cy="7219950"/>
+                      <a:ext cx="4210638" cy="7544853"/>
                     </a:xfrm>
                     <a:prstGeom prst="rect">
                       <a:avLst/>
@@ -18828,7 +19134,7 @@
           <w:rFonts w:ascii="Times New Roman" w:hAnsi="Times New Roman"/>
         </w:rPr>
       </w:pPr>
-      <w:bookmarkStart w:id="58" w:name="_Toc239755005"/>
+      <w:bookmarkStart w:id="59" w:name="_Toc239755005"/>
       <w:r>
         <w:rPr>
           <w:rFonts w:ascii="Times New Roman" w:hAnsi="Times New Roman"/>
@@ -18841,13 +19147,13 @@
         </w:rPr>
         <w:t xml:space="preserve"> AI Phân loại &amp; Gợi ý ưu tiên</w:t>
       </w:r>
-      <w:bookmarkEnd w:id="58"/>
+      <w:bookmarkEnd w:id="59"/>
     </w:p>
     <w:p>
       <w:pPr>
         <w:pStyle w:val="Heading3"/>
       </w:pPr>
-      <w:bookmarkStart w:id="59" w:name="_Toc239755006"/>
+      <w:bookmarkStart w:id="60" w:name="_Toc239755006"/>
       <w:r>
         <w:t xml:space="preserve">Mô tả use case </w:t>
       </w:r>
@@ -18857,7 +19163,7 @@
       <w:r>
         <w:t>9</w:t>
       </w:r>
-      <w:bookmarkEnd w:id="59"/>
+      <w:bookmarkEnd w:id="60"/>
     </w:p>
     <w:p>
       <w:pPr>
@@ -19040,7 +19346,29 @@
                 <w:sz w:val="28"/>
                 <w:szCs w:val="28"/>
               </w:rPr>
-              <w:t>AI phân tích nội dung để đề xuất nhóm danh mục văn bản, gợi ý độ khẩn (hỏa tốc, khẩn...) và đề xuất phòng ban chuyên môn phù hợp để thụ lý xử lý</w:t>
+              <w:t>Hệ thống AI / OCR phân tích nội dung</w:t>
+            </w:r>
+            <w:r>
+              <w:rPr>
+                <w:rFonts w:ascii="Times New Roman" w:hAnsi="Times New Roman"/>
+                <w:i w:val="0"/>
+                <w:iCs/>
+                <w:color w:val="auto"/>
+                <w:sz w:val="28"/>
+                <w:szCs w:val="28"/>
+              </w:rPr>
+              <w:t xml:space="preserve"> </w:t>
+            </w:r>
+            <w:r>
+              <w:rPr>
+                <w:rFonts w:ascii="Times New Roman" w:hAnsi="Times New Roman"/>
+                <w:i w:val="0"/>
+                <w:iCs/>
+                <w:color w:val="auto"/>
+                <w:sz w:val="28"/>
+                <w:szCs w:val="28"/>
+              </w:rPr>
+              <w:t>để đề xuất nhóm danh mục văn bản, gợi ý độ khẩn (hỏa tốc, khẩn...) và đề xuất phòng ban chuyên môn phù hợp để thụ lý xử lý</w:t>
             </w:r>
           </w:p>
         </w:tc>
@@ -19101,7 +19429,7 @@
                 <w:sz w:val="28"/>
                 <w:szCs w:val="28"/>
               </w:rPr>
-              <w:t>Văn thư, Lãnh đạo</w:t>
+              <w:t>Văn thư, Lãnh đạo, Hệ thống AI / OCR</w:t>
             </w:r>
           </w:p>
         </w:tc>
@@ -19324,7 +19652,27 @@
                 <w:sz w:val="28"/>
                 <w:szCs w:val="28"/>
               </w:rPr>
-              <w:t>-  AI Engine tiếp nhận nội dung văn bản để đối chiếu với các nhóm danh mục và chức năng của từng phòng ban.</w:t>
+              <w:t xml:space="preserve">-  </w:t>
+            </w:r>
+            <w:r>
+              <w:rPr>
+                <w:rFonts w:ascii="Times New Roman" w:hAnsi="Times New Roman"/>
+                <w:i w:val="0"/>
+                <w:color w:val="000000" w:themeColor="text1"/>
+                <w:sz w:val="28"/>
+                <w:szCs w:val="28"/>
+              </w:rPr>
+              <w:t>Hệ thống AI / OCR tiếp nhận nội dung văn bản để đối chiếu với các nhóm danh mục</w:t>
+            </w:r>
+            <w:r>
+              <w:rPr>
+                <w:rFonts w:ascii="Times New Roman" w:hAnsi="Times New Roman"/>
+                <w:i w:val="0"/>
+                <w:color w:val="000000" w:themeColor="text1"/>
+                <w:sz w:val="28"/>
+                <w:szCs w:val="28"/>
+              </w:rPr>
+              <w:t xml:space="preserve"> và chức năng của từng phòng ban.</w:t>
             </w:r>
           </w:p>
           <w:p>
@@ -19346,7 +19694,27 @@
                 <w:sz w:val="28"/>
                 <w:szCs w:val="28"/>
               </w:rPr>
-              <w:t xml:space="preserve">- AI trả về danh sách các đề xuất: Nhóm văn bản, Mức độ ưu tiên, Phòng ban phù hợp. </w:t>
+              <w:t xml:space="preserve">- </w:t>
+            </w:r>
+            <w:r>
+              <w:rPr>
+                <w:rFonts w:ascii="Times New Roman" w:hAnsi="Times New Roman"/>
+                <w:i w:val="0"/>
+                <w:color w:val="000000" w:themeColor="text1"/>
+                <w:sz w:val="28"/>
+                <w:szCs w:val="28"/>
+              </w:rPr>
+              <w:t>Hệ thống AI / OCR trả về danh sách các đề xuất: Nhóm văn bản, Mức độ ưu tiên, Phòng ban</w:t>
+            </w:r>
+            <w:r>
+              <w:rPr>
+                <w:rFonts w:ascii="Times New Roman" w:hAnsi="Times New Roman"/>
+                <w:i w:val="0"/>
+                <w:color w:val="000000" w:themeColor="text1"/>
+                <w:sz w:val="28"/>
+                <w:szCs w:val="28"/>
+              </w:rPr>
+              <w:t xml:space="preserve"> phù hợp. </w:t>
             </w:r>
           </w:p>
           <w:p>
@@ -19463,7 +19831,29 @@
                 <w:sz w:val="28"/>
                 <w:szCs w:val="28"/>
               </w:rPr>
-              <w:t>Nếu nội dung chung chung, AI không thể xác định chính xác phòng ban thụ lý, hệ thống sẽ bỏ trống phần gợi ý phòng ban và đặt mức ưu tiên mặc định là "Bình thường"</w:t>
+              <w:t xml:space="preserve">Nếu nội dung chung chung, </w:t>
+            </w:r>
+            <w:r>
+              <w:rPr>
+                <w:rFonts w:ascii="Times New Roman" w:hAnsi="Times New Roman"/>
+                <w:i w:val="0"/>
+                <w:iCs/>
+                <w:color w:val="000000" w:themeColor="text1"/>
+                <w:sz w:val="28"/>
+                <w:szCs w:val="28"/>
+              </w:rPr>
+              <w:t>Hệ thống AI / OCR không thể xác định</w:t>
+            </w:r>
+            <w:r>
+              <w:rPr>
+                <w:rFonts w:ascii="Times New Roman" w:hAnsi="Times New Roman"/>
+                <w:i w:val="0"/>
+                <w:iCs/>
+                <w:color w:val="000000" w:themeColor="text1"/>
+                <w:sz w:val="28"/>
+                <w:szCs w:val="28"/>
+              </w:rPr>
+              <w:t xml:space="preserve"> chính xác phòng ban thụ lý, hệ thống sẽ bỏ trống phần gợi ý phòng ban và đặt mức ưu tiên mặc định là "Bình thường"</w:t>
             </w:r>
           </w:p>
         </w:tc>
@@ -19507,13 +19897,13 @@
           <w:noProof/>
           <w:sz w:val="28"/>
           <w:szCs w:val="28"/>
-          <w:lang w:val="vi-VN"/>
-        </w:rPr>
+        </w:rPr>
+        <w:lastRenderedPageBreak/>
         <w:drawing>
-          <wp:inline distT="0" distB="0" distL="0" distR="0" wp14:anchorId="1652E828" wp14:editId="08C9F830">
-            <wp:extent cx="5760085" cy="2699385"/>
-            <wp:effectExtent l="0" t="0" r="0" b="5715"/>
-            <wp:docPr id="1054682976" name="Graphic 7"/>
+          <wp:inline distT="0" distB="0" distL="0" distR="0" wp14:anchorId="34AA2196" wp14:editId="493500A7">
+            <wp:extent cx="5760085" cy="2845435"/>
+            <wp:effectExtent l="0" t="0" r="0" b="0"/>
+            <wp:docPr id="22" name="Picture 22"/>
             <wp:cNvGraphicFramePr>
               <a:graphicFrameLocks xmlns:a="http://schemas.openxmlformats.org/drawingml/2006/main" noChangeAspect="1"/>
             </wp:cNvGraphicFramePr>
@@ -19521,14 +19911,14 @@
               <a:graphicData uri="http://schemas.openxmlformats.org/drawingml/2006/picture">
                 <pic:pic xmlns:pic="http://schemas.openxmlformats.org/drawingml/2006/picture">
                   <pic:nvPicPr>
-                    <pic:cNvPr id="1054682976" name="Graphic 1054682976"/>
+                    <pic:cNvPr id="22" name="tt9.drawio.png"/>
                     <pic:cNvPicPr/>
                   </pic:nvPicPr>
                   <pic:blipFill>
-                    <a:blip r:embed="rId36">
+                    <a:blip r:embed="rId30">
                       <a:extLst>
-                        <a:ext uri="{96DAC541-7B7A-43D3-8B79-37D633B846F1}">
-                          <asvg:svgBlip xmlns:asvg="http://schemas.microsoft.com/office/drawing/2016/SVG/main" r:embed="rId37"/>
+                        <a:ext uri="{28A0092B-C50C-407E-A947-70E740481C1C}">
+                          <a14:useLocalDpi xmlns:a14="http://schemas.microsoft.com/office/drawing/2010/main" val="0"/>
                         </a:ext>
                       </a:extLst>
                     </a:blip>
@@ -19539,7 +19929,7 @@
                   <pic:spPr>
                     <a:xfrm>
                       <a:off x="0" y="0"/>
-                      <a:ext cx="5760085" cy="2699385"/>
+                      <a:ext cx="5760085" cy="2845435"/>
                     </a:xfrm>
                     <a:prstGeom prst="rect">
                       <a:avLst/>
@@ -19602,13 +19992,13 @@
           <w:noProof/>
           <w:sz w:val="28"/>
           <w:szCs w:val="28"/>
-          <w:lang w:val="vi-VN"/>
-        </w:rPr>
+        </w:rPr>
+        <w:lastRenderedPageBreak/>
         <w:drawing>
-          <wp:inline distT="0" distB="0" distL="0" distR="0" wp14:anchorId="402A8A12" wp14:editId="7CD1BC6B">
-            <wp:extent cx="4152900" cy="7924800"/>
+          <wp:inline distT="0" distB="0" distL="0" distR="0" wp14:anchorId="05411E99" wp14:editId="2962F27D">
+            <wp:extent cx="4153480" cy="8249801"/>
             <wp:effectExtent l="0" t="0" r="0" b="0"/>
-            <wp:docPr id="2048105368" name="Graphic 8"/>
+            <wp:docPr id="9" name="Picture 9"/>
             <wp:cNvGraphicFramePr>
               <a:graphicFrameLocks xmlns:a="http://schemas.openxmlformats.org/drawingml/2006/main" noChangeAspect="1"/>
             </wp:cNvGraphicFramePr>
@@ -19616,14 +20006,14 @@
               <a:graphicData uri="http://schemas.openxmlformats.org/drawingml/2006/picture">
                 <pic:pic xmlns:pic="http://schemas.openxmlformats.org/drawingml/2006/picture">
                   <pic:nvPicPr>
-                    <pic:cNvPr id="2048105368" name="Graphic 2048105368"/>
+                    <pic:cNvPr id="9" name="hd9.drawio.png"/>
                     <pic:cNvPicPr/>
                   </pic:nvPicPr>
                   <pic:blipFill>
-                    <a:blip r:embed="rId38">
+                    <a:blip r:embed="rId31">
                       <a:extLst>
-                        <a:ext uri="{96DAC541-7B7A-43D3-8B79-37D633B846F1}">
-                          <asvg:svgBlip xmlns:asvg="http://schemas.microsoft.com/office/drawing/2016/SVG/main" r:embed="rId39"/>
+                        <a:ext uri="{28A0092B-C50C-407E-A947-70E740481C1C}">
+                          <a14:useLocalDpi xmlns:a14="http://schemas.microsoft.com/office/drawing/2010/main" val="0"/>
                         </a:ext>
                       </a:extLst>
                     </a:blip>
@@ -19634,7 +20024,7 @@
                   <pic:spPr>
                     <a:xfrm>
                       <a:off x="0" y="0"/>
-                      <a:ext cx="4152900" cy="7924800"/>
+                      <a:ext cx="4153480" cy="8249801"/>
                     </a:xfrm>
                     <a:prstGeom prst="rect">
                       <a:avLst/>
@@ -19658,7 +20048,7 @@
           <w:rFonts w:ascii="Times New Roman" w:hAnsi="Times New Roman"/>
         </w:rPr>
       </w:pPr>
-      <w:bookmarkStart w:id="60" w:name="_Toc239755007"/>
+      <w:bookmarkStart w:id="61" w:name="_Toc239755007"/>
       <w:r>
         <w:rPr>
           <w:rFonts w:ascii="Times New Roman" w:hAnsi="Times New Roman"/>
@@ -19672,13 +20062,13 @@
         </w:rPr>
         <w:t xml:space="preserve"> AI Sinh dự thảo phản hồi</w:t>
       </w:r>
-      <w:bookmarkEnd w:id="60"/>
+      <w:bookmarkEnd w:id="61"/>
     </w:p>
     <w:p>
       <w:pPr>
         <w:pStyle w:val="Heading3"/>
       </w:pPr>
-      <w:bookmarkStart w:id="61" w:name="_Toc239755008"/>
+      <w:bookmarkStart w:id="62" w:name="_Toc239755008"/>
       <w:r>
         <w:t xml:space="preserve">Mô tả use case </w:t>
       </w:r>
@@ -19688,7 +20078,7 @@
       <w:r>
         <w:t>10</w:t>
       </w:r>
-      <w:bookmarkEnd w:id="61"/>
+      <w:bookmarkEnd w:id="62"/>
     </w:p>
     <w:tbl>
       <w:tblPr>
@@ -19859,7 +20249,18 @@
                 <w:sz w:val="28"/>
                 <w:szCs w:val="28"/>
               </w:rPr>
-              <w:t>AI tự động tạo công văn trả lời dựa trên nội dung công văn gốc và ý kiến chỉ đạo ngắn của Lãnh đạo, đảm bảo chuẩn thể thức văn bản hành chính nhà nước</w:t>
+              <w:t>Hệ thống AI / OCR tự động tạo công văn</w:t>
+            </w:r>
+            <w:r>
+              <w:rPr>
+                <w:rFonts w:ascii="Times New Roman" w:hAnsi="Times New Roman"/>
+                <w:i w:val="0"/>
+                <w:iCs/>
+                <w:color w:val="auto"/>
+                <w:sz w:val="28"/>
+                <w:szCs w:val="28"/>
+              </w:rPr>
+              <w:t xml:space="preserve"> trả lời dựa trên nội dung công văn gốc và ý kiến chỉ đạo ngắn của Lãnh đạo, đảm bảo chuẩn thể thức văn bản hành chính nhà nước</w:t>
             </w:r>
           </w:p>
         </w:tc>
@@ -19920,7 +20321,7 @@
                 <w:sz w:val="28"/>
                 <w:szCs w:val="28"/>
               </w:rPr>
-              <w:t>Chuyên viên</w:t>
+              <w:t>Chuyên viên, Hệ thống AI / OCR</w:t>
             </w:r>
           </w:p>
         </w:tc>
@@ -20163,7 +20564,27 @@
                 <w:sz w:val="28"/>
                 <w:szCs w:val="28"/>
               </w:rPr>
-              <w:t>- Hệ thống tổng hợp nội dung văn bản gốc và ý kiến chỉ đạo, gửi yêu cầu tới AI Engine.</w:t>
+              <w:t xml:space="preserve">- Hệ thống tổng hợp nội dung văn bản gốc và ý kiến chỉ đạo, </w:t>
+            </w:r>
+            <w:r>
+              <w:rPr>
+                <w:rFonts w:ascii="Times New Roman" w:hAnsi="Times New Roman"/>
+                <w:i w:val="0"/>
+                <w:color w:val="000000" w:themeColor="text1"/>
+                <w:sz w:val="28"/>
+                <w:szCs w:val="28"/>
+              </w:rPr>
+              <w:t>gửi yêu cầu tới Hệ thống AI / OCR</w:t>
+            </w:r>
+            <w:r>
+              <w:rPr>
+                <w:rFonts w:ascii="Times New Roman" w:hAnsi="Times New Roman"/>
+                <w:i w:val="0"/>
+                <w:color w:val="000000" w:themeColor="text1"/>
+                <w:sz w:val="28"/>
+                <w:szCs w:val="28"/>
+              </w:rPr>
+              <w:t>.</w:t>
             </w:r>
           </w:p>
           <w:p>
@@ -20185,7 +20606,27 @@
                 <w:sz w:val="28"/>
                 <w:szCs w:val="28"/>
               </w:rPr>
-              <w:t>- AI sinh ra nội dung văn bản theo đúng thể thức hành chính.   Giao diện hiển thị bản dự thảo trong trình soạn thảo văn bản.</w:t>
+              <w:t xml:space="preserve">- </w:t>
+            </w:r>
+            <w:r>
+              <w:rPr>
+                <w:rFonts w:ascii="Times New Roman" w:hAnsi="Times New Roman"/>
+                <w:i w:val="0"/>
+                <w:color w:val="000000" w:themeColor="text1"/>
+                <w:sz w:val="28"/>
+                <w:szCs w:val="28"/>
+              </w:rPr>
+              <w:t>Hệ thống AI / OCR sinh ra nội dung văn bản theo đúng thể thức hành chính</w:t>
+            </w:r>
+            <w:r>
+              <w:rPr>
+                <w:rFonts w:ascii="Times New Roman" w:hAnsi="Times New Roman"/>
+                <w:i w:val="0"/>
+                <w:color w:val="000000" w:themeColor="text1"/>
+                <w:sz w:val="28"/>
+                <w:szCs w:val="28"/>
+              </w:rPr>
+              <w:t>.   Giao diện hiển thị bản dự thảo trong trình soạn thảo văn bản.</w:t>
             </w:r>
           </w:p>
           <w:p>
@@ -20296,7 +20737,29 @@
                 <w:sz w:val="28"/>
                 <w:szCs w:val="28"/>
               </w:rPr>
-              <w:t>Nếu ý kiến chỉ đạo quá ngắn hoặc nội dung gốc không đầy đủ khiến AI không thể sinh văn bản hợp lý, hệ thống trả về thông báo lỗi hoặc sinh ra một bộ khung văn bản trống để Chuyên viên tự điền</w:t>
+              <w:t xml:space="preserve">Nếu ý kiến chỉ đạo quá ngắn hoặc nội dung gốc không đầy đủ </w:t>
+            </w:r>
+            <w:r>
+              <w:rPr>
+                <w:rFonts w:ascii="Times New Roman" w:hAnsi="Times New Roman"/>
+                <w:i w:val="0"/>
+                <w:iCs/>
+                <w:color w:val="000000" w:themeColor="text1"/>
+                <w:sz w:val="28"/>
+                <w:szCs w:val="28"/>
+              </w:rPr>
+              <w:t>khiến Hệ thống AI / OCR không thể sinh</w:t>
+            </w:r>
+            <w:r>
+              <w:rPr>
+                <w:rFonts w:ascii="Times New Roman" w:hAnsi="Times New Roman"/>
+                <w:i w:val="0"/>
+                <w:iCs/>
+                <w:color w:val="000000" w:themeColor="text1"/>
+                <w:sz w:val="28"/>
+                <w:szCs w:val="28"/>
+              </w:rPr>
+              <w:t xml:space="preserve"> văn bản hợp lý, hệ thống trả về thông báo lỗi hoặc sinh ra một bộ khung văn bản trống để Chuyên viên tự điền</w:t>
             </w:r>
           </w:p>
           <w:p>
@@ -20343,11 +20806,11 @@
         <w:lastRenderedPageBreak/>
         <w:t xml:space="preserve"> </w:t>
       </w:r>
-      <w:bookmarkStart w:id="62" w:name="_Toc239755009"/>
+      <w:bookmarkStart w:id="63" w:name="_Toc239755009"/>
       <w:r>
         <w:t>Biểu đồ</w:t>
       </w:r>
-      <w:bookmarkEnd w:id="62"/>
+      <w:bookmarkEnd w:id="63"/>
     </w:p>
     <w:p>
       <w:pPr>
@@ -20365,13 +20828,12 @@
           <w:noProof/>
           <w:sz w:val="28"/>
           <w:szCs w:val="28"/>
-          <w:lang w:val="vi-VN"/>
         </w:rPr>
         <w:drawing>
-          <wp:inline distT="0" distB="0" distL="0" distR="0" wp14:anchorId="3C3CF6FC" wp14:editId="79C3CA63">
-            <wp:extent cx="5760085" cy="3094990"/>
+          <wp:inline distT="0" distB="0" distL="0" distR="0" wp14:anchorId="15DC11A9" wp14:editId="482C5C93">
+            <wp:extent cx="5760085" cy="2980055"/>
             <wp:effectExtent l="0" t="0" r="0" b="0"/>
-            <wp:docPr id="859824612" name="Graphic 9"/>
+            <wp:docPr id="23" name="Picture 23"/>
             <wp:cNvGraphicFramePr>
               <a:graphicFrameLocks xmlns:a="http://schemas.openxmlformats.org/drawingml/2006/main" noChangeAspect="1"/>
             </wp:cNvGraphicFramePr>
@@ -20379,14 +20841,14 @@
               <a:graphicData uri="http://schemas.openxmlformats.org/drawingml/2006/picture">
                 <pic:pic xmlns:pic="http://schemas.openxmlformats.org/drawingml/2006/picture">
                   <pic:nvPicPr>
-                    <pic:cNvPr id="859824612" name="Graphic 859824612"/>
+                    <pic:cNvPr id="23" name="tt10.drawio.png"/>
                     <pic:cNvPicPr/>
                   </pic:nvPicPr>
                   <pic:blipFill>
-                    <a:blip r:embed="rId40">
+                    <a:blip r:embed="rId32">
                       <a:extLst>
-                        <a:ext uri="{96DAC541-7B7A-43D3-8B79-37D633B846F1}">
-                          <asvg:svgBlip xmlns:asvg="http://schemas.microsoft.com/office/drawing/2016/SVG/main" r:embed="rId41"/>
+                        <a:ext uri="{28A0092B-C50C-407E-A947-70E740481C1C}">
+                          <a14:useLocalDpi xmlns:a14="http://schemas.microsoft.com/office/drawing/2010/main" val="0"/>
                         </a:ext>
                       </a:extLst>
                     </a:blip>
@@ -20397,7 +20859,7 @@
                   <pic:spPr>
                     <a:xfrm>
                       <a:off x="0" y="0"/>
-                      <a:ext cx="5760085" cy="3094990"/>
+                      <a:ext cx="5760085" cy="2980055"/>
                     </a:xfrm>
                     <a:prstGeom prst="rect">
                       <a:avLst/>
@@ -20460,14 +20922,13 @@
           <w:noProof/>
           <w:sz w:val="28"/>
           <w:szCs w:val="28"/>
-          <w:lang w:val="vi-VN"/>
         </w:rPr>
         <w:lastRenderedPageBreak/>
         <w:drawing>
-          <wp:inline distT="0" distB="0" distL="0" distR="0" wp14:anchorId="4B4ED809" wp14:editId="584F017E">
-            <wp:extent cx="2714625" cy="7029450"/>
+          <wp:inline distT="0" distB="0" distL="0" distR="0" wp14:anchorId="0168D98E" wp14:editId="6C6C3ABE">
+            <wp:extent cx="3839111" cy="7354326"/>
             <wp:effectExtent l="0" t="0" r="9525" b="0"/>
-            <wp:docPr id="1856063983" name="Graphic 10"/>
+            <wp:docPr id="10" name="Picture 10"/>
             <wp:cNvGraphicFramePr>
               <a:graphicFrameLocks xmlns:a="http://schemas.openxmlformats.org/drawingml/2006/main" noChangeAspect="1"/>
             </wp:cNvGraphicFramePr>
@@ -20475,14 +20936,14 @@
               <a:graphicData uri="http://schemas.openxmlformats.org/drawingml/2006/picture">
                 <pic:pic xmlns:pic="http://schemas.openxmlformats.org/drawingml/2006/picture">
                   <pic:nvPicPr>
-                    <pic:cNvPr id="1856063983" name="Graphic 1856063983"/>
+                    <pic:cNvPr id="10" name="hd10.drawio.png"/>
                     <pic:cNvPicPr/>
                   </pic:nvPicPr>
                   <pic:blipFill>
-                    <a:blip r:embed="rId42">
+                    <a:blip r:embed="rId33">
                       <a:extLst>
-                        <a:ext uri="{96DAC541-7B7A-43D3-8B79-37D633B846F1}">
-                          <asvg:svgBlip xmlns:asvg="http://schemas.microsoft.com/office/drawing/2016/SVG/main" r:embed="rId43"/>
+                        <a:ext uri="{28A0092B-C50C-407E-A947-70E740481C1C}">
+                          <a14:useLocalDpi xmlns:a14="http://schemas.microsoft.com/office/drawing/2010/main" val="0"/>
                         </a:ext>
                       </a:extLst>
                     </a:blip>
@@ -20493,7 +20954,7 @@
                   <pic:spPr>
                     <a:xfrm>
                       <a:off x="0" y="0"/>
-                      <a:ext cx="2714625" cy="7029450"/>
+                      <a:ext cx="3839111" cy="7354326"/>
                     </a:xfrm>
                     <a:prstGeom prst="rect">
                       <a:avLst/>
@@ -20517,7 +20978,7 @@
           <w:rFonts w:ascii="Times New Roman" w:hAnsi="Times New Roman"/>
         </w:rPr>
       </w:pPr>
-      <w:bookmarkStart w:id="63" w:name="_Toc239755010"/>
+      <w:bookmarkStart w:id="64" w:name="_Toc239755010"/>
       <w:r>
         <w:rPr>
           <w:rFonts w:ascii="Times New Roman" w:hAnsi="Times New Roman"/>
@@ -20530,13 +20991,13 @@
         </w:rPr>
         <w:t xml:space="preserve"> Xem Dashboard báo cáo thống kê</w:t>
       </w:r>
-      <w:bookmarkEnd w:id="63"/>
+      <w:bookmarkEnd w:id="64"/>
     </w:p>
     <w:p>
       <w:pPr>
         <w:pStyle w:val="Heading3"/>
       </w:pPr>
-      <w:bookmarkStart w:id="64" w:name="_Toc239755011"/>
+      <w:bookmarkStart w:id="65" w:name="_Toc239755011"/>
       <w:r>
         <w:t xml:space="preserve">Mô tả use case </w:t>
       </w:r>
@@ -20546,7 +21007,7 @@
       <w:r>
         <w:t>11</w:t>
       </w:r>
-      <w:bookmarkEnd w:id="64"/>
+      <w:bookmarkEnd w:id="65"/>
     </w:p>
     <w:tbl>
       <w:tblPr>
@@ -20779,7 +21240,7 @@
                 <w:sz w:val="28"/>
                 <w:szCs w:val="28"/>
               </w:rPr>
-              <w:t>Lãnh đạo (có thể áp dụng cho Văn thư với quyền hạn thấp hơn)</w:t>
+              <w:t>Lãnh đạo, Hệ thống AI / OCR (đóng vai trò Service tổng hợp)</w:t>
             </w:r>
           </w:p>
         </w:tc>
@@ -21041,7 +21502,27 @@
                 <w:sz w:val="28"/>
                 <w:szCs w:val="28"/>
               </w:rPr>
-              <w:t xml:space="preserve">  Hệ thống tính toán các chỉ số (tổng công văn, tỷ lệ đúng hạn/quá hạn) từ CSDL.</w:t>
+              <w:t xml:space="preserve">  </w:t>
+            </w:r>
+            <w:r>
+              <w:rPr>
+                <w:rFonts w:ascii="Times New Roman" w:hAnsi="Times New Roman"/>
+                <w:i w:val="0"/>
+                <w:color w:val="000000" w:themeColor="text1"/>
+                <w:sz w:val="28"/>
+                <w:szCs w:val="28"/>
+              </w:rPr>
+              <w:t>Hệ thống AI / OCR thực hiện tính toán, tổng hợp các chỉ số</w:t>
+            </w:r>
+            <w:r>
+              <w:rPr>
+                <w:rFonts w:ascii="Times New Roman" w:hAnsi="Times New Roman"/>
+                <w:i w:val="0"/>
+                <w:color w:val="000000" w:themeColor="text1"/>
+                <w:sz w:val="28"/>
+                <w:szCs w:val="28"/>
+              </w:rPr>
+              <w:t xml:space="preserve"> (tổng công văn, tỷ lệ đúng hạn/quá hạn) từ CSDL.</w:t>
             </w:r>
           </w:p>
           <w:p>
@@ -21199,14 +21680,14 @@
         </w:rPr>
         <w:t xml:space="preserve"> </w:t>
       </w:r>
-      <w:bookmarkStart w:id="65" w:name="_Toc239755012"/>
+      <w:bookmarkStart w:id="66" w:name="_Toc239755012"/>
       <w:r>
         <w:rPr>
           <w:lang w:val="vi-VN"/>
         </w:rPr>
         <w:t>Biểu đồ</w:t>
       </w:r>
-      <w:bookmarkEnd w:id="65"/>
+      <w:bookmarkEnd w:id="66"/>
     </w:p>
     <w:p>
       <w:pPr>
@@ -21246,14 +21727,13 @@
           <w:noProof/>
           <w:sz w:val="28"/>
           <w:szCs w:val="28"/>
-          <w:lang w:val="vi-VN"/>
         </w:rPr>
         <w:lastRenderedPageBreak/>
         <w:drawing>
-          <wp:inline distT="0" distB="0" distL="0" distR="0" wp14:anchorId="2A4A2E99" wp14:editId="6BD7E5AF">
-            <wp:extent cx="5760085" cy="2880360"/>
-            <wp:effectExtent l="0" t="0" r="0" b="0"/>
-            <wp:docPr id="619215442" name="Graphic 11"/>
+          <wp:inline distT="0" distB="0" distL="0" distR="0" wp14:anchorId="24096714" wp14:editId="1B3971D9">
+            <wp:extent cx="5760085" cy="3096260"/>
+            <wp:effectExtent l="0" t="0" r="0" b="8890"/>
+            <wp:docPr id="24" name="Picture 24"/>
             <wp:cNvGraphicFramePr>
               <a:graphicFrameLocks xmlns:a="http://schemas.openxmlformats.org/drawingml/2006/main" noChangeAspect="1"/>
             </wp:cNvGraphicFramePr>
@@ -21261,14 +21741,14 @@
               <a:graphicData uri="http://schemas.openxmlformats.org/drawingml/2006/picture">
                 <pic:pic xmlns:pic="http://schemas.openxmlformats.org/drawingml/2006/picture">
                   <pic:nvPicPr>
-                    <pic:cNvPr id="619215442" name="Graphic 619215442"/>
+                    <pic:cNvPr id="24" name="tt11.drawio.png"/>
                     <pic:cNvPicPr/>
                   </pic:nvPicPr>
                   <pic:blipFill>
-                    <a:blip r:embed="rId44">
+                    <a:blip r:embed="rId34">
                       <a:extLst>
-                        <a:ext uri="{96DAC541-7B7A-43D3-8B79-37D633B846F1}">
-                          <asvg:svgBlip xmlns:asvg="http://schemas.microsoft.com/office/drawing/2016/SVG/main" r:embed="rId45"/>
+                        <a:ext uri="{28A0092B-C50C-407E-A947-70E740481C1C}">
+                          <a14:useLocalDpi xmlns:a14="http://schemas.microsoft.com/office/drawing/2010/main" val="0"/>
                         </a:ext>
                       </a:extLst>
                     </a:blip>
@@ -21279,7 +21759,7 @@
                   <pic:spPr>
                     <a:xfrm>
                       <a:off x="0" y="0"/>
-                      <a:ext cx="5760085" cy="2880360"/>
+                      <a:ext cx="5760085" cy="3096260"/>
                     </a:xfrm>
                     <a:prstGeom prst="rect">
                       <a:avLst/>
@@ -21320,13 +21800,13 @@
           <w:noProof/>
           <w:sz w:val="28"/>
           <w:szCs w:val="28"/>
-          <w:lang w:val="vi-VN"/>
-        </w:rPr>
+        </w:rPr>
+        <w:lastRenderedPageBreak/>
         <w:drawing>
-          <wp:inline distT="0" distB="0" distL="0" distR="0" wp14:anchorId="319B2DB0" wp14:editId="608552C0">
-            <wp:extent cx="2667000" cy="5257800"/>
-            <wp:effectExtent l="0" t="0" r="0" b="0"/>
-            <wp:docPr id="285255007" name="Graphic 12"/>
+          <wp:inline distT="0" distB="0" distL="0" distR="0" wp14:anchorId="1E113A93" wp14:editId="48916799">
+            <wp:extent cx="4467849" cy="5944430"/>
+            <wp:effectExtent l="0" t="0" r="9525" b="0"/>
+            <wp:docPr id="11" name="Picture 11"/>
             <wp:cNvGraphicFramePr>
               <a:graphicFrameLocks xmlns:a="http://schemas.openxmlformats.org/drawingml/2006/main" noChangeAspect="1"/>
             </wp:cNvGraphicFramePr>
@@ -21334,14 +21814,14 @@
               <a:graphicData uri="http://schemas.openxmlformats.org/drawingml/2006/picture">
                 <pic:pic xmlns:pic="http://schemas.openxmlformats.org/drawingml/2006/picture">
                   <pic:nvPicPr>
-                    <pic:cNvPr id="285255007" name="Graphic 285255007"/>
+                    <pic:cNvPr id="11" name="hd11.drawio.png"/>
                     <pic:cNvPicPr/>
                   </pic:nvPicPr>
                   <pic:blipFill>
-                    <a:blip r:embed="rId46">
+                    <a:blip r:embed="rId35">
                       <a:extLst>
-                        <a:ext uri="{96DAC541-7B7A-43D3-8B79-37D633B846F1}">
-                          <asvg:svgBlip xmlns:asvg="http://schemas.microsoft.com/office/drawing/2016/SVG/main" r:embed="rId47"/>
+                        <a:ext uri="{28A0092B-C50C-407E-A947-70E740481C1C}">
+                          <a14:useLocalDpi xmlns:a14="http://schemas.microsoft.com/office/drawing/2010/main" val="0"/>
                         </a:ext>
                       </a:extLst>
                     </a:blip>
@@ -21352,7 +21832,7 @@
                   <pic:spPr>
                     <a:xfrm>
                       <a:off x="0" y="0"/>
-                      <a:ext cx="2667000" cy="5257800"/>
+                      <a:ext cx="4467849" cy="5944430"/>
                     </a:xfrm>
                     <a:prstGeom prst="rect">
                       <a:avLst/>
@@ -21404,12 +21884,11 @@
           <w:lang w:val="vi-VN"/>
         </w:rPr>
       </w:pPr>
-      <w:bookmarkStart w:id="66" w:name="_Toc239755013"/>
+      <w:bookmarkStart w:id="67" w:name="_Toc239755013"/>
       <w:r>
         <w:rPr>
           <w:rFonts w:ascii="Times New Roman" w:hAnsi="Times New Roman"/>
         </w:rPr>
-        <w:lastRenderedPageBreak/>
         <w:t>UC12</w:t>
       </w:r>
       <w:r>
@@ -21433,7 +21912,7 @@
         </w:rPr>
         <w:t>)</w:t>
       </w:r>
-      <w:bookmarkEnd w:id="66"/>
+      <w:bookmarkEnd w:id="67"/>
     </w:p>
     <w:p>
       <w:pPr>
@@ -21628,7 +22107,18 @@
                 <w:sz w:val="28"/>
                 <w:szCs w:val="28"/>
               </w:rPr>
-              <w:t>Hệ thống tự động đọc và chuyển đổi văn bản từ tệp hình ảnh scan, PDF hình ảnh chất lượng không đồng đều thành định dạng văn bản số thô (plain text) để cung cấp cho mô hình AI xử lý</w:t>
+              <w:t>Hệ thống AI / OCR tự động đọc, nhận diện hình ảnh và chuyển đổi</w:t>
+            </w:r>
+            <w:r>
+              <w:rPr>
+                <w:rFonts w:ascii="Times New Roman" w:hAnsi="Times New Roman"/>
+                <w:i w:val="0"/>
+                <w:iCs/>
+                <w:color w:val="auto"/>
+                <w:sz w:val="28"/>
+                <w:szCs w:val="28"/>
+              </w:rPr>
+              <w:t xml:space="preserve"> văn bản từ tệp hình ảnh scan, PDF hình ảnh chất lượng không đồng đều thành định dạng văn bản số thô (plain text) để cung cấp cho mô hình AI xử lý</w:t>
             </w:r>
           </w:p>
         </w:tc>
@@ -21659,6 +22149,7 @@
                 <w:sz w:val="28"/>
                 <w:szCs w:val="28"/>
               </w:rPr>
+              <w:lastRenderedPageBreak/>
               <w:t>Tác nhân:</w:t>
             </w:r>
           </w:p>
@@ -21689,7 +22180,7 @@
                 <w:sz w:val="28"/>
                 <w:szCs w:val="28"/>
               </w:rPr>
-              <w:t>Văn thư</w:t>
+              <w:t>Văn thư, Hệ thống AI / OCR</w:t>
             </w:r>
           </w:p>
         </w:tc>
@@ -21924,7 +22415,27 @@
                 <w:sz w:val="28"/>
                 <w:szCs w:val="28"/>
               </w:rPr>
-              <w:t xml:space="preserve">  Module OCR quét qua từng trang của tài liệu để nhận diện chữ viết.</w:t>
+              <w:t xml:space="preserve">  </w:t>
+            </w:r>
+            <w:r>
+              <w:rPr>
+                <w:rFonts w:ascii="Times New Roman" w:hAnsi="Times New Roman"/>
+                <w:i w:val="0"/>
+                <w:color w:val="000000" w:themeColor="text1"/>
+                <w:sz w:val="28"/>
+                <w:szCs w:val="28"/>
+              </w:rPr>
+              <w:t>Hệ thống AI / OCR quét qua từng trang của tài liệu để nhận diện chữ viết</w:t>
+            </w:r>
+            <w:r>
+              <w:rPr>
+                <w:rFonts w:ascii="Times New Roman" w:hAnsi="Times New Roman"/>
+                <w:i w:val="0"/>
+                <w:color w:val="000000" w:themeColor="text1"/>
+                <w:sz w:val="28"/>
+                <w:szCs w:val="28"/>
+              </w:rPr>
+              <w:t>.</w:t>
             </w:r>
           </w:p>
           <w:p>
@@ -21958,7 +22469,17 @@
                 <w:sz w:val="28"/>
                 <w:szCs w:val="28"/>
               </w:rPr>
-              <w:t xml:space="preserve">  Chuyển đổi hình ảnh thành văn bản thô (plain text).</w:t>
+              <w:t xml:space="preserve">  </w:t>
+            </w:r>
+            <w:r>
+              <w:rPr>
+                <w:rFonts w:ascii="Times New Roman" w:hAnsi="Times New Roman"/>
+                <w:i w:val="0"/>
+                <w:color w:val="000000" w:themeColor="text1"/>
+                <w:sz w:val="28"/>
+                <w:szCs w:val="28"/>
+              </w:rPr>
+              <w:t>Hệ thống AI / OCR chuyển đổi hình ảnh thành văn bản thô (plain text)</w:t>
             </w:r>
           </w:p>
           <w:p>
@@ -22100,7 +22621,29 @@
                 <w:sz w:val="28"/>
                 <w:szCs w:val="28"/>
               </w:rPr>
-              <w:t>Nếu chất lượng ảnh quá mờ, độ phân giải thấp khiến hệ thống OCR không thể nhận diện được ký tự nào, hệ thống sẽ đánh dấu tệp là "Không thể đọc" và thông báo cho Văn thư yêu cầu tải lên bản scan rõ nét hơn</w:t>
+              <w:t xml:space="preserve">Nếu chất lượng ảnh quá mờ, độ phân giải thấp khiến </w:t>
+            </w:r>
+            <w:r>
+              <w:rPr>
+                <w:rFonts w:ascii="Times New Roman" w:hAnsi="Times New Roman"/>
+                <w:i w:val="0"/>
+                <w:iCs/>
+                <w:color w:val="000000" w:themeColor="text1"/>
+                <w:sz w:val="28"/>
+                <w:szCs w:val="28"/>
+              </w:rPr>
+              <w:t>Hệ thống AI / OCR không thể nhận diện</w:t>
+            </w:r>
+            <w:r>
+              <w:rPr>
+                <w:rFonts w:ascii="Times New Roman" w:hAnsi="Times New Roman"/>
+                <w:i w:val="0"/>
+                <w:iCs/>
+                <w:color w:val="000000" w:themeColor="text1"/>
+                <w:sz w:val="28"/>
+                <w:szCs w:val="28"/>
+              </w:rPr>
+              <w:t>được ký tự nào, hệ thống sẽ đánh dấu tệp là "Không thể đọc" và thông báo cho Văn thư yêu cầu tải lên bản scan rõ nét hơn</w:t>
             </w:r>
           </w:p>
         </w:tc>
@@ -22122,14 +22665,13 @@
         <w:pStyle w:val="Heading3"/>
       </w:pPr>
       <w:r>
-        <w:lastRenderedPageBreak/>
         <w:t xml:space="preserve"> </w:t>
       </w:r>
-      <w:bookmarkStart w:id="67" w:name="_Toc239755014"/>
+      <w:bookmarkStart w:id="68" w:name="_Toc239755014"/>
       <w:r>
         <w:t>Biểu đồ</w:t>
       </w:r>
-      <w:bookmarkEnd w:id="67"/>
+      <w:bookmarkEnd w:id="68"/>
     </w:p>
     <w:p>
       <w:pPr>
@@ -22147,13 +22689,12 @@
           <w:noProof/>
           <w:sz w:val="28"/>
           <w:szCs w:val="28"/>
-          <w:lang w:val="vi-VN"/>
         </w:rPr>
         <w:drawing>
-          <wp:inline distT="0" distB="0" distL="0" distR="0" wp14:anchorId="59237140" wp14:editId="37547C48">
-            <wp:extent cx="5760085" cy="2899410"/>
-            <wp:effectExtent l="0" t="0" r="0" b="0"/>
-            <wp:docPr id="224792253" name="Graphic 13"/>
+          <wp:inline distT="0" distB="0" distL="0" distR="0" wp14:anchorId="69CDF202" wp14:editId="565C34DF">
+            <wp:extent cx="5760085" cy="2759075"/>
+            <wp:effectExtent l="0" t="0" r="0" b="3175"/>
+            <wp:docPr id="25" name="Picture 25"/>
             <wp:cNvGraphicFramePr>
               <a:graphicFrameLocks xmlns:a="http://schemas.openxmlformats.org/drawingml/2006/main" noChangeAspect="1"/>
             </wp:cNvGraphicFramePr>
@@ -22161,14 +22702,14 @@
               <a:graphicData uri="http://schemas.openxmlformats.org/drawingml/2006/picture">
                 <pic:pic xmlns:pic="http://schemas.openxmlformats.org/drawingml/2006/picture">
                   <pic:nvPicPr>
-                    <pic:cNvPr id="224792253" name="Graphic 224792253"/>
+                    <pic:cNvPr id="25" name="tt12.drawio.png"/>
                     <pic:cNvPicPr/>
                   </pic:nvPicPr>
                   <pic:blipFill>
-                    <a:blip r:embed="rId48">
+                    <a:blip r:embed="rId36">
                       <a:extLst>
-                        <a:ext uri="{96DAC541-7B7A-43D3-8B79-37D633B846F1}">
-                          <asvg:svgBlip xmlns:asvg="http://schemas.microsoft.com/office/drawing/2016/SVG/main" r:embed="rId49"/>
+                        <a:ext uri="{28A0092B-C50C-407E-A947-70E740481C1C}">
+                          <a14:useLocalDpi xmlns:a14="http://schemas.microsoft.com/office/drawing/2010/main" val="0"/>
                         </a:ext>
                       </a:extLst>
                     </a:blip>
@@ -22179,7 +22720,7 @@
                   <pic:spPr>
                     <a:xfrm>
                       <a:off x="0" y="0"/>
-                      <a:ext cx="5760085" cy="2899410"/>
+                      <a:ext cx="5760085" cy="2759075"/>
                     </a:xfrm>
                     <a:prstGeom prst="rect">
                       <a:avLst/>
@@ -22228,6 +22769,7 @@
     <w:p>
       <w:pPr>
         <w:spacing w:after="120" w:line="240" w:lineRule="auto"/>
+        <w:jc w:val="center"/>
         <w:rPr>
           <w:rFonts w:ascii="Times New Roman" w:hAnsi="Times New Roman" w:cs="Times New Roman"/>
           <w:sz w:val="28"/>
@@ -22241,14 +22783,13 @@
           <w:noProof/>
           <w:sz w:val="28"/>
           <w:szCs w:val="28"/>
-          <w:lang w:val="vi-VN"/>
         </w:rPr>
         <w:lastRenderedPageBreak/>
         <w:drawing>
-          <wp:inline distT="0" distB="0" distL="0" distR="0" wp14:anchorId="215C7730" wp14:editId="467BC195">
-            <wp:extent cx="5629275" cy="6838950"/>
+          <wp:inline distT="0" distB="0" distL="0" distR="0" wp14:anchorId="6F856BE7" wp14:editId="44C1F841">
+            <wp:extent cx="4486901" cy="7525800"/>
             <wp:effectExtent l="0" t="0" r="9525" b="0"/>
-            <wp:docPr id="513340453" name="Graphic 14"/>
+            <wp:docPr id="12" name="Picture 12"/>
             <wp:cNvGraphicFramePr>
               <a:graphicFrameLocks xmlns:a="http://schemas.openxmlformats.org/drawingml/2006/main" noChangeAspect="1"/>
             </wp:cNvGraphicFramePr>
@@ -22256,14 +22797,14 @@
               <a:graphicData uri="http://schemas.openxmlformats.org/drawingml/2006/picture">
                 <pic:pic xmlns:pic="http://schemas.openxmlformats.org/drawingml/2006/picture">
                   <pic:nvPicPr>
-                    <pic:cNvPr id="513340453" name="Graphic 513340453"/>
+                    <pic:cNvPr id="12" name="hd12.drawio.png"/>
                     <pic:cNvPicPr/>
                   </pic:nvPicPr>
                   <pic:blipFill>
-                    <a:blip r:embed="rId50">
+                    <a:blip r:embed="rId37">
                       <a:extLst>
-                        <a:ext uri="{96DAC541-7B7A-43D3-8B79-37D633B846F1}">
-                          <asvg:svgBlip xmlns:asvg="http://schemas.microsoft.com/office/drawing/2016/SVG/main" r:embed="rId51"/>
+                        <a:ext uri="{28A0092B-C50C-407E-A947-70E740481C1C}">
+                          <a14:useLocalDpi xmlns:a14="http://schemas.microsoft.com/office/drawing/2010/main" val="0"/>
                         </a:ext>
                       </a:extLst>
                     </a:blip>
@@ -22274,7 +22815,7 @@
                   <pic:spPr>
                     <a:xfrm>
                       <a:off x="0" y="0"/>
-                      <a:ext cx="5629275" cy="6838950"/>
+                      <a:ext cx="4486901" cy="7525800"/>
                     </a:xfrm>
                     <a:prstGeom prst="rect">
                       <a:avLst/>
@@ -22291,21 +22832,21 @@
       <w:pPr>
         <w:pStyle w:val="Heading1"/>
       </w:pPr>
-      <w:bookmarkStart w:id="68" w:name="_Toc239755015"/>
+      <w:bookmarkStart w:id="69" w:name="_Toc239755015"/>
       <w:r>
         <w:t>CÁC THÔNG TIN HỖ TRỢ KHÁC</w:t>
       </w:r>
-      <w:bookmarkEnd w:id="68"/>
+      <w:bookmarkEnd w:id="69"/>
     </w:p>
     <w:p>
       <w:pPr>
         <w:pStyle w:val="Heading2"/>
       </w:pPr>
-      <w:bookmarkStart w:id="69" w:name="_Toc239755016"/>
+      <w:bookmarkStart w:id="70" w:name="_Toc239755016"/>
       <w:r>
         <w:t>Yêu cầu phi chức năng (NFR)</w:t>
       </w:r>
-      <w:bookmarkEnd w:id="69"/>
+      <w:bookmarkEnd w:id="70"/>
     </w:p>
     <w:p>
       <w:pPr>
@@ -22372,6 +22913,7 @@
           <w:sz w:val="28"/>
           <w:szCs w:val="28"/>
         </w:rPr>
+        <w:lastRenderedPageBreak/>
         <w:t>Tốc độ tải các trang giao diện cơ bản (danh sách công văn, chi tiết hồ sơ) phải dưới 2 giây trong điều kiện mạng thông thường.</w:t>
       </w:r>
     </w:p>
@@ -22394,7 +22936,6 @@
           <w:sz w:val="28"/>
           <w:szCs w:val="28"/>
         </w:rPr>
-        <w:lastRenderedPageBreak/>
         <w:t>Các tác vụ tốn nhiều thời gian xử lý như phân tích văn bản, gọi AI hoặc đọc file scan (OCR) bắt buộc phải được xử lý ở chế độ bất đồng bộ (chạy ngầm), không làm gián đoạn thao tác hoặc gây đơ giao diện người dùng.</w:t>
       </w:r>
       <w:r>
@@ -22911,6 +23452,7 @@
           <w:sz w:val="28"/>
           <w:szCs w:val="28"/>
         </w:rPr>
+        <w:lastRenderedPageBreak/>
         <w:t>Phân tách rõ ràng giữa giao diện (Frontend) và xử lý nghiệp vụ (Backend) thông qua API chuẩn hóa để thuận tiện cho việc kiểm thử, bảo trì và mở rộng hệ thống trong tương lai</w:t>
       </w:r>
       <w:r>
@@ -22941,7 +23483,6 @@
           <w:sz w:val="28"/>
           <w:szCs w:val="28"/>
         </w:rPr>
-        <w:lastRenderedPageBreak/>
         <w:t>Hệ thống hỗ trợ cơ chế sao lưu (backup) cơ sở dữ liệu định kỳ để đảm bảo an toàn dữ liệu công văn.</w:t>
       </w:r>
     </w:p>
@@ -22979,11 +23520,11 @@
       <w:pPr>
         <w:pStyle w:val="Heading2"/>
       </w:pPr>
-      <w:bookmarkStart w:id="70" w:name="_Toc239755017"/>
+      <w:bookmarkStart w:id="71" w:name="_Toc239755017"/>
       <w:r>
         <w:t>Các quy tắc nghiệp vụ (Business Rules)</w:t>
       </w:r>
-      <w:bookmarkEnd w:id="70"/>
+      <w:bookmarkEnd w:id="71"/>
     </w:p>
     <w:p>
       <w:pPr>
@@ -23224,12 +23765,12 @@
       </w:r>
     </w:p>
     <w:sectPr>
-      <w:headerReference w:type="even" r:id="rId52"/>
-      <w:headerReference w:type="default" r:id="rId53"/>
-      <w:footerReference w:type="even" r:id="rId54"/>
-      <w:footerReference w:type="default" r:id="rId55"/>
-      <w:headerReference w:type="first" r:id="rId56"/>
-      <w:footerReference w:type="first" r:id="rId57"/>
+      <w:headerReference w:type="even" r:id="rId38"/>
+      <w:headerReference w:type="default" r:id="rId39"/>
+      <w:footerReference w:type="even" r:id="rId40"/>
+      <w:footerReference w:type="default" r:id="rId41"/>
+      <w:headerReference w:type="first" r:id="rId42"/>
+      <w:footerReference w:type="first" r:id="rId43"/>
       <w:pgSz w:w="11906" w:h="16838"/>
       <w:pgMar w:top="1134" w:right="1134" w:bottom="1134" w:left="1701" w:header="567" w:footer="567" w:gutter="0"/>
       <w:pgNumType w:start="0"/>
@@ -23243,7 +23784,7 @@
 </file>
 
 <file path=word/endnotes.xml><?xml version="1.0" encoding="utf-8"?>
-<w:endnotes xmlns:wpc="http://schemas.microsoft.com/office/word/2010/wordprocessingCanvas" xmlns:cx="http://schemas.microsoft.com/office/drawing/2014/chartex" xmlns:cx1="http://schemas.microsoft.com/office/drawing/2015/9/8/chartex" xmlns:cx2="http://schemas.microsoft.com/office/drawing/2015/10/21/chartex" xmlns:cx3="http://schemas.microsoft.com/office/drawing/2016/5/9/chartex" xmlns:cx4="http://schemas.microsoft.com/office/drawing/2016/5/10/chartex" xmlns:cx5="http://schemas.microsoft.com/office/drawing/2016/5/11/chartex" xmlns:cx6="http://schemas.microsoft.com/office/drawing/2016/5/12/chartex" xmlns:cx7="http://schemas.microsoft.com/office/drawing/2016/5/13/chartex" xmlns:cx8="http://schemas.microsoft.com/office/drawing/2016/5/14/chartex" xmlns:mc="http://schemas.openxmlformats.org/markup-compatibility/2006" xmlns:aink="http://schemas.microsoft.com/office/drawing/2016/ink" xmlns:am3d="http://schemas.microsoft.com/office/drawing/2017/model3d" xmlns:o="urn:schemas-microsoft-com:office:office" xmlns:oel="http://schemas.microsoft.com/office/2019/extlst" xmlns:r="http://schemas.openxmlformats.org/officeDocument/2006/relationships" xmlns:m="http://schemas.openxmlformats.org/officeDocument/2006/math" xmlns:v="urn:schemas-microsoft-com:vml" xmlns:wp14="http://schemas.microsoft.com/office/word/2010/wordprocessingDrawing" xmlns:wp="http://schemas.openxmlformats.org/drawingml/2006/wordprocessingDrawing" xmlns:w10="urn:schemas-microsoft-com:office:word" xmlns:w="http://schemas.openxmlformats.org/wordprocessingml/2006/main" xmlns:w14="http://schemas.microsoft.com/office/word/2010/wordml" xmlns:w15="http://schemas.microsoft.com/office/word/2012/wordml" xmlns:w16cex="http://schemas.microsoft.com/office/word/2018/wordml/cex" xmlns:w16cid="http://schemas.microsoft.com/office/word/2016/wordml/cid" xmlns:w16="http://schemas.microsoft.com/office/word/2018/wordml" xmlns:w16du="http://schemas.microsoft.com/office/word/2023/wordml/word16du" xmlns:w16sdtdh="http://schemas.microsoft.com/office/word/2020/wordml/sdtdatahash" xmlns:w16sdtfl="http://schemas.microsoft.com/office/word/2024/wordml/sdtformatlock" xmlns:w16se="http://schemas.microsoft.com/office/word/2015/wordml/symex" xmlns:wpg="http://schemas.microsoft.com/office/word/2010/wordprocessingGroup" xmlns:wpi="http://schemas.microsoft.com/office/word/2010/wordprocessingInk" xmlns:wne="http://schemas.microsoft.com/office/word/2006/wordml" xmlns:wps="http://schemas.microsoft.com/office/word/2010/wordprocessingShape" mc:Ignorable="w14 w15 w16se w16cid w16 w16cex w16sdtdh w16sdtfl w16du wp14">
+<w:endnotes xmlns:wpc="http://schemas.microsoft.com/office/word/2010/wordprocessingCanvas" xmlns:cx="http://schemas.microsoft.com/office/drawing/2014/chartex" xmlns:mc="http://schemas.openxmlformats.org/markup-compatibility/2006" xmlns:o="urn:schemas-microsoft-com:office:office" xmlns:r="http://schemas.openxmlformats.org/officeDocument/2006/relationships" xmlns:m="http://schemas.openxmlformats.org/officeDocument/2006/math" xmlns:v="urn:schemas-microsoft-com:vml" xmlns:wp14="http://schemas.microsoft.com/office/word/2010/wordprocessingDrawing" xmlns:wp="http://schemas.openxmlformats.org/drawingml/2006/wordprocessingDrawing" xmlns:w10="urn:schemas-microsoft-com:office:word" xmlns:w="http://schemas.openxmlformats.org/wordprocessingml/2006/main" xmlns:w14="http://schemas.microsoft.com/office/word/2010/wordml" xmlns:w15="http://schemas.microsoft.com/office/word/2012/wordml" xmlns:w16se="http://schemas.microsoft.com/office/word/2015/wordml/symex" xmlns:wpg="http://schemas.microsoft.com/office/word/2010/wordprocessingGroup" xmlns:wpi="http://schemas.microsoft.com/office/word/2010/wordprocessingInk" xmlns:wne="http://schemas.microsoft.com/office/word/2006/wordml" xmlns:wps="http://schemas.microsoft.com/office/word/2010/wordprocessingShape" mc:Ignorable="w14 w15 w16se wp14">
   <w:endnote w:type="separator" w:id="-1">
     <w:p>
       <w:pPr>
@@ -23268,7 +23809,7 @@
 </file>
 
 <file path=word/footer1.xml><?xml version="1.0" encoding="utf-8"?>
-<w:ftr xmlns:wpc="http://schemas.microsoft.com/office/word/2010/wordprocessingCanvas" xmlns:cx="http://schemas.microsoft.com/office/drawing/2014/chartex" xmlns:cx1="http://schemas.microsoft.com/office/drawing/2015/9/8/chartex" xmlns:cx2="http://schemas.microsoft.com/office/drawing/2015/10/21/chartex" xmlns:cx3="http://schemas.microsoft.com/office/drawing/2016/5/9/chartex" xmlns:cx4="http://schemas.microsoft.com/office/drawing/2016/5/10/chartex" xmlns:cx5="http://schemas.microsoft.com/office/drawing/2016/5/11/chartex" xmlns:cx6="http://schemas.microsoft.com/office/drawing/2016/5/12/chartex" xmlns:cx7="http://schemas.microsoft.com/office/drawing/2016/5/13/chartex" xmlns:cx8="http://schemas.microsoft.com/office/drawing/2016/5/14/chartex" xmlns:mc="http://schemas.openxmlformats.org/markup-compatibility/2006" xmlns:aink="http://schemas.microsoft.com/office/drawing/2016/ink" xmlns:am3d="http://schemas.microsoft.com/office/drawing/2017/model3d" xmlns:o="urn:schemas-microsoft-com:office:office" xmlns:oel="http://schemas.microsoft.com/office/2019/extlst" xmlns:r="http://schemas.openxmlformats.org/officeDocument/2006/relationships" xmlns:m="http://schemas.openxmlformats.org/officeDocument/2006/math" xmlns:v="urn:schemas-microsoft-com:vml" xmlns:wp14="http://schemas.microsoft.com/office/word/2010/wordprocessingDrawing" xmlns:wp="http://schemas.openxmlformats.org/drawingml/2006/wordprocessingDrawing" xmlns:w10="urn:schemas-microsoft-com:office:word" xmlns:w="http://schemas.openxmlformats.org/wordprocessingml/2006/main" xmlns:w14="http://schemas.microsoft.com/office/word/2010/wordml" xmlns:w15="http://schemas.microsoft.com/office/word/2012/wordml" xmlns:w16cex="http://schemas.microsoft.com/office/word/2018/wordml/cex" xmlns:w16cid="http://schemas.microsoft.com/office/word/2016/wordml/cid" xmlns:w16="http://schemas.microsoft.com/office/word/2018/wordml" xmlns:w16du="http://schemas.microsoft.com/office/word/2023/wordml/word16du" xmlns:w16sdtdh="http://schemas.microsoft.com/office/word/2020/wordml/sdtdatahash" xmlns:w16sdtfl="http://schemas.microsoft.com/office/word/2024/wordml/sdtformatlock" xmlns:w16se="http://schemas.microsoft.com/office/word/2015/wordml/symex" xmlns:wpg="http://schemas.microsoft.com/office/word/2010/wordprocessingGroup" xmlns:wpi="http://schemas.microsoft.com/office/word/2010/wordprocessingInk" xmlns:wne="http://schemas.microsoft.com/office/word/2006/wordml" xmlns:wps="http://schemas.microsoft.com/office/word/2010/wordprocessingShape" mc:Ignorable="w14 w15 w16se w16cid w16 w16cex w16sdtdh w16sdtfl w16du wp14">
+<w:ftr xmlns:wpc="http://schemas.microsoft.com/office/word/2010/wordprocessingCanvas" xmlns:cx="http://schemas.microsoft.com/office/drawing/2014/chartex" xmlns:mc="http://schemas.openxmlformats.org/markup-compatibility/2006" xmlns:o="urn:schemas-microsoft-com:office:office" xmlns:r="http://schemas.openxmlformats.org/officeDocument/2006/relationships" xmlns:m="http://schemas.openxmlformats.org/officeDocument/2006/math" xmlns:v="urn:schemas-microsoft-com:vml" xmlns:wp14="http://schemas.microsoft.com/office/word/2010/wordprocessingDrawing" xmlns:wp="http://schemas.openxmlformats.org/drawingml/2006/wordprocessingDrawing" xmlns:w10="urn:schemas-microsoft-com:office:word" xmlns:w="http://schemas.openxmlformats.org/wordprocessingml/2006/main" xmlns:w14="http://schemas.microsoft.com/office/word/2010/wordml" xmlns:w15="http://schemas.microsoft.com/office/word/2012/wordml" xmlns:w16se="http://schemas.microsoft.com/office/word/2015/wordml/symex" xmlns:wpg="http://schemas.microsoft.com/office/word/2010/wordprocessingGroup" xmlns:wpi="http://schemas.microsoft.com/office/word/2010/wordprocessingInk" xmlns:wne="http://schemas.microsoft.com/office/word/2006/wordml" xmlns:wps="http://schemas.microsoft.com/office/word/2010/wordprocessingShape" mc:Ignorable="w14 w15 w16se wp14">
   <w:p>
     <w:pPr>
       <w:pStyle w:val="Footer"/>
@@ -23278,7 +23819,7 @@
 </file>
 
 <file path=word/footer2.xml><?xml version="1.0" encoding="utf-8"?>
-<w:ftr xmlns:wpc="http://schemas.microsoft.com/office/word/2010/wordprocessingCanvas" xmlns:cx="http://schemas.microsoft.com/office/drawing/2014/chartex" xmlns:cx1="http://schemas.microsoft.com/office/drawing/2015/9/8/chartex" xmlns:cx2="http://schemas.microsoft.com/office/drawing/2015/10/21/chartex" xmlns:cx3="http://schemas.microsoft.com/office/drawing/2016/5/9/chartex" xmlns:cx4="http://schemas.microsoft.com/office/drawing/2016/5/10/chartex" xmlns:cx5="http://schemas.microsoft.com/office/drawing/2016/5/11/chartex" xmlns:cx6="http://schemas.microsoft.com/office/drawing/2016/5/12/chartex" xmlns:cx7="http://schemas.microsoft.com/office/drawing/2016/5/13/chartex" xmlns:cx8="http://schemas.microsoft.com/office/drawing/2016/5/14/chartex" xmlns:mc="http://schemas.openxmlformats.org/markup-compatibility/2006" xmlns:aink="http://schemas.microsoft.com/office/drawing/2016/ink" xmlns:am3d="http://schemas.microsoft.com/office/drawing/2017/model3d" xmlns:o="urn:schemas-microsoft-com:office:office" xmlns:oel="http://schemas.microsoft.com/office/2019/extlst" xmlns:r="http://schemas.openxmlformats.org/officeDocument/2006/relationships" xmlns:m="http://schemas.openxmlformats.org/officeDocument/2006/math" xmlns:v="urn:schemas-microsoft-com:vml" xmlns:wp14="http://schemas.microsoft.com/office/word/2010/wordprocessingDrawing" xmlns:wp="http://schemas.openxmlformats.org/drawingml/2006/wordprocessingDrawing" xmlns:w10="urn:schemas-microsoft-com:office:word" xmlns:w="http://schemas.openxmlformats.org/wordprocessingml/2006/main" xmlns:w14="http://schemas.microsoft.com/office/word/2010/wordml" xmlns:w15="http://schemas.microsoft.com/office/word/2012/wordml" xmlns:w16cex="http://schemas.microsoft.com/office/word/2018/wordml/cex" xmlns:w16cid="http://schemas.microsoft.com/office/word/2016/wordml/cid" xmlns:w16="http://schemas.microsoft.com/office/word/2018/wordml" xmlns:w16du="http://schemas.microsoft.com/office/word/2023/wordml/word16du" xmlns:w16sdtdh="http://schemas.microsoft.com/office/word/2020/wordml/sdtdatahash" xmlns:w16sdtfl="http://schemas.microsoft.com/office/word/2024/wordml/sdtformatlock" xmlns:w16se="http://schemas.microsoft.com/office/word/2015/wordml/symex" xmlns:wpg="http://schemas.microsoft.com/office/word/2010/wordprocessingGroup" xmlns:wpi="http://schemas.microsoft.com/office/word/2010/wordprocessingInk" xmlns:wne="http://schemas.microsoft.com/office/word/2006/wordml" xmlns:wps="http://schemas.microsoft.com/office/word/2010/wordprocessingShape" mc:Ignorable="w14 w15 w16se w16cid w16 w16cex w16sdtdh w16sdtfl w16du wp14">
+<w:ftr xmlns:wpc="http://schemas.microsoft.com/office/word/2010/wordprocessingCanvas" xmlns:cx="http://schemas.microsoft.com/office/drawing/2014/chartex" xmlns:mc="http://schemas.openxmlformats.org/markup-compatibility/2006" xmlns:o="urn:schemas-microsoft-com:office:office" xmlns:r="http://schemas.openxmlformats.org/officeDocument/2006/relationships" xmlns:m="http://schemas.openxmlformats.org/officeDocument/2006/math" xmlns:v="urn:schemas-microsoft-com:vml" xmlns:wp14="http://schemas.microsoft.com/office/word/2010/wordprocessingDrawing" xmlns:wp="http://schemas.openxmlformats.org/drawingml/2006/wordprocessingDrawing" xmlns:w10="urn:schemas-microsoft-com:office:word" xmlns:w="http://schemas.openxmlformats.org/wordprocessingml/2006/main" xmlns:w14="http://schemas.microsoft.com/office/word/2010/wordml" xmlns:w15="http://schemas.microsoft.com/office/word/2012/wordml" xmlns:w16se="http://schemas.microsoft.com/office/word/2015/wordml/symex" xmlns:wpg="http://schemas.microsoft.com/office/word/2010/wordprocessingGroup" xmlns:wpi="http://schemas.microsoft.com/office/word/2010/wordprocessingInk" xmlns:wne="http://schemas.microsoft.com/office/word/2006/wordml" xmlns:wps="http://schemas.microsoft.com/office/word/2010/wordprocessingShape" mc:Ignorable="w14 w15 w16se wp14">
   <w:sdt>
     <w:sdtPr>
       <w:id w:val="433639618"/>
@@ -23317,8 +23858,9 @@
         <w:r>
           <w:rPr>
             <w:rFonts w:ascii="Times New Roman" w:hAnsi="Times New Roman" w:cs="Times New Roman"/>
+            <w:noProof/>
           </w:rPr>
-          <w:t>6</w:t>
+          <w:t>31</w:t>
         </w:r>
         <w:r>
           <w:rPr>
@@ -23341,7 +23883,7 @@
 </file>
 
 <file path=word/footer3.xml><?xml version="1.0" encoding="utf-8"?>
-<w:ftr xmlns:wpc="http://schemas.microsoft.com/office/word/2010/wordprocessingCanvas" xmlns:cx="http://schemas.microsoft.com/office/drawing/2014/chartex" xmlns:cx1="http://schemas.microsoft.com/office/drawing/2015/9/8/chartex" xmlns:cx2="http://schemas.microsoft.com/office/drawing/2015/10/21/chartex" xmlns:cx3="http://schemas.microsoft.com/office/drawing/2016/5/9/chartex" xmlns:cx4="http://schemas.microsoft.com/office/drawing/2016/5/10/chartex" xmlns:cx5="http://schemas.microsoft.com/office/drawing/2016/5/11/chartex" xmlns:cx6="http://schemas.microsoft.com/office/drawing/2016/5/12/chartex" xmlns:cx7="http://schemas.microsoft.com/office/drawing/2016/5/13/chartex" xmlns:cx8="http://schemas.microsoft.com/office/drawing/2016/5/14/chartex" xmlns:mc="http://schemas.openxmlformats.org/markup-compatibility/2006" xmlns:aink="http://schemas.microsoft.com/office/drawing/2016/ink" xmlns:am3d="http://schemas.microsoft.com/office/drawing/2017/model3d" xmlns:o="urn:schemas-microsoft-com:office:office" xmlns:oel="http://schemas.microsoft.com/office/2019/extlst" xmlns:r="http://schemas.openxmlformats.org/officeDocument/2006/relationships" xmlns:m="http://schemas.openxmlformats.org/officeDocument/2006/math" xmlns:v="urn:schemas-microsoft-com:vml" xmlns:wp14="http://schemas.microsoft.com/office/word/2010/wordprocessingDrawing" xmlns:wp="http://schemas.openxmlformats.org/drawingml/2006/wordprocessingDrawing" xmlns:w10="urn:schemas-microsoft-com:office:word" xmlns:w="http://schemas.openxmlformats.org/wordprocessingml/2006/main" xmlns:w14="http://schemas.microsoft.com/office/word/2010/wordml" xmlns:w15="http://schemas.microsoft.com/office/word/2012/wordml" xmlns:w16cex="http://schemas.microsoft.com/office/word/2018/wordml/cex" xmlns:w16cid="http://schemas.microsoft.com/office/word/2016/wordml/cid" xmlns:w16="http://schemas.microsoft.com/office/word/2018/wordml" xmlns:w16du="http://schemas.microsoft.com/office/word/2023/wordml/word16du" xmlns:w16sdtdh="http://schemas.microsoft.com/office/word/2020/wordml/sdtdatahash" xmlns:w16sdtfl="http://schemas.microsoft.com/office/word/2024/wordml/sdtformatlock" xmlns:w16se="http://schemas.microsoft.com/office/word/2015/wordml/symex" xmlns:wpg="http://schemas.microsoft.com/office/word/2010/wordprocessingGroup" xmlns:wpi="http://schemas.microsoft.com/office/word/2010/wordprocessingInk" xmlns:wne="http://schemas.microsoft.com/office/word/2006/wordml" xmlns:wps="http://schemas.microsoft.com/office/word/2010/wordprocessingShape" mc:Ignorable="w14 w15 w16se w16cid w16 w16cex w16sdtdh w16sdtfl w16du wp14">
+<w:ftr xmlns:wpc="http://schemas.microsoft.com/office/word/2010/wordprocessingCanvas" xmlns:cx="http://schemas.microsoft.com/office/drawing/2014/chartex" xmlns:mc="http://schemas.openxmlformats.org/markup-compatibility/2006" xmlns:o="urn:schemas-microsoft-com:office:office" xmlns:r="http://schemas.openxmlformats.org/officeDocument/2006/relationships" xmlns:m="http://schemas.openxmlformats.org/officeDocument/2006/math" xmlns:v="urn:schemas-microsoft-com:vml" xmlns:wp14="http://schemas.microsoft.com/office/word/2010/wordprocessingDrawing" xmlns:wp="http://schemas.openxmlformats.org/drawingml/2006/wordprocessingDrawing" xmlns:w10="urn:schemas-microsoft-com:office:word" xmlns:w="http://schemas.openxmlformats.org/wordprocessingml/2006/main" xmlns:w14="http://schemas.microsoft.com/office/word/2010/wordml" xmlns:w15="http://schemas.microsoft.com/office/word/2012/wordml" xmlns:w16se="http://schemas.microsoft.com/office/word/2015/wordml/symex" xmlns:wpg="http://schemas.microsoft.com/office/word/2010/wordprocessingGroup" xmlns:wpi="http://schemas.microsoft.com/office/word/2010/wordprocessingInk" xmlns:wne="http://schemas.microsoft.com/office/word/2006/wordml" xmlns:wps="http://schemas.microsoft.com/office/word/2010/wordprocessingShape" mc:Ignorable="w14 w15 w16se wp14">
   <w:sdt>
     <w:sdtPr>
       <w:id w:val="-1949926651"/>
@@ -23380,6 +23922,7 @@
         <w:r>
           <w:rPr>
             <w:rFonts w:ascii="Times New Roman" w:hAnsi="Times New Roman" w:cs="Times New Roman"/>
+            <w:noProof/>
           </w:rPr>
           <w:t>0</w:t>
         </w:r>
@@ -23404,7 +23947,7 @@
 </file>
 
 <file path=word/footnotes.xml><?xml version="1.0" encoding="utf-8"?>
-<w:footnotes xmlns:wpc="http://schemas.microsoft.com/office/word/2010/wordprocessingCanvas" xmlns:cx="http://schemas.microsoft.com/office/drawing/2014/chartex" xmlns:cx1="http://schemas.microsoft.com/office/drawing/2015/9/8/chartex" xmlns:cx2="http://schemas.microsoft.com/office/drawing/2015/10/21/chartex" xmlns:cx3="http://schemas.microsoft.com/office/drawing/2016/5/9/chartex" xmlns:cx4="http://schemas.microsoft.com/office/drawing/2016/5/10/chartex" xmlns:cx5="http://schemas.microsoft.com/office/drawing/2016/5/11/chartex" xmlns:cx6="http://schemas.microsoft.com/office/drawing/2016/5/12/chartex" xmlns:cx7="http://schemas.microsoft.com/office/drawing/2016/5/13/chartex" xmlns:cx8="http://schemas.microsoft.com/office/drawing/2016/5/14/chartex" xmlns:mc="http://schemas.openxmlformats.org/markup-compatibility/2006" xmlns:aink="http://schemas.microsoft.com/office/drawing/2016/ink" xmlns:am3d="http://schemas.microsoft.com/office/drawing/2017/model3d" xmlns:o="urn:schemas-microsoft-com:office:office" xmlns:oel="http://schemas.microsoft.com/office/2019/extlst" xmlns:r="http://schemas.openxmlformats.org/officeDocument/2006/relationships" xmlns:m="http://schemas.openxmlformats.org/officeDocument/2006/math" xmlns:v="urn:schemas-microsoft-com:vml" xmlns:wp14="http://schemas.microsoft.com/office/word/2010/wordprocessingDrawing" xmlns:wp="http://schemas.openxmlformats.org/drawingml/2006/wordprocessingDrawing" xmlns:w10="urn:schemas-microsoft-com:office:word" xmlns:w="http://schemas.openxmlformats.org/wordprocessingml/2006/main" xmlns:w14="http://schemas.microsoft.com/office/word/2010/wordml" xmlns:w15="http://schemas.microsoft.com/office/word/2012/wordml" xmlns:w16cex="http://schemas.microsoft.com/office/word/2018/wordml/cex" xmlns:w16cid="http://schemas.microsoft.com/office/word/2016/wordml/cid" xmlns:w16="http://schemas.microsoft.com/office/word/2018/wordml" xmlns:w16du="http://schemas.microsoft.com/office/word/2023/wordml/word16du" xmlns:w16sdtdh="http://schemas.microsoft.com/office/word/2020/wordml/sdtdatahash" xmlns:w16sdtfl="http://schemas.microsoft.com/office/word/2024/wordml/sdtformatlock" xmlns:w16se="http://schemas.microsoft.com/office/word/2015/wordml/symex" xmlns:wpg="http://schemas.microsoft.com/office/word/2010/wordprocessingGroup" xmlns:wpi="http://schemas.microsoft.com/office/word/2010/wordprocessingInk" xmlns:wne="http://schemas.microsoft.com/office/word/2006/wordml" xmlns:wps="http://schemas.microsoft.com/office/word/2010/wordprocessingShape" mc:Ignorable="w14 w15 w16se w16cid w16 w16cex w16sdtdh w16sdtfl w16du wp14">
+<w:footnotes xmlns:wpc="http://schemas.microsoft.com/office/word/2010/wordprocessingCanvas" xmlns:cx="http://schemas.microsoft.com/office/drawing/2014/chartex" xmlns:mc="http://schemas.openxmlformats.org/markup-compatibility/2006" xmlns:o="urn:schemas-microsoft-com:office:office" xmlns:r="http://schemas.openxmlformats.org/officeDocument/2006/relationships" xmlns:m="http://schemas.openxmlformats.org/officeDocument/2006/math" xmlns:v="urn:schemas-microsoft-com:vml" xmlns:wp14="http://schemas.microsoft.com/office/word/2010/wordprocessingDrawing" xmlns:wp="http://schemas.openxmlformats.org/drawingml/2006/wordprocessingDrawing" xmlns:w10="urn:schemas-microsoft-com:office:word" xmlns:w="http://schemas.openxmlformats.org/wordprocessingml/2006/main" xmlns:w14="http://schemas.microsoft.com/office/word/2010/wordml" xmlns:w15="http://schemas.microsoft.com/office/word/2012/wordml" xmlns:w16se="http://schemas.microsoft.com/office/word/2015/wordml/symex" xmlns:wpg="http://schemas.microsoft.com/office/word/2010/wordprocessingGroup" xmlns:wpi="http://schemas.microsoft.com/office/word/2010/wordprocessingInk" xmlns:wne="http://schemas.microsoft.com/office/word/2006/wordml" xmlns:wps="http://schemas.microsoft.com/office/word/2010/wordprocessingShape" mc:Ignorable="w14 w15 w16se wp14">
   <w:footnote w:type="separator" w:id="-1">
     <w:p>
       <w:pPr>
@@ -23429,7 +23972,7 @@
 </file>
 
 <file path=word/header1.xml><?xml version="1.0" encoding="utf-8"?>
-<w:hdr xmlns:wpc="http://schemas.microsoft.com/office/word/2010/wordprocessingCanvas" xmlns:cx="http://schemas.microsoft.com/office/drawing/2014/chartex" xmlns:cx1="http://schemas.microsoft.com/office/drawing/2015/9/8/chartex" xmlns:cx2="http://schemas.microsoft.com/office/drawing/2015/10/21/chartex" xmlns:cx3="http://schemas.microsoft.com/office/drawing/2016/5/9/chartex" xmlns:cx4="http://schemas.microsoft.com/office/drawing/2016/5/10/chartex" xmlns:cx5="http://schemas.microsoft.com/office/drawing/2016/5/11/chartex" xmlns:cx6="http://schemas.microsoft.com/office/drawing/2016/5/12/chartex" xmlns:cx7="http://schemas.microsoft.com/office/drawing/2016/5/13/chartex" xmlns:cx8="http://schemas.microsoft.com/office/drawing/2016/5/14/chartex" xmlns:mc="http://schemas.openxmlformats.org/markup-compatibility/2006" xmlns:aink="http://schemas.microsoft.com/office/drawing/2016/ink" xmlns:am3d="http://schemas.microsoft.com/office/drawing/2017/model3d" xmlns:o="urn:schemas-microsoft-com:office:office" xmlns:oel="http://schemas.microsoft.com/office/2019/extlst" xmlns:r="http://schemas.openxmlformats.org/officeDocument/2006/relationships" xmlns:m="http://schemas.openxmlformats.org/officeDocument/2006/math" xmlns:v="urn:schemas-microsoft-com:vml" xmlns:wp14="http://schemas.microsoft.com/office/word/2010/wordprocessingDrawing" xmlns:wp="http://schemas.openxmlformats.org/drawingml/2006/wordprocessingDrawing" xmlns:w10="urn:schemas-microsoft-com:office:word" xmlns:w="http://schemas.openxmlformats.org/wordprocessingml/2006/main" xmlns:w14="http://schemas.microsoft.com/office/word/2010/wordml" xmlns:w15="http://schemas.microsoft.com/office/word/2012/wordml" xmlns:w16cex="http://schemas.microsoft.com/office/word/2018/wordml/cex" xmlns:w16cid="http://schemas.microsoft.com/office/word/2016/wordml/cid" xmlns:w16="http://schemas.microsoft.com/office/word/2018/wordml" xmlns:w16du="http://schemas.microsoft.com/office/word/2023/wordml/word16du" xmlns:w16sdtdh="http://schemas.microsoft.com/office/word/2020/wordml/sdtdatahash" xmlns:w16sdtfl="http://schemas.microsoft.com/office/word/2024/wordml/sdtformatlock" xmlns:w16se="http://schemas.microsoft.com/office/word/2015/wordml/symex" xmlns:wpg="http://schemas.microsoft.com/office/word/2010/wordprocessingGroup" xmlns:wpi="http://schemas.microsoft.com/office/word/2010/wordprocessingInk" xmlns:wne="http://schemas.microsoft.com/office/word/2006/wordml" xmlns:wps="http://schemas.microsoft.com/office/word/2010/wordprocessingShape" mc:Ignorable="w14 w15 w16se w16cid w16 w16cex w16sdtdh w16sdtfl w16du wp14">
+<w:hdr xmlns:wpc="http://schemas.microsoft.com/office/word/2010/wordprocessingCanvas" xmlns:cx="http://schemas.microsoft.com/office/drawing/2014/chartex" xmlns:mc="http://schemas.openxmlformats.org/markup-compatibility/2006" xmlns:o="urn:schemas-microsoft-com:office:office" xmlns:r="http://schemas.openxmlformats.org/officeDocument/2006/relationships" xmlns:m="http://schemas.openxmlformats.org/officeDocument/2006/math" xmlns:v="urn:schemas-microsoft-com:vml" xmlns:wp14="http://schemas.microsoft.com/office/word/2010/wordprocessingDrawing" xmlns:wp="http://schemas.openxmlformats.org/drawingml/2006/wordprocessingDrawing" xmlns:w10="urn:schemas-microsoft-com:office:word" xmlns:w="http://schemas.openxmlformats.org/wordprocessingml/2006/main" xmlns:w14="http://schemas.microsoft.com/office/word/2010/wordml" xmlns:w15="http://schemas.microsoft.com/office/word/2012/wordml" xmlns:w16se="http://schemas.microsoft.com/office/word/2015/wordml/symex" xmlns:wpg="http://schemas.microsoft.com/office/word/2010/wordprocessingGroup" xmlns:wpi="http://schemas.microsoft.com/office/word/2010/wordprocessingInk" xmlns:wne="http://schemas.microsoft.com/office/word/2006/wordml" xmlns:wps="http://schemas.microsoft.com/office/word/2010/wordprocessingShape" mc:Ignorable="w14 w15 w16se wp14">
   <w:p>
     <w:pPr>
       <w:pStyle w:val="Header"/>
@@ -23439,7 +23982,7 @@
 </file>
 
 <file path=word/header2.xml><?xml version="1.0" encoding="utf-8"?>
-<w:hdr xmlns:wpc="http://schemas.microsoft.com/office/word/2010/wordprocessingCanvas" xmlns:cx="http://schemas.microsoft.com/office/drawing/2014/chartex" xmlns:cx1="http://schemas.microsoft.com/office/drawing/2015/9/8/chartex" xmlns:cx2="http://schemas.microsoft.com/office/drawing/2015/10/21/chartex" xmlns:cx3="http://schemas.microsoft.com/office/drawing/2016/5/9/chartex" xmlns:cx4="http://schemas.microsoft.com/office/drawing/2016/5/10/chartex" xmlns:cx5="http://schemas.microsoft.com/office/drawing/2016/5/11/chartex" xmlns:cx6="http://schemas.microsoft.com/office/drawing/2016/5/12/chartex" xmlns:cx7="http://schemas.microsoft.com/office/drawing/2016/5/13/chartex" xmlns:cx8="http://schemas.microsoft.com/office/drawing/2016/5/14/chartex" xmlns:mc="http://schemas.openxmlformats.org/markup-compatibility/2006" xmlns:aink="http://schemas.microsoft.com/office/drawing/2016/ink" xmlns:am3d="http://schemas.microsoft.com/office/drawing/2017/model3d" xmlns:o="urn:schemas-microsoft-com:office:office" xmlns:oel="http://schemas.microsoft.com/office/2019/extlst" xmlns:r="http://schemas.openxmlformats.org/officeDocument/2006/relationships" xmlns:m="http://schemas.openxmlformats.org/officeDocument/2006/math" xmlns:v="urn:schemas-microsoft-com:vml" xmlns:wp14="http://schemas.microsoft.com/office/word/2010/wordprocessingDrawing" xmlns:wp="http://schemas.openxmlformats.org/drawingml/2006/wordprocessingDrawing" xmlns:w10="urn:schemas-microsoft-com:office:word" xmlns:w="http://schemas.openxmlformats.org/wordprocessingml/2006/main" xmlns:w14="http://schemas.microsoft.com/office/word/2010/wordml" xmlns:w15="http://schemas.microsoft.com/office/word/2012/wordml" xmlns:w16cex="http://schemas.microsoft.com/office/word/2018/wordml/cex" xmlns:w16cid="http://schemas.microsoft.com/office/word/2016/wordml/cid" xmlns:w16="http://schemas.microsoft.com/office/word/2018/wordml" xmlns:w16du="http://schemas.microsoft.com/office/word/2023/wordml/word16du" xmlns:w16sdtdh="http://schemas.microsoft.com/office/word/2020/wordml/sdtdatahash" xmlns:w16sdtfl="http://schemas.microsoft.com/office/word/2024/wordml/sdtformatlock" xmlns:w16se="http://schemas.microsoft.com/office/word/2015/wordml/symex" xmlns:wpg="http://schemas.microsoft.com/office/word/2010/wordprocessingGroup" xmlns:wpi="http://schemas.microsoft.com/office/word/2010/wordprocessingInk" xmlns:wne="http://schemas.microsoft.com/office/word/2006/wordml" xmlns:wps="http://schemas.microsoft.com/office/word/2010/wordprocessingShape" mc:Ignorable="w14 w15 w16se w16cid w16 w16cex w16sdtdh w16sdtfl w16du wp14">
+<w:hdr xmlns:wpc="http://schemas.microsoft.com/office/word/2010/wordprocessingCanvas" xmlns:cx="http://schemas.microsoft.com/office/drawing/2014/chartex" xmlns:mc="http://schemas.openxmlformats.org/markup-compatibility/2006" xmlns:o="urn:schemas-microsoft-com:office:office" xmlns:r="http://schemas.openxmlformats.org/officeDocument/2006/relationships" xmlns:m="http://schemas.openxmlformats.org/officeDocument/2006/math" xmlns:v="urn:schemas-microsoft-com:vml" xmlns:wp14="http://schemas.microsoft.com/office/word/2010/wordprocessingDrawing" xmlns:wp="http://schemas.openxmlformats.org/drawingml/2006/wordprocessingDrawing" xmlns:w10="urn:schemas-microsoft-com:office:word" xmlns:w="http://schemas.openxmlformats.org/wordprocessingml/2006/main" xmlns:w14="http://schemas.microsoft.com/office/word/2010/wordml" xmlns:w15="http://schemas.microsoft.com/office/word/2012/wordml" xmlns:w16se="http://schemas.microsoft.com/office/word/2015/wordml/symex" xmlns:wpg="http://schemas.microsoft.com/office/word/2010/wordprocessingGroup" xmlns:wpi="http://schemas.microsoft.com/office/word/2010/wordprocessingInk" xmlns:wne="http://schemas.microsoft.com/office/word/2006/wordml" xmlns:wps="http://schemas.microsoft.com/office/word/2010/wordprocessingShape" mc:Ignorable="w14 w15 w16se wp14">
   <w:p>
     <w:pPr>
       <w:pStyle w:val="Header"/>
@@ -23449,7 +23992,7 @@
 </file>
 
 <file path=word/header3.xml><?xml version="1.0" encoding="utf-8"?>
-<w:hdr xmlns:wpc="http://schemas.microsoft.com/office/word/2010/wordprocessingCanvas" xmlns:cx="http://schemas.microsoft.com/office/drawing/2014/chartex" xmlns:cx1="http://schemas.microsoft.com/office/drawing/2015/9/8/chartex" xmlns:cx2="http://schemas.microsoft.com/office/drawing/2015/10/21/chartex" xmlns:cx3="http://schemas.microsoft.com/office/drawing/2016/5/9/chartex" xmlns:cx4="http://schemas.microsoft.com/office/drawing/2016/5/10/chartex" xmlns:cx5="http://schemas.microsoft.com/office/drawing/2016/5/11/chartex" xmlns:cx6="http://schemas.microsoft.com/office/drawing/2016/5/12/chartex" xmlns:cx7="http://schemas.microsoft.com/office/drawing/2016/5/13/chartex" xmlns:cx8="http://schemas.microsoft.com/office/drawing/2016/5/14/chartex" xmlns:mc="http://schemas.openxmlformats.org/markup-compatibility/2006" xmlns:aink="http://schemas.microsoft.com/office/drawing/2016/ink" xmlns:am3d="http://schemas.microsoft.com/office/drawing/2017/model3d" xmlns:o="urn:schemas-microsoft-com:office:office" xmlns:oel="http://schemas.microsoft.com/office/2019/extlst" xmlns:r="http://schemas.openxmlformats.org/officeDocument/2006/relationships" xmlns:m="http://schemas.openxmlformats.org/officeDocument/2006/math" xmlns:v="urn:schemas-microsoft-com:vml" xmlns:wp14="http://schemas.microsoft.com/office/word/2010/wordprocessingDrawing" xmlns:wp="http://schemas.openxmlformats.org/drawingml/2006/wordprocessingDrawing" xmlns:w10="urn:schemas-microsoft-com:office:word" xmlns:w="http://schemas.openxmlformats.org/wordprocessingml/2006/main" xmlns:w14="http://schemas.microsoft.com/office/word/2010/wordml" xmlns:w15="http://schemas.microsoft.com/office/word/2012/wordml" xmlns:w16cex="http://schemas.microsoft.com/office/word/2018/wordml/cex" xmlns:w16cid="http://schemas.microsoft.com/office/word/2016/wordml/cid" xmlns:w16="http://schemas.microsoft.com/office/word/2018/wordml" xmlns:w16du="http://schemas.microsoft.com/office/word/2023/wordml/word16du" xmlns:w16sdtdh="http://schemas.microsoft.com/office/word/2020/wordml/sdtdatahash" xmlns:w16sdtfl="http://schemas.microsoft.com/office/word/2024/wordml/sdtformatlock" xmlns:w16se="http://schemas.microsoft.com/office/word/2015/wordml/symex" xmlns:wpg="http://schemas.microsoft.com/office/word/2010/wordprocessingGroup" xmlns:wpi="http://schemas.microsoft.com/office/word/2010/wordprocessingInk" xmlns:wne="http://schemas.microsoft.com/office/word/2006/wordml" xmlns:wps="http://schemas.microsoft.com/office/word/2010/wordprocessingShape" mc:Ignorable="w14 w15 w16se w16cid w16 w16cex w16sdtdh w16sdtfl w16du wp14">
+<w:hdr xmlns:wpc="http://schemas.microsoft.com/office/word/2010/wordprocessingCanvas" xmlns:cx="http://schemas.microsoft.com/office/drawing/2014/chartex" xmlns:mc="http://schemas.openxmlformats.org/markup-compatibility/2006" xmlns:o="urn:schemas-microsoft-com:office:office" xmlns:r="http://schemas.openxmlformats.org/officeDocument/2006/relationships" xmlns:m="http://schemas.openxmlformats.org/officeDocument/2006/math" xmlns:v="urn:schemas-microsoft-com:vml" xmlns:wp14="http://schemas.microsoft.com/office/word/2010/wordprocessingDrawing" xmlns:wp="http://schemas.openxmlformats.org/drawingml/2006/wordprocessingDrawing" xmlns:w10="urn:schemas-microsoft-com:office:word" xmlns:w="http://schemas.openxmlformats.org/wordprocessingml/2006/main" xmlns:w14="http://schemas.microsoft.com/office/word/2010/wordml" xmlns:w15="http://schemas.microsoft.com/office/word/2012/wordml" xmlns:w16se="http://schemas.microsoft.com/office/word/2015/wordml/symex" xmlns:wpg="http://schemas.microsoft.com/office/word/2010/wordprocessingGroup" xmlns:wpi="http://schemas.microsoft.com/office/word/2010/wordprocessingInk" xmlns:wne="http://schemas.microsoft.com/office/word/2006/wordml" xmlns:wps="http://schemas.microsoft.com/office/word/2010/wordprocessingShape" mc:Ignorable="w14 w15 w16se wp14">
   <w:p>
     <w:pPr>
       <w:pStyle w:val="Header"/>
@@ -23459,7 +24002,7 @@
 </file>
 
 <file path=word/numbering.xml><?xml version="1.0" encoding="utf-8"?>
-<w:numbering xmlns:wpc="http://schemas.microsoft.com/office/word/2010/wordprocessingCanvas" xmlns:cx="http://schemas.microsoft.com/office/drawing/2014/chartex" xmlns:cx1="http://schemas.microsoft.com/office/drawing/2015/9/8/chartex" xmlns:cx2="http://schemas.microsoft.com/office/drawing/2015/10/21/chartex" xmlns:cx3="http://schemas.microsoft.com/office/drawing/2016/5/9/chartex" xmlns:cx4="http://schemas.microsoft.com/office/drawing/2016/5/10/chartex" xmlns:cx5="http://schemas.microsoft.com/office/drawing/2016/5/11/chartex" xmlns:cx6="http://schemas.microsoft.com/office/drawing/2016/5/12/chartex" xmlns:cx7="http://schemas.microsoft.com/office/drawing/2016/5/13/chartex" xmlns:cx8="http://schemas.microsoft.com/office/drawing/2016/5/14/chartex" xmlns:mc="http://schemas.openxmlformats.org/markup-compatibility/2006" xmlns:aink="http://schemas.microsoft.com/office/drawing/2016/ink" xmlns:am3d="http://schemas.microsoft.com/office/drawing/2017/model3d" xmlns:o="urn:schemas-microsoft-com:office:office" xmlns:oel="http://schemas.microsoft.com/office/2019/extlst" xmlns:r="http://schemas.openxmlformats.org/officeDocument/2006/relationships" xmlns:m="http://schemas.openxmlformats.org/officeDocument/2006/math" xmlns:v="urn:schemas-microsoft-com:vml" xmlns:wp14="http://schemas.microsoft.com/office/word/2010/wordprocessingDrawing" xmlns:wp="http://schemas.openxmlformats.org/drawingml/2006/wordprocessingDrawing" xmlns:w10="urn:schemas-microsoft-com:office:word" xmlns:w="http://schemas.openxmlformats.org/wordprocessingml/2006/main" xmlns:w14="http://schemas.microsoft.com/office/word/2010/wordml" xmlns:w15="http://schemas.microsoft.com/office/word/2012/wordml" xmlns:w16cex="http://schemas.microsoft.com/office/word/2018/wordml/cex" xmlns:w16cid="http://schemas.microsoft.com/office/word/2016/wordml/cid" xmlns:w16="http://schemas.microsoft.com/office/word/2018/wordml" xmlns:w16du="http://schemas.microsoft.com/office/word/2023/wordml/word16du" xmlns:w16sdtdh="http://schemas.microsoft.com/office/word/2020/wordml/sdtdatahash" xmlns:w16sdtfl="http://schemas.microsoft.com/office/word/2024/wordml/sdtformatlock" xmlns:w16se="http://schemas.microsoft.com/office/word/2015/wordml/symex" xmlns:wpg="http://schemas.microsoft.com/office/word/2010/wordprocessingGroup" xmlns:wpi="http://schemas.microsoft.com/office/word/2010/wordprocessingInk" xmlns:wne="http://schemas.microsoft.com/office/word/2006/wordml" xmlns:wps="http://schemas.microsoft.com/office/word/2010/wordprocessingShape" mc:Ignorable="w14 w15 w16se w16cid w16 w16cex w16sdtdh w16sdtfl w16du wp14">
+<w:numbering xmlns:wpc="http://schemas.microsoft.com/office/word/2010/wordprocessingCanvas" xmlns:cx="http://schemas.microsoft.com/office/drawing/2014/chartex" xmlns:mc="http://schemas.openxmlformats.org/markup-compatibility/2006" xmlns:o="urn:schemas-microsoft-com:office:office" xmlns:r="http://schemas.openxmlformats.org/officeDocument/2006/relationships" xmlns:m="http://schemas.openxmlformats.org/officeDocument/2006/math" xmlns:v="urn:schemas-microsoft-com:vml" xmlns:wp14="http://schemas.microsoft.com/office/word/2010/wordprocessingDrawing" xmlns:wp="http://schemas.openxmlformats.org/drawingml/2006/wordprocessingDrawing" xmlns:w10="urn:schemas-microsoft-com:office:word" xmlns:w="http://schemas.openxmlformats.org/wordprocessingml/2006/main" xmlns:w14="http://schemas.microsoft.com/office/word/2010/wordml" xmlns:w15="http://schemas.microsoft.com/office/word/2012/wordml" xmlns:w16se="http://schemas.microsoft.com/office/word/2015/wordml/symex" xmlns:wpg="http://schemas.microsoft.com/office/word/2010/wordprocessingGroup" xmlns:wpi="http://schemas.microsoft.com/office/word/2010/wordprocessingInk" xmlns:wne="http://schemas.microsoft.com/office/word/2006/wordml" xmlns:wps="http://schemas.microsoft.com/office/word/2010/wordprocessingShape" mc:Ignorable="w14 w15 w16se wp14">
   <w:abstractNum w:abstractNumId="0" w15:restartNumberingAfterBreak="0">
     <w:nsid w:val="08560347"/>
     <w:multiLevelType w:val="hybridMultilevel"/>
@@ -25582,61 +26125,61 @@
       </w:pPr>
     </w:lvl>
   </w:abstractNum>
-  <w:num w:numId="1" w16cid:durableId="1867523474">
+  <w:num w:numId="1">
     <w:abstractNumId w:val="18"/>
   </w:num>
-  <w:num w:numId="2" w16cid:durableId="1751612373">
+  <w:num w:numId="2">
     <w:abstractNumId w:val="15"/>
   </w:num>
-  <w:num w:numId="3" w16cid:durableId="524903754">
+  <w:num w:numId="3">
     <w:abstractNumId w:val="3"/>
   </w:num>
-  <w:num w:numId="4" w16cid:durableId="1915819860">
+  <w:num w:numId="4">
     <w:abstractNumId w:val="1"/>
   </w:num>
-  <w:num w:numId="5" w16cid:durableId="2137789822">
+  <w:num w:numId="5">
     <w:abstractNumId w:val="12"/>
   </w:num>
-  <w:num w:numId="6" w16cid:durableId="1587609735">
+  <w:num w:numId="6">
     <w:abstractNumId w:val="16"/>
   </w:num>
-  <w:num w:numId="7" w16cid:durableId="1008947526">
+  <w:num w:numId="7">
     <w:abstractNumId w:val="16"/>
   </w:num>
-  <w:num w:numId="8" w16cid:durableId="1304971694">
+  <w:num w:numId="8">
     <w:abstractNumId w:val="16"/>
   </w:num>
-  <w:num w:numId="9" w16cid:durableId="139159492">
+  <w:num w:numId="9">
     <w:abstractNumId w:val="4"/>
   </w:num>
-  <w:num w:numId="10" w16cid:durableId="1197043296">
+  <w:num w:numId="10">
     <w:abstractNumId w:val="5"/>
   </w:num>
-  <w:num w:numId="11" w16cid:durableId="872382154">
+  <w:num w:numId="11">
     <w:abstractNumId w:val="9"/>
   </w:num>
-  <w:num w:numId="12" w16cid:durableId="167259936">
+  <w:num w:numId="12">
     <w:abstractNumId w:val="16"/>
   </w:num>
-  <w:num w:numId="13" w16cid:durableId="175778097">
+  <w:num w:numId="13">
     <w:abstractNumId w:val="16"/>
   </w:num>
-  <w:num w:numId="14" w16cid:durableId="65960416">
+  <w:num w:numId="14">
     <w:abstractNumId w:val="16"/>
   </w:num>
-  <w:num w:numId="15" w16cid:durableId="844974078">
+  <w:num w:numId="15">
     <w:abstractNumId w:val="16"/>
   </w:num>
-  <w:num w:numId="16" w16cid:durableId="2030064236">
+  <w:num w:numId="16">
     <w:abstractNumId w:val="8"/>
   </w:num>
-  <w:num w:numId="17" w16cid:durableId="1353535889">
+  <w:num w:numId="17">
     <w:abstractNumId w:val="16"/>
   </w:num>
-  <w:num w:numId="18" w16cid:durableId="1965118521">
+  <w:num w:numId="18">
     <w:abstractNumId w:val="10"/>
   </w:num>
-  <w:num w:numId="19" w16cid:durableId="1857427803">
+  <w:num w:numId="19">
     <w:abstractNumId w:val="10"/>
     <w:lvlOverride w:ilvl="0">
       <w:lvl w:ilvl="0" w:tplc="C2828D58">
@@ -25742,25 +26285,25 @@
       </w:lvl>
     </w:lvlOverride>
   </w:num>
-  <w:num w:numId="20" w16cid:durableId="1376662231">
+  <w:num w:numId="20">
     <w:abstractNumId w:val="2"/>
   </w:num>
-  <w:num w:numId="21" w16cid:durableId="1561288219">
+  <w:num w:numId="21">
     <w:abstractNumId w:val="0"/>
   </w:num>
-  <w:num w:numId="22" w16cid:durableId="418866726">
+  <w:num w:numId="22">
     <w:abstractNumId w:val="16"/>
   </w:num>
-  <w:num w:numId="23" w16cid:durableId="489685791">
+  <w:num w:numId="23">
     <w:abstractNumId w:val="13"/>
   </w:num>
-  <w:num w:numId="24" w16cid:durableId="1647005583">
+  <w:num w:numId="24">
     <w:abstractNumId w:val="16"/>
   </w:num>
-  <w:num w:numId="25" w16cid:durableId="811292001">
+  <w:num w:numId="25">
     <w:abstractNumId w:val="7"/>
   </w:num>
-  <w:num w:numId="26" w16cid:durableId="1682008689">
+  <w:num w:numId="26">
     <w:abstractNumId w:val="18"/>
     <w:lvlOverride w:ilvl="0">
       <w:startOverride w:val="3"/>
@@ -25769,35 +26312,35 @@
       <w:startOverride w:val="8"/>
     </w:lvlOverride>
   </w:num>
-  <w:num w:numId="27" w16cid:durableId="878711060">
+  <w:num w:numId="27">
     <w:abstractNumId w:val="14"/>
   </w:num>
-  <w:num w:numId="28" w16cid:durableId="1548177121">
+  <w:num w:numId="28">
     <w:abstractNumId w:val="6"/>
   </w:num>
-  <w:num w:numId="29" w16cid:durableId="1513568919">
+  <w:num w:numId="29">
     <w:abstractNumId w:val="11"/>
   </w:num>
-  <w:num w:numId="30" w16cid:durableId="1928808793">
+  <w:num w:numId="30">
     <w:abstractNumId w:val="17"/>
   </w:num>
-  <w:num w:numId="31" w16cid:durableId="1972244983">
+  <w:num w:numId="31">
     <w:abstractNumId w:val="18"/>
   </w:num>
-  <w:num w:numId="32" w16cid:durableId="760638948">
+  <w:num w:numId="32">
     <w:abstractNumId w:val="18"/>
   </w:num>
-  <w:num w:numId="33" w16cid:durableId="1060716783">
+  <w:num w:numId="33">
     <w:abstractNumId w:val="18"/>
   </w:num>
-  <w:num w:numId="34" w16cid:durableId="1430194407">
+  <w:num w:numId="34">
     <w:abstractNumId w:val="18"/>
   </w:num>
 </w:numbering>
 </file>
 
 <file path=word/styles.xml><?xml version="1.0" encoding="utf-8"?>
-<w:styles xmlns:mc="http://schemas.openxmlformats.org/markup-compatibility/2006" xmlns:r="http://schemas.openxmlformats.org/officeDocument/2006/relationships" xmlns:w="http://schemas.openxmlformats.org/wordprocessingml/2006/main" xmlns:w14="http://schemas.microsoft.com/office/word/2010/wordml" xmlns:w15="http://schemas.microsoft.com/office/word/2012/wordml" xmlns:w16cex="http://schemas.microsoft.com/office/word/2018/wordml/cex" xmlns:w16cid="http://schemas.microsoft.com/office/word/2016/wordml/cid" xmlns:w16="http://schemas.microsoft.com/office/word/2018/wordml" xmlns:w16du="http://schemas.microsoft.com/office/word/2023/wordml/word16du" xmlns:w16sdtdh="http://schemas.microsoft.com/office/word/2020/wordml/sdtdatahash" xmlns:w16sdtfl="http://schemas.microsoft.com/office/word/2024/wordml/sdtformatlock" xmlns:w16se="http://schemas.microsoft.com/office/word/2015/wordml/symex" mc:Ignorable="w14 w15 w16se w16cid w16 w16cex w16sdtdh w16sdtfl w16du">
+<w:styles xmlns:mc="http://schemas.openxmlformats.org/markup-compatibility/2006" xmlns:r="http://schemas.openxmlformats.org/officeDocument/2006/relationships" xmlns:w="http://schemas.openxmlformats.org/wordprocessingml/2006/main" xmlns:w14="http://schemas.microsoft.com/office/word/2010/wordml" xmlns:w15="http://schemas.microsoft.com/office/word/2012/wordml" xmlns:w16se="http://schemas.microsoft.com/office/word/2015/wordml/symex" mc:Ignorable="w14 w15 w16se">
   <w:docDefaults>
     <w:rPrDefault>
       <w:rPr>
@@ -25813,7 +26356,7 @@
       </w:pPr>
     </w:pPrDefault>
   </w:docDefaults>
-  <w:latentStyles w:defLockedState="0" w:defUIPriority="99" w:defSemiHidden="0" w:defUnhideWhenUsed="0" w:defQFormat="0" w:count="376">
+  <w:latentStyles w:defLockedState="0" w:defUIPriority="99" w:defSemiHidden="0" w:defUnhideWhenUsed="0" w:defQFormat="0" w:count="371">
     <w:lsdException w:name="Normal" w:uiPriority="0" w:qFormat="1"/>
     <w:lsdException w:name="heading 1" w:uiPriority="0" w:qFormat="1"/>
     <w:lsdException w:name="heading 2" w:semiHidden="1" w:uiPriority="0" w:unhideWhenUsed="1" w:qFormat="1"/>
@@ -26185,11 +26728,6 @@
     <w:lsdException w:name="List Table 5 Dark Accent 6" w:uiPriority="50"/>
     <w:lsdException w:name="List Table 6 Colorful Accent 6" w:uiPriority="51"/>
     <w:lsdException w:name="List Table 7 Colorful Accent 6" w:uiPriority="52"/>
-    <w:lsdException w:name="Mention" w:semiHidden="1" w:unhideWhenUsed="1"/>
-    <w:lsdException w:name="Smart Hyperlink" w:semiHidden="1" w:unhideWhenUsed="1"/>
-    <w:lsdException w:name="Hashtag" w:semiHidden="1" w:unhideWhenUsed="1"/>
-    <w:lsdException w:name="Unresolved Mention" w:semiHidden="1" w:unhideWhenUsed="1"/>
-    <w:lsdException w:name="Smart Link" w:semiHidden="1" w:unhideWhenUsed="1"/>
   </w:latentStyles>
   <w:style w:type="paragraph" w:default="1" w:styleId="Normal">
     <w:name w:val="Normal"/>
@@ -26955,7 +27493,7 @@
 </file>
 
 <file path=word/glossary/document.xml><?xml version="1.0" encoding="utf-8"?>
-<w:glossaryDocument xmlns:wpc="http://schemas.microsoft.com/office/word/2010/wordprocessingCanvas" xmlns:cx="http://schemas.microsoft.com/office/drawing/2014/chartex" xmlns:cx1="http://schemas.microsoft.com/office/drawing/2015/9/8/chartex" xmlns:cx2="http://schemas.microsoft.com/office/drawing/2015/10/21/chartex" xmlns:cx3="http://schemas.microsoft.com/office/drawing/2016/5/9/chartex" xmlns:cx4="http://schemas.microsoft.com/office/drawing/2016/5/10/chartex" xmlns:cx5="http://schemas.microsoft.com/office/drawing/2016/5/11/chartex" xmlns:cx6="http://schemas.microsoft.com/office/drawing/2016/5/12/chartex" xmlns:cx7="http://schemas.microsoft.com/office/drawing/2016/5/13/chartex" xmlns:cx8="http://schemas.microsoft.com/office/drawing/2016/5/14/chartex" xmlns:mc="http://schemas.openxmlformats.org/markup-compatibility/2006" xmlns:aink="http://schemas.microsoft.com/office/drawing/2016/ink" xmlns:am3d="http://schemas.microsoft.com/office/drawing/2017/model3d" xmlns:o="urn:schemas-microsoft-com:office:office" xmlns:oel="http://schemas.microsoft.com/office/2019/extlst" xmlns:r="http://schemas.openxmlformats.org/officeDocument/2006/relationships" xmlns:m="http://schemas.openxmlformats.org/officeDocument/2006/math" xmlns:v="urn:schemas-microsoft-com:vml" xmlns:wp14="http://schemas.microsoft.com/office/word/2010/wordprocessingDrawing" xmlns:wp="http://schemas.openxmlformats.org/drawingml/2006/wordprocessingDrawing" xmlns:w10="urn:schemas-microsoft-com:office:word" xmlns:w="http://schemas.openxmlformats.org/wordprocessingml/2006/main" xmlns:w14="http://schemas.microsoft.com/office/word/2010/wordml" xmlns:w15="http://schemas.microsoft.com/office/word/2012/wordml" xmlns:w16cex="http://schemas.microsoft.com/office/word/2018/wordml/cex" xmlns:w16cid="http://schemas.microsoft.com/office/word/2016/wordml/cid" xmlns:w16="http://schemas.microsoft.com/office/word/2018/wordml" xmlns:w16du="http://schemas.microsoft.com/office/word/2023/wordml/word16du" xmlns:w16sdtdh="http://schemas.microsoft.com/office/word/2020/wordml/sdtdatahash" xmlns:w16sdtfl="http://schemas.microsoft.com/office/word/2024/wordml/sdtformatlock" xmlns:w16se="http://schemas.microsoft.com/office/word/2015/wordml/symex" xmlns:wpg="http://schemas.microsoft.com/office/word/2010/wordprocessingGroup" xmlns:wpi="http://schemas.microsoft.com/office/word/2010/wordprocessingInk" xmlns:wne="http://schemas.microsoft.com/office/word/2006/wordml" xmlns:wps="http://schemas.microsoft.com/office/word/2010/wordprocessingShape" mc:Ignorable="w14 w15 w16se w16cid w16 w16cex w16sdtdh w16sdtfl w16du wp14">
+<w:glossaryDocument xmlns:wpc="http://schemas.microsoft.com/office/word/2010/wordprocessingCanvas" xmlns:cx="http://schemas.microsoft.com/office/drawing/2014/chartex" xmlns:mc="http://schemas.openxmlformats.org/markup-compatibility/2006" xmlns:o="urn:schemas-microsoft-com:office:office" xmlns:r="http://schemas.openxmlformats.org/officeDocument/2006/relationships" xmlns:m="http://schemas.openxmlformats.org/officeDocument/2006/math" xmlns:v="urn:schemas-microsoft-com:vml" xmlns:wp14="http://schemas.microsoft.com/office/word/2010/wordprocessingDrawing" xmlns:wp="http://schemas.openxmlformats.org/drawingml/2006/wordprocessingDrawing" xmlns:w10="urn:schemas-microsoft-com:office:word" xmlns:w="http://schemas.openxmlformats.org/wordprocessingml/2006/main" xmlns:w14="http://schemas.microsoft.com/office/word/2010/wordml" xmlns:w15="http://schemas.microsoft.com/office/word/2012/wordml" xmlns:w16se="http://schemas.microsoft.com/office/word/2015/wordml/symex" xmlns:wpg="http://schemas.microsoft.com/office/word/2010/wordprocessingGroup" xmlns:wpi="http://schemas.microsoft.com/office/word/2010/wordprocessingInk" xmlns:wne="http://schemas.microsoft.com/office/word/2006/wordml" xmlns:wps="http://schemas.microsoft.com/office/word/2010/wordprocessingShape" mc:Ignorable="w14 w15 w16se wp14">
   <w:docParts>
     <w:docPart>
       <w:docPartPr>
@@ -26981,7 +27519,7 @@
             <w:rPr>
               <w:rFonts w:asciiTheme="majorHAnsi" w:eastAsiaTheme="majorEastAsia" w:hAnsiTheme="majorHAnsi" w:cstheme="majorBidi"/>
               <w:caps/>
-              <w:color w:val="156082" w:themeColor="accent1"/>
+              <w:color w:val="5B9BD5" w:themeColor="accent1"/>
               <w:sz w:val="80"/>
               <w:szCs w:val="80"/>
             </w:rPr>
@@ -27012,7 +27550,7 @@
           </w:pPr>
           <w:r>
             <w:rPr>
-              <w:color w:val="156082" w:themeColor="accent1"/>
+              <w:color w:val="5B9BD5" w:themeColor="accent1"/>
               <w:sz w:val="28"/>
               <w:szCs w:val="28"/>
             </w:rPr>
@@ -27026,7 +27564,7 @@
 </file>
 
 <file path=word/glossary/fontTable.xml><?xml version="1.0" encoding="utf-8"?>
-<w:fonts xmlns:mc="http://schemas.openxmlformats.org/markup-compatibility/2006" xmlns:r="http://schemas.openxmlformats.org/officeDocument/2006/relationships" xmlns:w="http://schemas.openxmlformats.org/wordprocessingml/2006/main" xmlns:w14="http://schemas.microsoft.com/office/word/2010/wordml" xmlns:w15="http://schemas.microsoft.com/office/word/2012/wordml" xmlns:w16cex="http://schemas.microsoft.com/office/word/2018/wordml/cex" xmlns:w16cid="http://schemas.microsoft.com/office/word/2016/wordml/cid" xmlns:w16="http://schemas.microsoft.com/office/word/2018/wordml" xmlns:w16du="http://schemas.microsoft.com/office/word/2023/wordml/word16du" xmlns:w16sdtdh="http://schemas.microsoft.com/office/word/2020/wordml/sdtdatahash" xmlns:w16sdtfl="http://schemas.microsoft.com/office/word/2024/wordml/sdtformatlock" xmlns:w16se="http://schemas.microsoft.com/office/word/2015/wordml/symex" mc:Ignorable="w14 w15 w16se w16cid w16 w16cex w16sdtdh w16sdtfl w16du">
+<w:fonts xmlns:mc="http://schemas.openxmlformats.org/markup-compatibility/2006" xmlns:r="http://schemas.openxmlformats.org/officeDocument/2006/relationships" xmlns:w="http://schemas.openxmlformats.org/wordprocessingml/2006/main" xmlns:w14="http://schemas.microsoft.com/office/word/2010/wordml" xmlns:w15="http://schemas.microsoft.com/office/word/2012/wordml" xmlns:w16se="http://schemas.microsoft.com/office/word/2015/wordml/symex" mc:Ignorable="w14 w15 w16se">
   <w:font w:name="Times New Roman">
     <w:panose1 w:val="02020603050405020304"/>
     <w:charset w:val="00"/>
@@ -27083,7 +27621,7 @@
     <w:sig w:usb0="80000287" w:usb1="2ACF3C50" w:usb2="00000016" w:usb3="00000000" w:csb0="0004001F" w:csb1="00000000"/>
   </w:font>
   <w:font w:name="Lucida Sans">
-    <w:panose1 w:val="020B0602030504020204"/>
+    <w:altName w:val="Lucida Sans Unicode"/>
     <w:charset w:val="00"/>
     <w:family w:val="swiss"/>
     <w:pitch w:val="variable"/>
@@ -27096,23 +27634,11 @@
     <w:pitch w:val="variable"/>
     <w:sig w:usb0="E4002EFF" w:usb1="C000247B" w:usb2="00000009" w:usb3="00000000" w:csb0="000001FF" w:csb1="00000000"/>
   </w:font>
-  <w:font w:name="Aptos">
-    <w:charset w:val="00"/>
-    <w:family w:val="swiss"/>
-    <w:pitch w:val="variable"/>
-    <w:sig w:usb0="20000287" w:usb1="00000003" w:usb2="00000000" w:usb3="00000000" w:csb0="0000019F" w:csb1="00000000"/>
-  </w:font>
-  <w:font w:name="Aptos Display">
-    <w:charset w:val="00"/>
-    <w:family w:val="swiss"/>
-    <w:pitch w:val="variable"/>
-    <w:sig w:usb0="20000287" w:usb1="00000003" w:usb2="00000000" w:usb3="00000000" w:csb0="0000019F" w:csb1="00000000"/>
-  </w:font>
 </w:fonts>
 </file>
 
 <file path=word/glossary/settings.xml><?xml version="1.0" encoding="utf-8"?>
-<w:settings xmlns:mc="http://schemas.openxmlformats.org/markup-compatibility/2006" xmlns:o="urn:schemas-microsoft-com:office:office" xmlns:r="http://schemas.openxmlformats.org/officeDocument/2006/relationships" xmlns:m="http://schemas.openxmlformats.org/officeDocument/2006/math" xmlns:v="urn:schemas-microsoft-com:vml" xmlns:w10="urn:schemas-microsoft-com:office:word" xmlns:w="http://schemas.openxmlformats.org/wordprocessingml/2006/main" xmlns:w14="http://schemas.microsoft.com/office/word/2010/wordml" xmlns:w15="http://schemas.microsoft.com/office/word/2012/wordml" xmlns:w16cex="http://schemas.microsoft.com/office/word/2018/wordml/cex" xmlns:w16cid="http://schemas.microsoft.com/office/word/2016/wordml/cid" xmlns:w16="http://schemas.microsoft.com/office/word/2018/wordml" xmlns:w16du="http://schemas.microsoft.com/office/word/2023/wordml/word16du" xmlns:w16sdtdh="http://schemas.microsoft.com/office/word/2020/wordml/sdtdatahash" xmlns:w16sdtfl="http://schemas.microsoft.com/office/word/2024/wordml/sdtformatlock" xmlns:w16se="http://schemas.microsoft.com/office/word/2015/wordml/symex" xmlns:sl="http://schemas.openxmlformats.org/schemaLibrary/2006/main" mc:Ignorable="w14 w15 w16se w16cid w16 w16cex w16sdtdh w16sdtfl w16du">
+<w:settings xmlns:mc="http://schemas.openxmlformats.org/markup-compatibility/2006" xmlns:o="urn:schemas-microsoft-com:office:office" xmlns:r="http://schemas.openxmlformats.org/officeDocument/2006/relationships" xmlns:m="http://schemas.openxmlformats.org/officeDocument/2006/math" xmlns:v="urn:schemas-microsoft-com:vml" xmlns:w10="urn:schemas-microsoft-com:office:word" xmlns:w="http://schemas.openxmlformats.org/wordprocessingml/2006/main" xmlns:w14="http://schemas.microsoft.com/office/word/2010/wordml" xmlns:w15="http://schemas.microsoft.com/office/word/2012/wordml" xmlns:w16se="http://schemas.microsoft.com/office/word/2015/wordml/symex" xmlns:sl="http://schemas.openxmlformats.org/schemaLibrary/2006/main" mc:Ignorable="w14 w15 w16se">
   <w:view w:val="normal"/>
   <w:defaultTabStop w:val="720"/>
   <w:characterSpacingControl w:val="doNotCompress"/>
@@ -27123,7 +27649,6 @@
     <w:compatSetting w:name="enableOpenTypeFeatures" w:uri="http://schemas.microsoft.com/office/word" w:val="1"/>
     <w:compatSetting w:name="doNotFlipMirrorIndents" w:uri="http://schemas.microsoft.com/office/word" w:val="1"/>
     <w:compatSetting w:name="differentiateMultirowTableHeaders" w:uri="http://schemas.microsoft.com/office/word" w:val="1"/>
-    <w:compatSetting w:name="useWord2013TrackBottomHyphenation" w:uri="http://schemas.microsoft.com/office/word" w:val="1"/>
   </w:compat>
   <w:rsids>
     <w:rsidRoot w:val="00F152FF"/>
@@ -27150,6 +27675,7 @@
     <w:rsid w:val="00ED642B"/>
     <w:rsid w:val="00F152FF"/>
     <w:rsid w:val="00F422C8"/>
+    <w:rsid w:val="00F850FD"/>
   </w:rsids>
   <m:mathPr>
     <m:mathFont m:val="Cambria Math"/>
@@ -27173,7 +27699,7 @@
 </file>
 
 <file path=word/glossary/styles.xml><?xml version="1.0" encoding="utf-8"?>
-<w:styles xmlns:mc="http://schemas.openxmlformats.org/markup-compatibility/2006" xmlns:r="http://schemas.openxmlformats.org/officeDocument/2006/relationships" xmlns:w="http://schemas.openxmlformats.org/wordprocessingml/2006/main" xmlns:w14="http://schemas.microsoft.com/office/word/2010/wordml" xmlns:w15="http://schemas.microsoft.com/office/word/2012/wordml" xmlns:w16cex="http://schemas.microsoft.com/office/word/2018/wordml/cex" xmlns:w16cid="http://schemas.microsoft.com/office/word/2016/wordml/cid" xmlns:w16="http://schemas.microsoft.com/office/word/2018/wordml" xmlns:w16du="http://schemas.microsoft.com/office/word/2023/wordml/word16du" xmlns:w16sdtdh="http://schemas.microsoft.com/office/word/2020/wordml/sdtdatahash" xmlns:w16sdtfl="http://schemas.microsoft.com/office/word/2024/wordml/sdtformatlock" xmlns:w16se="http://schemas.microsoft.com/office/word/2015/wordml/symex" mc:Ignorable="w14 w15 w16se w16cid w16 w16cex w16sdtdh w16sdtfl w16du">
+<w:styles xmlns:mc="http://schemas.openxmlformats.org/markup-compatibility/2006" xmlns:r="http://schemas.openxmlformats.org/officeDocument/2006/relationships" xmlns:w="http://schemas.openxmlformats.org/wordprocessingml/2006/main" xmlns:w14="http://schemas.microsoft.com/office/word/2010/wordml" xmlns:w15="http://schemas.microsoft.com/office/word/2012/wordml" xmlns:w16se="http://schemas.microsoft.com/office/word/2015/wordml/symex" mc:Ignorable="w14 w15 w16se">
   <w:docDefaults>
     <w:rPrDefault>
       <w:rPr>
@@ -27189,7 +27715,7 @@
       </w:pPr>
     </w:pPrDefault>
   </w:docDefaults>
-  <w:latentStyles w:defLockedState="0" w:defUIPriority="99" w:defSemiHidden="0" w:defUnhideWhenUsed="0" w:defQFormat="0" w:count="376">
+  <w:latentStyles w:defLockedState="0" w:defUIPriority="99" w:defSemiHidden="0" w:defUnhideWhenUsed="0" w:defQFormat="0" w:count="371">
     <w:lsdException w:name="Normal" w:uiPriority="0" w:qFormat="1"/>
     <w:lsdException w:name="heading 1" w:uiPriority="9" w:qFormat="1"/>
     <w:lsdException w:name="heading 2" w:semiHidden="1" w:uiPriority="9" w:unhideWhenUsed="1" w:qFormat="1"/>
@@ -27561,11 +28087,6 @@
     <w:lsdException w:name="List Table 5 Dark Accent 6" w:uiPriority="50"/>
     <w:lsdException w:name="List Table 6 Colorful Accent 6" w:uiPriority="51"/>
     <w:lsdException w:name="List Table 7 Colorful Accent 6" w:uiPriority="52"/>
-    <w:lsdException w:name="Mention" w:semiHidden="1" w:unhideWhenUsed="1"/>
-    <w:lsdException w:name="Smart Hyperlink" w:semiHidden="1" w:unhideWhenUsed="1"/>
-    <w:lsdException w:name="Hashtag" w:semiHidden="1" w:unhideWhenUsed="1"/>
-    <w:lsdException w:name="Unresolved Mention" w:semiHidden="1" w:unhideWhenUsed="1"/>
-    <w:lsdException w:name="Smart Link" w:semiHidden="1" w:unhideWhenUsed="1"/>
   </w:latentStyles>
   <w:style w:type="paragraph" w:default="1" w:styleId="Normal">
     <w:name w:val="Normal"/>
@@ -27610,7 +28131,7 @@
 </file>
 
 <file path=word/glossary/webSettings.xml><?xml version="1.0" encoding="utf-8"?>
-<w:webSettings xmlns:mc="http://schemas.openxmlformats.org/markup-compatibility/2006" xmlns:r="http://schemas.openxmlformats.org/officeDocument/2006/relationships" xmlns:w="http://schemas.openxmlformats.org/wordprocessingml/2006/main" xmlns:w14="http://schemas.microsoft.com/office/word/2010/wordml" xmlns:w15="http://schemas.microsoft.com/office/word/2012/wordml" xmlns:w16cex="http://schemas.microsoft.com/office/word/2018/wordml/cex" xmlns:w16cid="http://schemas.microsoft.com/office/word/2016/wordml/cid" xmlns:w16="http://schemas.microsoft.com/office/word/2018/wordml" xmlns:w16du="http://schemas.microsoft.com/office/word/2023/wordml/word16du" xmlns:w16sdtdh="http://schemas.microsoft.com/office/word/2020/wordml/sdtdatahash" xmlns:w16sdtfl="http://schemas.microsoft.com/office/word/2024/wordml/sdtformatlock" xmlns:w16se="http://schemas.microsoft.com/office/word/2015/wordml/symex" mc:Ignorable="w14 w15 w16se w16cid w16 w16cex w16sdtdh w16sdtfl w16du">
+<w:webSettings xmlns:mc="http://schemas.openxmlformats.org/markup-compatibility/2006" xmlns:r="http://schemas.openxmlformats.org/officeDocument/2006/relationships" xmlns:w="http://schemas.openxmlformats.org/wordprocessingml/2006/main" xmlns:w14="http://schemas.microsoft.com/office/word/2010/wordml" xmlns:w15="http://schemas.microsoft.com/office/word/2012/wordml" xmlns:w16se="http://schemas.microsoft.com/office/word/2015/wordml/symex" mc:Ignorable="w14 w15 w16se">
   <w:optimizeForBrowser/>
   <w:allowPNG/>
 </w:webSettings>
@@ -27814,7 +28335,7 @@
 </file>
 
 <file path=customXml/itemProps2.xml><?xml version="1.0" encoding="utf-8"?>
-<ds:datastoreItem xmlns:ds="http://schemas.openxmlformats.org/officeDocument/2006/customXml" ds:itemID="{C24EDCC4-D0CA-47DB-9EFB-09AC2604DEDB}">
+<ds:datastoreItem xmlns:ds="http://schemas.openxmlformats.org/officeDocument/2006/customXml" ds:itemID="{54DEE4B9-8E50-409A-8369-565762F06F99}">
   <ds:schemaRefs>
     <ds:schemaRef ds:uri="http://schemas.openxmlformats.org/officeDocument/2006/bibliography"/>
   </ds:schemaRefs>

--- a/docs/03_GenAI_SoftwareDevelopment_requirements-specification.docx
+++ b/docs/03_GenAI_SoftwareDevelopment_requirements-specification.docx
@@ -1,6 +1,6 @@
 
 <file path=word/document.xml><?xml version="1.0" encoding="utf-8"?>
-<w:document xmlns:wpc="http://schemas.microsoft.com/office/word/2010/wordprocessingCanvas" xmlns:cx="http://schemas.microsoft.com/office/drawing/2014/chartex" xmlns:mc="http://schemas.openxmlformats.org/markup-compatibility/2006" xmlns:o="urn:schemas-microsoft-com:office:office" xmlns:r="http://schemas.openxmlformats.org/officeDocument/2006/relationships" xmlns:m="http://schemas.openxmlformats.org/officeDocument/2006/math" xmlns:v="urn:schemas-microsoft-com:vml" xmlns:wp14="http://schemas.microsoft.com/office/word/2010/wordprocessingDrawing" xmlns:wp="http://schemas.openxmlformats.org/drawingml/2006/wordprocessingDrawing" xmlns:w10="urn:schemas-microsoft-com:office:word" xmlns:w="http://schemas.openxmlformats.org/wordprocessingml/2006/main" xmlns:w14="http://schemas.microsoft.com/office/word/2010/wordml" xmlns:w15="http://schemas.microsoft.com/office/word/2012/wordml" xmlns:w16se="http://schemas.microsoft.com/office/word/2015/wordml/symex" xmlns:wpg="http://schemas.microsoft.com/office/word/2010/wordprocessingGroup" xmlns:wpi="http://schemas.microsoft.com/office/word/2010/wordprocessingInk" xmlns:wne="http://schemas.microsoft.com/office/word/2006/wordml" xmlns:wps="http://schemas.microsoft.com/office/word/2010/wordprocessingShape" mc:Ignorable="w14 w15 w16se wp14">
+<w:document xmlns:wpc="http://schemas.microsoft.com/office/word/2010/wordprocessingCanvas" xmlns:cx="http://schemas.microsoft.com/office/drawing/2014/chartex" xmlns:cx1="http://schemas.microsoft.com/office/drawing/2015/9/8/chartex" xmlns:cx2="http://schemas.microsoft.com/office/drawing/2015/10/21/chartex" xmlns:cx3="http://schemas.microsoft.com/office/drawing/2016/5/9/chartex" xmlns:cx4="http://schemas.microsoft.com/office/drawing/2016/5/10/chartex" xmlns:cx5="http://schemas.microsoft.com/office/drawing/2016/5/11/chartex" xmlns:cx6="http://schemas.microsoft.com/office/drawing/2016/5/12/chartex" xmlns:cx7="http://schemas.microsoft.com/office/drawing/2016/5/13/chartex" xmlns:cx8="http://schemas.microsoft.com/office/drawing/2016/5/14/chartex" xmlns:mc="http://schemas.openxmlformats.org/markup-compatibility/2006" xmlns:aink="http://schemas.microsoft.com/office/drawing/2016/ink" xmlns:am3d="http://schemas.microsoft.com/office/drawing/2017/model3d" xmlns:o="urn:schemas-microsoft-com:office:office" xmlns:oel="http://schemas.microsoft.com/office/2019/extlst" xmlns:r="http://schemas.openxmlformats.org/officeDocument/2006/relationships" xmlns:m="http://schemas.openxmlformats.org/officeDocument/2006/math" xmlns:v="urn:schemas-microsoft-com:vml" xmlns:wp14="http://schemas.microsoft.com/office/word/2010/wordprocessingDrawing" xmlns:wp="http://schemas.openxmlformats.org/drawingml/2006/wordprocessingDrawing" xmlns:w10="urn:schemas-microsoft-com:office:word" xmlns:w="http://schemas.openxmlformats.org/wordprocessingml/2006/main" xmlns:w14="http://schemas.microsoft.com/office/word/2010/wordml" xmlns:w15="http://schemas.microsoft.com/office/word/2012/wordml" xmlns:w16cex="http://schemas.microsoft.com/office/word/2018/wordml/cex" xmlns:w16cid="http://schemas.microsoft.com/office/word/2016/wordml/cid" xmlns:w16="http://schemas.microsoft.com/office/word/2018/wordml" xmlns:w16du="http://schemas.microsoft.com/office/word/2023/wordml/word16du" xmlns:w16sdtdh="http://schemas.microsoft.com/office/word/2020/wordml/sdtdatahash" xmlns:w16sdtfl="http://schemas.microsoft.com/office/word/2024/wordml/sdtformatlock" xmlns:w16se="http://schemas.microsoft.com/office/word/2015/wordml/symex" xmlns:wpg="http://schemas.microsoft.com/office/word/2010/wordprocessingGroup" xmlns:wpi="http://schemas.microsoft.com/office/word/2010/wordprocessingInk" xmlns:wne="http://schemas.microsoft.com/office/word/2006/wordml" xmlns:wps="http://schemas.microsoft.com/office/word/2010/wordprocessingShape" mc:Ignorable="w14 w15 w16se w16cid w16 w16cex w16sdtdh w16sdtfl w16du wp14">
   <w:body>
     <w:sdt>
       <w:sdtPr>
@@ -6927,10 +6927,10 @@
           <w:noProof/>
         </w:rPr>
         <w:drawing>
-          <wp:inline distT="0" distB="0" distL="0" distR="0" wp14:anchorId="1487EC01" wp14:editId="3C0A26E8">
-            <wp:extent cx="5593715" cy="8397240"/>
-            <wp:effectExtent l="0" t="0" r="6985" b="3810"/>
-            <wp:docPr id="32133299" name="Picture 1" descr="PlantUML Diagram"/>
+          <wp:inline distT="0" distB="0" distL="0" distR="0" wp14:anchorId="1487EC01" wp14:editId="3B18D032">
+            <wp:extent cx="5605642" cy="8513134"/>
+            <wp:effectExtent l="0" t="0" r="0" b="2540"/>
+            <wp:docPr id="32133299" name="Picture 1"/>
             <wp:cNvGraphicFramePr>
               <a:graphicFrameLocks xmlns:a="http://schemas.openxmlformats.org/drawingml/2006/main" noChangeAspect="1"/>
             </wp:cNvGraphicFramePr>
@@ -6938,7 +6938,7 @@
               <a:graphicData uri="http://schemas.openxmlformats.org/drawingml/2006/picture">
                 <pic:pic xmlns:pic="http://schemas.openxmlformats.org/drawingml/2006/picture">
                   <pic:nvPicPr>
-                    <pic:cNvPr id="0" name="Picture 1" descr="PlantUML Diagram"/>
+                    <pic:cNvPr id="32133299" name="Picture 1"/>
                     <pic:cNvPicPr>
                       <a:picLocks noChangeAspect="1" noChangeArrowheads="1"/>
                     </pic:cNvPicPr>
@@ -6951,7 +6951,6 @@
                         </a:ext>
                       </a:extLst>
                     </a:blip>
-                    <a:srcRect/>
                     <a:stretch>
                       <a:fillRect/>
                     </a:stretch>
@@ -6959,7 +6958,7 @@
                   <pic:spPr bwMode="auto">
                     <a:xfrm>
                       <a:off x="0" y="0"/>
-                      <a:ext cx="5593715" cy="8397240"/>
+                      <a:ext cx="5635604" cy="8558636"/>
                     </a:xfrm>
                     <a:prstGeom prst="rect">
                       <a:avLst/>
@@ -16954,7 +16953,6 @@
           <w:szCs w:val="28"/>
         </w:rPr>
       </w:pPr>
-      <w:bookmarkStart w:id="52" w:name="_GoBack"/>
       <w:r>
         <w:rPr>
           <w:rFonts w:ascii="Times New Roman" w:hAnsi="Times New Roman" w:cs="Times New Roman"/>
@@ -17004,7 +17002,6 @@
           </wp:inline>
         </w:drawing>
       </w:r>
-      <w:bookmarkEnd w:id="52"/>
     </w:p>
     <w:p>
       <w:pPr>
@@ -17338,14 +17335,14 @@
           <w:rFonts w:ascii="Times New Roman" w:hAnsi="Times New Roman"/>
         </w:rPr>
       </w:pPr>
-      <w:bookmarkStart w:id="53" w:name="_Toc239754999"/>
+      <w:bookmarkStart w:id="52" w:name="_Toc239754999"/>
       <w:r>
         <w:rPr>
           <w:rFonts w:ascii="Times New Roman" w:hAnsi="Times New Roman"/>
         </w:rPr>
         <w:t>UC7_AI Trích xuất thông tin tự động</w:t>
       </w:r>
-      <w:bookmarkEnd w:id="53"/>
+      <w:bookmarkEnd w:id="52"/>
     </w:p>
     <w:p>
       <w:pPr>
@@ -17354,7 +17351,7 @@
       <w:r>
         <w:t xml:space="preserve"> </w:t>
       </w:r>
-      <w:bookmarkStart w:id="54" w:name="_Toc239755000"/>
+      <w:bookmarkStart w:id="53" w:name="_Toc239755000"/>
       <w:r>
         <w:t xml:space="preserve">Mô tả use case </w:t>
       </w:r>
@@ -17364,7 +17361,7 @@
       <w:r>
         <w:t>7</w:t>
       </w:r>
-      <w:bookmarkEnd w:id="54"/>
+      <w:bookmarkEnd w:id="53"/>
     </w:p>
     <w:tbl>
       <w:tblPr>
@@ -18008,11 +18005,11 @@
         <w:lastRenderedPageBreak/>
         <w:t xml:space="preserve"> </w:t>
       </w:r>
-      <w:bookmarkStart w:id="55" w:name="_Toc239755001"/>
+      <w:bookmarkStart w:id="54" w:name="_Toc239755001"/>
       <w:r>
         <w:t>Biểu đồ</w:t>
       </w:r>
-      <w:bookmarkEnd w:id="55"/>
+      <w:bookmarkEnd w:id="54"/>
     </w:p>
     <w:p>
       <w:pPr>
@@ -18168,7 +18165,7 @@
           <w:rFonts w:ascii="Times New Roman" w:hAnsi="Times New Roman"/>
         </w:rPr>
       </w:pPr>
-      <w:bookmarkStart w:id="56" w:name="_Toc239755002"/>
+      <w:bookmarkStart w:id="55" w:name="_Toc239755002"/>
       <w:r>
         <w:rPr>
           <w:rFonts w:ascii="Times New Roman" w:hAnsi="Times New Roman"/>
@@ -18181,7 +18178,7 @@
         </w:rPr>
         <w:t xml:space="preserve"> AI Tóm tắt văn bản thông minh</w:t>
       </w:r>
-      <w:bookmarkEnd w:id="56"/>
+      <w:bookmarkEnd w:id="55"/>
     </w:p>
     <w:p>
       <w:pPr>
@@ -18196,7 +18193,7 @@
         </w:rPr>
         <w:t xml:space="preserve"> </w:t>
       </w:r>
-      <w:bookmarkStart w:id="57" w:name="_Toc239755003"/>
+      <w:bookmarkStart w:id="56" w:name="_Toc239755003"/>
       <w:r>
         <w:rPr>
           <w:lang w:val="vi-VN"/>
@@ -18215,7 +18212,7 @@
         </w:rPr>
         <w:t>8</w:t>
       </w:r>
-      <w:bookmarkEnd w:id="57"/>
+      <w:bookmarkEnd w:id="56"/>
     </w:p>
     <w:tbl>
       <w:tblPr>
@@ -18958,14 +18955,14 @@
         </w:rPr>
         <w:t xml:space="preserve"> </w:t>
       </w:r>
-      <w:bookmarkStart w:id="58" w:name="_Toc239755004"/>
+      <w:bookmarkStart w:id="57" w:name="_Toc239755004"/>
       <w:r>
         <w:rPr>
           <w:lang w:val="vi-VN"/>
         </w:rPr>
         <w:t>Biểu đồ</w:t>
       </w:r>
-      <w:bookmarkEnd w:id="58"/>
+      <w:bookmarkEnd w:id="57"/>
     </w:p>
     <w:p>
       <w:pPr>
@@ -19134,7 +19131,7 @@
           <w:rFonts w:ascii="Times New Roman" w:hAnsi="Times New Roman"/>
         </w:rPr>
       </w:pPr>
-      <w:bookmarkStart w:id="59" w:name="_Toc239755005"/>
+      <w:bookmarkStart w:id="58" w:name="_Toc239755005"/>
       <w:r>
         <w:rPr>
           <w:rFonts w:ascii="Times New Roman" w:hAnsi="Times New Roman"/>
@@ -19147,13 +19144,13 @@
         </w:rPr>
         <w:t xml:space="preserve"> AI Phân loại &amp; Gợi ý ưu tiên</w:t>
       </w:r>
-      <w:bookmarkEnd w:id="59"/>
+      <w:bookmarkEnd w:id="58"/>
     </w:p>
     <w:p>
       <w:pPr>
         <w:pStyle w:val="Heading3"/>
       </w:pPr>
-      <w:bookmarkStart w:id="60" w:name="_Toc239755006"/>
+      <w:bookmarkStart w:id="59" w:name="_Toc239755006"/>
       <w:r>
         <w:t xml:space="preserve">Mô tả use case </w:t>
       </w:r>
@@ -19163,7 +19160,7 @@
       <w:r>
         <w:t>9</w:t>
       </w:r>
-      <w:bookmarkEnd w:id="60"/>
+      <w:bookmarkEnd w:id="59"/>
     </w:p>
     <w:p>
       <w:pPr>
@@ -20048,7 +20045,7 @@
           <w:rFonts w:ascii="Times New Roman" w:hAnsi="Times New Roman"/>
         </w:rPr>
       </w:pPr>
-      <w:bookmarkStart w:id="61" w:name="_Toc239755007"/>
+      <w:bookmarkStart w:id="60" w:name="_Toc239755007"/>
       <w:r>
         <w:rPr>
           <w:rFonts w:ascii="Times New Roman" w:hAnsi="Times New Roman"/>
@@ -20062,13 +20059,13 @@
         </w:rPr>
         <w:t xml:space="preserve"> AI Sinh dự thảo phản hồi</w:t>
       </w:r>
-      <w:bookmarkEnd w:id="61"/>
+      <w:bookmarkEnd w:id="60"/>
     </w:p>
     <w:p>
       <w:pPr>
         <w:pStyle w:val="Heading3"/>
       </w:pPr>
-      <w:bookmarkStart w:id="62" w:name="_Toc239755008"/>
+      <w:bookmarkStart w:id="61" w:name="_Toc239755008"/>
       <w:r>
         <w:t xml:space="preserve">Mô tả use case </w:t>
       </w:r>
@@ -20078,7 +20075,7 @@
       <w:r>
         <w:t>10</w:t>
       </w:r>
-      <w:bookmarkEnd w:id="62"/>
+      <w:bookmarkEnd w:id="61"/>
     </w:p>
     <w:tbl>
       <w:tblPr>
@@ -20806,11 +20803,11 @@
         <w:lastRenderedPageBreak/>
         <w:t xml:space="preserve"> </w:t>
       </w:r>
-      <w:bookmarkStart w:id="63" w:name="_Toc239755009"/>
+      <w:bookmarkStart w:id="62" w:name="_Toc239755009"/>
       <w:r>
         <w:t>Biểu đồ</w:t>
       </w:r>
-      <w:bookmarkEnd w:id="63"/>
+      <w:bookmarkEnd w:id="62"/>
     </w:p>
     <w:p>
       <w:pPr>
@@ -20978,7 +20975,7 @@
           <w:rFonts w:ascii="Times New Roman" w:hAnsi="Times New Roman"/>
         </w:rPr>
       </w:pPr>
-      <w:bookmarkStart w:id="64" w:name="_Toc239755010"/>
+      <w:bookmarkStart w:id="63" w:name="_Toc239755010"/>
       <w:r>
         <w:rPr>
           <w:rFonts w:ascii="Times New Roman" w:hAnsi="Times New Roman"/>
@@ -20991,13 +20988,13 @@
         </w:rPr>
         <w:t xml:space="preserve"> Xem Dashboard báo cáo thống kê</w:t>
       </w:r>
-      <w:bookmarkEnd w:id="64"/>
+      <w:bookmarkEnd w:id="63"/>
     </w:p>
     <w:p>
       <w:pPr>
         <w:pStyle w:val="Heading3"/>
       </w:pPr>
-      <w:bookmarkStart w:id="65" w:name="_Toc239755011"/>
+      <w:bookmarkStart w:id="64" w:name="_Toc239755011"/>
       <w:r>
         <w:t xml:space="preserve">Mô tả use case </w:t>
       </w:r>
@@ -21007,7 +21004,7 @@
       <w:r>
         <w:t>11</w:t>
       </w:r>
-      <w:bookmarkEnd w:id="65"/>
+      <w:bookmarkEnd w:id="64"/>
     </w:p>
     <w:tbl>
       <w:tblPr>
@@ -21680,14 +21677,14 @@
         </w:rPr>
         <w:t xml:space="preserve"> </w:t>
       </w:r>
-      <w:bookmarkStart w:id="66" w:name="_Toc239755012"/>
+      <w:bookmarkStart w:id="65" w:name="_Toc239755012"/>
       <w:r>
         <w:rPr>
           <w:lang w:val="vi-VN"/>
         </w:rPr>
         <w:t>Biểu đồ</w:t>
       </w:r>
-      <w:bookmarkEnd w:id="66"/>
+      <w:bookmarkEnd w:id="65"/>
     </w:p>
     <w:p>
       <w:pPr>
@@ -21884,7 +21881,7 @@
           <w:lang w:val="vi-VN"/>
         </w:rPr>
       </w:pPr>
-      <w:bookmarkStart w:id="67" w:name="_Toc239755013"/>
+      <w:bookmarkStart w:id="66" w:name="_Toc239755013"/>
       <w:r>
         <w:rPr>
           <w:rFonts w:ascii="Times New Roman" w:hAnsi="Times New Roman"/>
@@ -21912,7 +21909,7 @@
         </w:rPr>
         <w:t>)</w:t>
       </w:r>
-      <w:bookmarkEnd w:id="67"/>
+      <w:bookmarkEnd w:id="66"/>
     </w:p>
     <w:p>
       <w:pPr>
@@ -22667,11 +22664,11 @@
       <w:r>
         <w:t xml:space="preserve"> </w:t>
       </w:r>
-      <w:bookmarkStart w:id="68" w:name="_Toc239755014"/>
+      <w:bookmarkStart w:id="67" w:name="_Toc239755014"/>
       <w:r>
         <w:t>Biểu đồ</w:t>
       </w:r>
-      <w:bookmarkEnd w:id="68"/>
+      <w:bookmarkEnd w:id="67"/>
     </w:p>
     <w:p>
       <w:pPr>
@@ -22832,21 +22829,21 @@
       <w:pPr>
         <w:pStyle w:val="Heading1"/>
       </w:pPr>
-      <w:bookmarkStart w:id="69" w:name="_Toc239755015"/>
+      <w:bookmarkStart w:id="68" w:name="_Toc239755015"/>
       <w:r>
         <w:t>CÁC THÔNG TIN HỖ TRỢ KHÁC</w:t>
       </w:r>
-      <w:bookmarkEnd w:id="69"/>
+      <w:bookmarkEnd w:id="68"/>
     </w:p>
     <w:p>
       <w:pPr>
         <w:pStyle w:val="Heading2"/>
       </w:pPr>
-      <w:bookmarkStart w:id="70" w:name="_Toc239755016"/>
+      <w:bookmarkStart w:id="69" w:name="_Toc239755016"/>
       <w:r>
         <w:t>Yêu cầu phi chức năng (NFR)</w:t>
       </w:r>
-      <w:bookmarkEnd w:id="70"/>
+      <w:bookmarkEnd w:id="69"/>
     </w:p>
     <w:p>
       <w:pPr>
@@ -23520,11 +23517,11 @@
       <w:pPr>
         <w:pStyle w:val="Heading2"/>
       </w:pPr>
-      <w:bookmarkStart w:id="71" w:name="_Toc239755017"/>
+      <w:bookmarkStart w:id="70" w:name="_Toc239755017"/>
       <w:r>
         <w:t>Các quy tắc nghiệp vụ (Business Rules)</w:t>
       </w:r>
-      <w:bookmarkEnd w:id="71"/>
+      <w:bookmarkEnd w:id="70"/>
     </w:p>
     <w:p>
       <w:pPr>
@@ -23784,7 +23781,7 @@
 </file>
 
 <file path=word/endnotes.xml><?xml version="1.0" encoding="utf-8"?>
-<w:endnotes xmlns:wpc="http://schemas.microsoft.com/office/word/2010/wordprocessingCanvas" xmlns:cx="http://schemas.microsoft.com/office/drawing/2014/chartex" xmlns:mc="http://schemas.openxmlformats.org/markup-compatibility/2006" xmlns:o="urn:schemas-microsoft-com:office:office" xmlns:r="http://schemas.openxmlformats.org/officeDocument/2006/relationships" xmlns:m="http://schemas.openxmlformats.org/officeDocument/2006/math" xmlns:v="urn:schemas-microsoft-com:vml" xmlns:wp14="http://schemas.microsoft.com/office/word/2010/wordprocessingDrawing" xmlns:wp="http://schemas.openxmlformats.org/drawingml/2006/wordprocessingDrawing" xmlns:w10="urn:schemas-microsoft-com:office:word" xmlns:w="http://schemas.openxmlformats.org/wordprocessingml/2006/main" xmlns:w14="http://schemas.microsoft.com/office/word/2010/wordml" xmlns:w15="http://schemas.microsoft.com/office/word/2012/wordml" xmlns:w16se="http://schemas.microsoft.com/office/word/2015/wordml/symex" xmlns:wpg="http://schemas.microsoft.com/office/word/2010/wordprocessingGroup" xmlns:wpi="http://schemas.microsoft.com/office/word/2010/wordprocessingInk" xmlns:wne="http://schemas.microsoft.com/office/word/2006/wordml" xmlns:wps="http://schemas.microsoft.com/office/word/2010/wordprocessingShape" mc:Ignorable="w14 w15 w16se wp14">
+<w:endnotes xmlns:wpc="http://schemas.microsoft.com/office/word/2010/wordprocessingCanvas" xmlns:cx="http://schemas.microsoft.com/office/drawing/2014/chartex" xmlns:cx1="http://schemas.microsoft.com/office/drawing/2015/9/8/chartex" xmlns:cx2="http://schemas.microsoft.com/office/drawing/2015/10/21/chartex" xmlns:cx3="http://schemas.microsoft.com/office/drawing/2016/5/9/chartex" xmlns:cx4="http://schemas.microsoft.com/office/drawing/2016/5/10/chartex" xmlns:cx5="http://schemas.microsoft.com/office/drawing/2016/5/11/chartex" xmlns:cx6="http://schemas.microsoft.com/office/drawing/2016/5/12/chartex" xmlns:cx7="http://schemas.microsoft.com/office/drawing/2016/5/13/chartex" xmlns:cx8="http://schemas.microsoft.com/office/drawing/2016/5/14/chartex" xmlns:mc="http://schemas.openxmlformats.org/markup-compatibility/2006" xmlns:aink="http://schemas.microsoft.com/office/drawing/2016/ink" xmlns:am3d="http://schemas.microsoft.com/office/drawing/2017/model3d" xmlns:o="urn:schemas-microsoft-com:office:office" xmlns:oel="http://schemas.microsoft.com/office/2019/extlst" xmlns:r="http://schemas.openxmlformats.org/officeDocument/2006/relationships" xmlns:m="http://schemas.openxmlformats.org/officeDocument/2006/math" xmlns:v="urn:schemas-microsoft-com:vml" xmlns:wp14="http://schemas.microsoft.com/office/word/2010/wordprocessingDrawing" xmlns:wp="http://schemas.openxmlformats.org/drawingml/2006/wordprocessingDrawing" xmlns:w10="urn:schemas-microsoft-com:office:word" xmlns:w="http://schemas.openxmlformats.org/wordprocessingml/2006/main" xmlns:w14="http://schemas.microsoft.com/office/word/2010/wordml" xmlns:w15="http://schemas.microsoft.com/office/word/2012/wordml" xmlns:w16cex="http://schemas.microsoft.com/office/word/2018/wordml/cex" xmlns:w16cid="http://schemas.microsoft.com/office/word/2016/wordml/cid" xmlns:w16="http://schemas.microsoft.com/office/word/2018/wordml" xmlns:w16du="http://schemas.microsoft.com/office/word/2023/wordml/word16du" xmlns:w16sdtdh="http://schemas.microsoft.com/office/word/2020/wordml/sdtdatahash" xmlns:w16sdtfl="http://schemas.microsoft.com/office/word/2024/wordml/sdtformatlock" xmlns:w16se="http://schemas.microsoft.com/office/word/2015/wordml/symex" xmlns:wpg="http://schemas.microsoft.com/office/word/2010/wordprocessingGroup" xmlns:wpi="http://schemas.microsoft.com/office/word/2010/wordprocessingInk" xmlns:wne="http://schemas.microsoft.com/office/word/2006/wordml" xmlns:wps="http://schemas.microsoft.com/office/word/2010/wordprocessingShape" mc:Ignorable="w14 w15 w16se w16cid w16 w16cex w16sdtdh w16sdtfl w16du wp14">
   <w:endnote w:type="separator" w:id="-1">
     <w:p>
       <w:pPr>
@@ -23809,7 +23806,7 @@
 </file>
 
 <file path=word/footer1.xml><?xml version="1.0" encoding="utf-8"?>
-<w:ftr xmlns:wpc="http://schemas.microsoft.com/office/word/2010/wordprocessingCanvas" xmlns:cx="http://schemas.microsoft.com/office/drawing/2014/chartex" xmlns:mc="http://schemas.openxmlformats.org/markup-compatibility/2006" xmlns:o="urn:schemas-microsoft-com:office:office" xmlns:r="http://schemas.openxmlformats.org/officeDocument/2006/relationships" xmlns:m="http://schemas.openxmlformats.org/officeDocument/2006/math" xmlns:v="urn:schemas-microsoft-com:vml" xmlns:wp14="http://schemas.microsoft.com/office/word/2010/wordprocessingDrawing" xmlns:wp="http://schemas.openxmlformats.org/drawingml/2006/wordprocessingDrawing" xmlns:w10="urn:schemas-microsoft-com:office:word" xmlns:w="http://schemas.openxmlformats.org/wordprocessingml/2006/main" xmlns:w14="http://schemas.microsoft.com/office/word/2010/wordml" xmlns:w15="http://schemas.microsoft.com/office/word/2012/wordml" xmlns:w16se="http://schemas.microsoft.com/office/word/2015/wordml/symex" xmlns:wpg="http://schemas.microsoft.com/office/word/2010/wordprocessingGroup" xmlns:wpi="http://schemas.microsoft.com/office/word/2010/wordprocessingInk" xmlns:wne="http://schemas.microsoft.com/office/word/2006/wordml" xmlns:wps="http://schemas.microsoft.com/office/word/2010/wordprocessingShape" mc:Ignorable="w14 w15 w16se wp14">
+<w:ftr xmlns:wpc="http://schemas.microsoft.com/office/word/2010/wordprocessingCanvas" xmlns:cx="http://schemas.microsoft.com/office/drawing/2014/chartex" xmlns:cx1="http://schemas.microsoft.com/office/drawing/2015/9/8/chartex" xmlns:cx2="http://schemas.microsoft.com/office/drawing/2015/10/21/chartex" xmlns:cx3="http://schemas.microsoft.com/office/drawing/2016/5/9/chartex" xmlns:cx4="http://schemas.microsoft.com/office/drawing/2016/5/10/chartex" xmlns:cx5="http://schemas.microsoft.com/office/drawing/2016/5/11/chartex" xmlns:cx6="http://schemas.microsoft.com/office/drawing/2016/5/12/chartex" xmlns:cx7="http://schemas.microsoft.com/office/drawing/2016/5/13/chartex" xmlns:cx8="http://schemas.microsoft.com/office/drawing/2016/5/14/chartex" xmlns:mc="http://schemas.openxmlformats.org/markup-compatibility/2006" xmlns:aink="http://schemas.microsoft.com/office/drawing/2016/ink" xmlns:am3d="http://schemas.microsoft.com/office/drawing/2017/model3d" xmlns:o="urn:schemas-microsoft-com:office:office" xmlns:oel="http://schemas.microsoft.com/office/2019/extlst" xmlns:r="http://schemas.openxmlformats.org/officeDocument/2006/relationships" xmlns:m="http://schemas.openxmlformats.org/officeDocument/2006/math" xmlns:v="urn:schemas-microsoft-com:vml" xmlns:wp14="http://schemas.microsoft.com/office/word/2010/wordprocessingDrawing" xmlns:wp="http://schemas.openxmlformats.org/drawingml/2006/wordprocessingDrawing" xmlns:w10="urn:schemas-microsoft-com:office:word" xmlns:w="http://schemas.openxmlformats.org/wordprocessingml/2006/main" xmlns:w14="http://schemas.microsoft.com/office/word/2010/wordml" xmlns:w15="http://schemas.microsoft.com/office/word/2012/wordml" xmlns:w16cex="http://schemas.microsoft.com/office/word/2018/wordml/cex" xmlns:w16cid="http://schemas.microsoft.com/office/word/2016/wordml/cid" xmlns:w16="http://schemas.microsoft.com/office/word/2018/wordml" xmlns:w16du="http://schemas.microsoft.com/office/word/2023/wordml/word16du" xmlns:w16sdtdh="http://schemas.microsoft.com/office/word/2020/wordml/sdtdatahash" xmlns:w16sdtfl="http://schemas.microsoft.com/office/word/2024/wordml/sdtformatlock" xmlns:w16se="http://schemas.microsoft.com/office/word/2015/wordml/symex" xmlns:wpg="http://schemas.microsoft.com/office/word/2010/wordprocessingGroup" xmlns:wpi="http://schemas.microsoft.com/office/word/2010/wordprocessingInk" xmlns:wne="http://schemas.microsoft.com/office/word/2006/wordml" xmlns:wps="http://schemas.microsoft.com/office/word/2010/wordprocessingShape" mc:Ignorable="w14 w15 w16se w16cid w16 w16cex w16sdtdh w16sdtfl w16du wp14">
   <w:p>
     <w:pPr>
       <w:pStyle w:val="Footer"/>
@@ -23819,7 +23816,7 @@
 </file>
 
 <file path=word/footer2.xml><?xml version="1.0" encoding="utf-8"?>
-<w:ftr xmlns:wpc="http://schemas.microsoft.com/office/word/2010/wordprocessingCanvas" xmlns:cx="http://schemas.microsoft.com/office/drawing/2014/chartex" xmlns:mc="http://schemas.openxmlformats.org/markup-compatibility/2006" xmlns:o="urn:schemas-microsoft-com:office:office" xmlns:r="http://schemas.openxmlformats.org/officeDocument/2006/relationships" xmlns:m="http://schemas.openxmlformats.org/officeDocument/2006/math" xmlns:v="urn:schemas-microsoft-com:vml" xmlns:wp14="http://schemas.microsoft.com/office/word/2010/wordprocessingDrawing" xmlns:wp="http://schemas.openxmlformats.org/drawingml/2006/wordprocessingDrawing" xmlns:w10="urn:schemas-microsoft-com:office:word" xmlns:w="http://schemas.openxmlformats.org/wordprocessingml/2006/main" xmlns:w14="http://schemas.microsoft.com/office/word/2010/wordml" xmlns:w15="http://schemas.microsoft.com/office/word/2012/wordml" xmlns:w16se="http://schemas.microsoft.com/office/word/2015/wordml/symex" xmlns:wpg="http://schemas.microsoft.com/office/word/2010/wordprocessingGroup" xmlns:wpi="http://schemas.microsoft.com/office/word/2010/wordprocessingInk" xmlns:wne="http://schemas.microsoft.com/office/word/2006/wordml" xmlns:wps="http://schemas.microsoft.com/office/word/2010/wordprocessingShape" mc:Ignorable="w14 w15 w16se wp14">
+<w:ftr xmlns:wpc="http://schemas.microsoft.com/office/word/2010/wordprocessingCanvas" xmlns:cx="http://schemas.microsoft.com/office/drawing/2014/chartex" xmlns:cx1="http://schemas.microsoft.com/office/drawing/2015/9/8/chartex" xmlns:cx2="http://schemas.microsoft.com/office/drawing/2015/10/21/chartex" xmlns:cx3="http://schemas.microsoft.com/office/drawing/2016/5/9/chartex" xmlns:cx4="http://schemas.microsoft.com/office/drawing/2016/5/10/chartex" xmlns:cx5="http://schemas.microsoft.com/office/drawing/2016/5/11/chartex" xmlns:cx6="http://schemas.microsoft.com/office/drawing/2016/5/12/chartex" xmlns:cx7="http://schemas.microsoft.com/office/drawing/2016/5/13/chartex" xmlns:cx8="http://schemas.microsoft.com/office/drawing/2016/5/14/chartex" xmlns:mc="http://schemas.openxmlformats.org/markup-compatibility/2006" xmlns:aink="http://schemas.microsoft.com/office/drawing/2016/ink" xmlns:am3d="http://schemas.microsoft.com/office/drawing/2017/model3d" xmlns:o="urn:schemas-microsoft-com:office:office" xmlns:oel="http://schemas.microsoft.com/office/2019/extlst" xmlns:r="http://schemas.openxmlformats.org/officeDocument/2006/relationships" xmlns:m="http://schemas.openxmlformats.org/officeDocument/2006/math" xmlns:v="urn:schemas-microsoft-com:vml" xmlns:wp14="http://schemas.microsoft.com/office/word/2010/wordprocessingDrawing" xmlns:wp="http://schemas.openxmlformats.org/drawingml/2006/wordprocessingDrawing" xmlns:w10="urn:schemas-microsoft-com:office:word" xmlns:w="http://schemas.openxmlformats.org/wordprocessingml/2006/main" xmlns:w14="http://schemas.microsoft.com/office/word/2010/wordml" xmlns:w15="http://schemas.microsoft.com/office/word/2012/wordml" xmlns:w16cex="http://schemas.microsoft.com/office/word/2018/wordml/cex" xmlns:w16cid="http://schemas.microsoft.com/office/word/2016/wordml/cid" xmlns:w16="http://schemas.microsoft.com/office/word/2018/wordml" xmlns:w16du="http://schemas.microsoft.com/office/word/2023/wordml/word16du" xmlns:w16sdtdh="http://schemas.microsoft.com/office/word/2020/wordml/sdtdatahash" xmlns:w16sdtfl="http://schemas.microsoft.com/office/word/2024/wordml/sdtformatlock" xmlns:w16se="http://schemas.microsoft.com/office/word/2015/wordml/symex" xmlns:wpg="http://schemas.microsoft.com/office/word/2010/wordprocessingGroup" xmlns:wpi="http://schemas.microsoft.com/office/word/2010/wordprocessingInk" xmlns:wne="http://schemas.microsoft.com/office/word/2006/wordml" xmlns:wps="http://schemas.microsoft.com/office/word/2010/wordprocessingShape" mc:Ignorable="w14 w15 w16se w16cid w16 w16cex w16sdtdh w16sdtfl w16du wp14">
   <w:sdt>
     <w:sdtPr>
       <w:id w:val="433639618"/>
@@ -23883,7 +23880,7 @@
 </file>
 
 <file path=word/footer3.xml><?xml version="1.0" encoding="utf-8"?>
-<w:ftr xmlns:wpc="http://schemas.microsoft.com/office/word/2010/wordprocessingCanvas" xmlns:cx="http://schemas.microsoft.com/office/drawing/2014/chartex" xmlns:mc="http://schemas.openxmlformats.org/markup-compatibility/2006" xmlns:o="urn:schemas-microsoft-com:office:office" xmlns:r="http://schemas.openxmlformats.org/officeDocument/2006/relationships" xmlns:m="http://schemas.openxmlformats.org/officeDocument/2006/math" xmlns:v="urn:schemas-microsoft-com:vml" xmlns:wp14="http://schemas.microsoft.com/office/word/2010/wordprocessingDrawing" xmlns:wp="http://schemas.openxmlformats.org/drawingml/2006/wordprocessingDrawing" xmlns:w10="urn:schemas-microsoft-com:office:word" xmlns:w="http://schemas.openxmlformats.org/wordprocessingml/2006/main" xmlns:w14="http://schemas.microsoft.com/office/word/2010/wordml" xmlns:w15="http://schemas.microsoft.com/office/word/2012/wordml" xmlns:w16se="http://schemas.microsoft.com/office/word/2015/wordml/symex" xmlns:wpg="http://schemas.microsoft.com/office/word/2010/wordprocessingGroup" xmlns:wpi="http://schemas.microsoft.com/office/word/2010/wordprocessingInk" xmlns:wne="http://schemas.microsoft.com/office/word/2006/wordml" xmlns:wps="http://schemas.microsoft.com/office/word/2010/wordprocessingShape" mc:Ignorable="w14 w15 w16se wp14">
+<w:ftr xmlns:wpc="http://schemas.microsoft.com/office/word/2010/wordprocessingCanvas" xmlns:cx="http://schemas.microsoft.com/office/drawing/2014/chartex" xmlns:cx1="http://schemas.microsoft.com/office/drawing/2015/9/8/chartex" xmlns:cx2="http://schemas.microsoft.com/office/drawing/2015/10/21/chartex" xmlns:cx3="http://schemas.microsoft.com/office/drawing/2016/5/9/chartex" xmlns:cx4="http://schemas.microsoft.com/office/drawing/2016/5/10/chartex" xmlns:cx5="http://schemas.microsoft.com/office/drawing/2016/5/11/chartex" xmlns:cx6="http://schemas.microsoft.com/office/drawing/2016/5/12/chartex" xmlns:cx7="http://schemas.microsoft.com/office/drawing/2016/5/13/chartex" xmlns:cx8="http://schemas.microsoft.com/office/drawing/2016/5/14/chartex" xmlns:mc="http://schemas.openxmlformats.org/markup-compatibility/2006" xmlns:aink="http://schemas.microsoft.com/office/drawing/2016/ink" xmlns:am3d="http://schemas.microsoft.com/office/drawing/2017/model3d" xmlns:o="urn:schemas-microsoft-com:office:office" xmlns:oel="http://schemas.microsoft.com/office/2019/extlst" xmlns:r="http://schemas.openxmlformats.org/officeDocument/2006/relationships" xmlns:m="http://schemas.openxmlformats.org/officeDocument/2006/math" xmlns:v="urn:schemas-microsoft-com:vml" xmlns:wp14="http://schemas.microsoft.com/office/word/2010/wordprocessingDrawing" xmlns:wp="http://schemas.openxmlformats.org/drawingml/2006/wordprocessingDrawing" xmlns:w10="urn:schemas-microsoft-com:office:word" xmlns:w="http://schemas.openxmlformats.org/wordprocessingml/2006/main" xmlns:w14="http://schemas.microsoft.com/office/word/2010/wordml" xmlns:w15="http://schemas.microsoft.com/office/word/2012/wordml" xmlns:w16cex="http://schemas.microsoft.com/office/word/2018/wordml/cex" xmlns:w16cid="http://schemas.microsoft.com/office/word/2016/wordml/cid" xmlns:w16="http://schemas.microsoft.com/office/word/2018/wordml" xmlns:w16du="http://schemas.microsoft.com/office/word/2023/wordml/word16du" xmlns:w16sdtdh="http://schemas.microsoft.com/office/word/2020/wordml/sdtdatahash" xmlns:w16sdtfl="http://schemas.microsoft.com/office/word/2024/wordml/sdtformatlock" xmlns:w16se="http://schemas.microsoft.com/office/word/2015/wordml/symex" xmlns:wpg="http://schemas.microsoft.com/office/word/2010/wordprocessingGroup" xmlns:wpi="http://schemas.microsoft.com/office/word/2010/wordprocessingInk" xmlns:wne="http://schemas.microsoft.com/office/word/2006/wordml" xmlns:wps="http://schemas.microsoft.com/office/word/2010/wordprocessingShape" mc:Ignorable="w14 w15 w16se w16cid w16 w16cex w16sdtdh w16sdtfl w16du wp14">
   <w:sdt>
     <w:sdtPr>
       <w:id w:val="-1949926651"/>
@@ -23947,7 +23944,7 @@
 </file>
 
 <file path=word/footnotes.xml><?xml version="1.0" encoding="utf-8"?>
-<w:footnotes xmlns:wpc="http://schemas.microsoft.com/office/word/2010/wordprocessingCanvas" xmlns:cx="http://schemas.microsoft.com/office/drawing/2014/chartex" xmlns:mc="http://schemas.openxmlformats.org/markup-compatibility/2006" xmlns:o="urn:schemas-microsoft-com:office:office" xmlns:r="http://schemas.openxmlformats.org/officeDocument/2006/relationships" xmlns:m="http://schemas.openxmlformats.org/officeDocument/2006/math" xmlns:v="urn:schemas-microsoft-com:vml" xmlns:wp14="http://schemas.microsoft.com/office/word/2010/wordprocessingDrawing" xmlns:wp="http://schemas.openxmlformats.org/drawingml/2006/wordprocessingDrawing" xmlns:w10="urn:schemas-microsoft-com:office:word" xmlns:w="http://schemas.openxmlformats.org/wordprocessingml/2006/main" xmlns:w14="http://schemas.microsoft.com/office/word/2010/wordml" xmlns:w15="http://schemas.microsoft.com/office/word/2012/wordml" xmlns:w16se="http://schemas.microsoft.com/office/word/2015/wordml/symex" xmlns:wpg="http://schemas.microsoft.com/office/word/2010/wordprocessingGroup" xmlns:wpi="http://schemas.microsoft.com/office/word/2010/wordprocessingInk" xmlns:wne="http://schemas.microsoft.com/office/word/2006/wordml" xmlns:wps="http://schemas.microsoft.com/office/word/2010/wordprocessingShape" mc:Ignorable="w14 w15 w16se wp14">
+<w:footnotes xmlns:wpc="http://schemas.microsoft.com/office/word/2010/wordprocessingCanvas" xmlns:cx="http://schemas.microsoft.com/office/drawing/2014/chartex" xmlns:cx1="http://schemas.microsoft.com/office/drawing/2015/9/8/chartex" xmlns:cx2="http://schemas.microsoft.com/office/drawing/2015/10/21/chartex" xmlns:cx3="http://schemas.microsoft.com/office/drawing/2016/5/9/chartex" xmlns:cx4="http://schemas.microsoft.com/office/drawing/2016/5/10/chartex" xmlns:cx5="http://schemas.microsoft.com/office/drawing/2016/5/11/chartex" xmlns:cx6="http://schemas.microsoft.com/office/drawing/2016/5/12/chartex" xmlns:cx7="http://schemas.microsoft.com/office/drawing/2016/5/13/chartex" xmlns:cx8="http://schemas.microsoft.com/office/drawing/2016/5/14/chartex" xmlns:mc="http://schemas.openxmlformats.org/markup-compatibility/2006" xmlns:aink="http://schemas.microsoft.com/office/drawing/2016/ink" xmlns:am3d="http://schemas.microsoft.com/office/drawing/2017/model3d" xmlns:o="urn:schemas-microsoft-com:office:office" xmlns:oel="http://schemas.microsoft.com/office/2019/extlst" xmlns:r="http://schemas.openxmlformats.org/officeDocument/2006/relationships" xmlns:m="http://schemas.openxmlformats.org/officeDocument/2006/math" xmlns:v="urn:schemas-microsoft-com:vml" xmlns:wp14="http://schemas.microsoft.com/office/word/2010/wordprocessingDrawing" xmlns:wp="http://schemas.openxmlformats.org/drawingml/2006/wordprocessingDrawing" xmlns:w10="urn:schemas-microsoft-com:office:word" xmlns:w="http://schemas.openxmlformats.org/wordprocessingml/2006/main" xmlns:w14="http://schemas.microsoft.com/office/word/2010/wordml" xmlns:w15="http://schemas.microsoft.com/office/word/2012/wordml" xmlns:w16cex="http://schemas.microsoft.com/office/word/2018/wordml/cex" xmlns:w16cid="http://schemas.microsoft.com/office/word/2016/wordml/cid" xmlns:w16="http://schemas.microsoft.com/office/word/2018/wordml" xmlns:w16du="http://schemas.microsoft.com/office/word/2023/wordml/word16du" xmlns:w16sdtdh="http://schemas.microsoft.com/office/word/2020/wordml/sdtdatahash" xmlns:w16sdtfl="http://schemas.microsoft.com/office/word/2024/wordml/sdtformatlock" xmlns:w16se="http://schemas.microsoft.com/office/word/2015/wordml/symex" xmlns:wpg="http://schemas.microsoft.com/office/word/2010/wordprocessingGroup" xmlns:wpi="http://schemas.microsoft.com/office/word/2010/wordprocessingInk" xmlns:wne="http://schemas.microsoft.com/office/word/2006/wordml" xmlns:wps="http://schemas.microsoft.com/office/word/2010/wordprocessingShape" mc:Ignorable="w14 w15 w16se w16cid w16 w16cex w16sdtdh w16sdtfl w16du wp14">
   <w:footnote w:type="separator" w:id="-1">
     <w:p>
       <w:pPr>
@@ -23972,7 +23969,7 @@
 </file>
 
 <file path=word/header1.xml><?xml version="1.0" encoding="utf-8"?>
-<w:hdr xmlns:wpc="http://schemas.microsoft.com/office/word/2010/wordprocessingCanvas" xmlns:cx="http://schemas.microsoft.com/office/drawing/2014/chartex" xmlns:mc="http://schemas.openxmlformats.org/markup-compatibility/2006" xmlns:o="urn:schemas-microsoft-com:office:office" xmlns:r="http://schemas.openxmlformats.org/officeDocument/2006/relationships" xmlns:m="http://schemas.openxmlformats.org/officeDocument/2006/math" xmlns:v="urn:schemas-microsoft-com:vml" xmlns:wp14="http://schemas.microsoft.com/office/word/2010/wordprocessingDrawing" xmlns:wp="http://schemas.openxmlformats.org/drawingml/2006/wordprocessingDrawing" xmlns:w10="urn:schemas-microsoft-com:office:word" xmlns:w="http://schemas.openxmlformats.org/wordprocessingml/2006/main" xmlns:w14="http://schemas.microsoft.com/office/word/2010/wordml" xmlns:w15="http://schemas.microsoft.com/office/word/2012/wordml" xmlns:w16se="http://schemas.microsoft.com/office/word/2015/wordml/symex" xmlns:wpg="http://schemas.microsoft.com/office/word/2010/wordprocessingGroup" xmlns:wpi="http://schemas.microsoft.com/office/word/2010/wordprocessingInk" xmlns:wne="http://schemas.microsoft.com/office/word/2006/wordml" xmlns:wps="http://schemas.microsoft.com/office/word/2010/wordprocessingShape" mc:Ignorable="w14 w15 w16se wp14">
+<w:hdr xmlns:wpc="http://schemas.microsoft.com/office/word/2010/wordprocessingCanvas" xmlns:cx="http://schemas.microsoft.com/office/drawing/2014/chartex" xmlns:cx1="http://schemas.microsoft.com/office/drawing/2015/9/8/chartex" xmlns:cx2="http://schemas.microsoft.com/office/drawing/2015/10/21/chartex" xmlns:cx3="http://schemas.microsoft.com/office/drawing/2016/5/9/chartex" xmlns:cx4="http://schemas.microsoft.com/office/drawing/2016/5/10/chartex" xmlns:cx5="http://schemas.microsoft.com/office/drawing/2016/5/11/chartex" xmlns:cx6="http://schemas.microsoft.com/office/drawing/2016/5/12/chartex" xmlns:cx7="http://schemas.microsoft.com/office/drawing/2016/5/13/chartex" xmlns:cx8="http://schemas.microsoft.com/office/drawing/2016/5/14/chartex" xmlns:mc="http://schemas.openxmlformats.org/markup-compatibility/2006" xmlns:aink="http://schemas.microsoft.com/office/drawing/2016/ink" xmlns:am3d="http://schemas.microsoft.com/office/drawing/2017/model3d" xmlns:o="urn:schemas-microsoft-com:office:office" xmlns:oel="http://schemas.microsoft.com/office/2019/extlst" xmlns:r="http://schemas.openxmlformats.org/officeDocument/2006/relationships" xmlns:m="http://schemas.openxmlformats.org/officeDocument/2006/math" xmlns:v="urn:schemas-microsoft-com:vml" xmlns:wp14="http://schemas.microsoft.com/office/word/2010/wordprocessingDrawing" xmlns:wp="http://schemas.openxmlformats.org/drawingml/2006/wordprocessingDrawing" xmlns:w10="urn:schemas-microsoft-com:office:word" xmlns:w="http://schemas.openxmlformats.org/wordprocessingml/2006/main" xmlns:w14="http://schemas.microsoft.com/office/word/2010/wordml" xmlns:w15="http://schemas.microsoft.com/office/word/2012/wordml" xmlns:w16cex="http://schemas.microsoft.com/office/word/2018/wordml/cex" xmlns:w16cid="http://schemas.microsoft.com/office/word/2016/wordml/cid" xmlns:w16="http://schemas.microsoft.com/office/word/2018/wordml" xmlns:w16du="http://schemas.microsoft.com/office/word/2023/wordml/word16du" xmlns:w16sdtdh="http://schemas.microsoft.com/office/word/2020/wordml/sdtdatahash" xmlns:w16sdtfl="http://schemas.microsoft.com/office/word/2024/wordml/sdtformatlock" xmlns:w16se="http://schemas.microsoft.com/office/word/2015/wordml/symex" xmlns:wpg="http://schemas.microsoft.com/office/word/2010/wordprocessingGroup" xmlns:wpi="http://schemas.microsoft.com/office/word/2010/wordprocessingInk" xmlns:wne="http://schemas.microsoft.com/office/word/2006/wordml" xmlns:wps="http://schemas.microsoft.com/office/word/2010/wordprocessingShape" mc:Ignorable="w14 w15 w16se w16cid w16 w16cex w16sdtdh w16sdtfl w16du wp14">
   <w:p>
     <w:pPr>
       <w:pStyle w:val="Header"/>
@@ -23982,7 +23979,7 @@
 </file>
 
 <file path=word/header2.xml><?xml version="1.0" encoding="utf-8"?>
-<w:hdr xmlns:wpc="http://schemas.microsoft.com/office/word/2010/wordprocessingCanvas" xmlns:cx="http://schemas.microsoft.com/office/drawing/2014/chartex" xmlns:mc="http://schemas.openxmlformats.org/markup-compatibility/2006" xmlns:o="urn:schemas-microsoft-com:office:office" xmlns:r="http://schemas.openxmlformats.org/officeDocument/2006/relationships" xmlns:m="http://schemas.openxmlformats.org/officeDocument/2006/math" xmlns:v="urn:schemas-microsoft-com:vml" xmlns:wp14="http://schemas.microsoft.com/office/word/2010/wordprocessingDrawing" xmlns:wp="http://schemas.openxmlformats.org/drawingml/2006/wordprocessingDrawing" xmlns:w10="urn:schemas-microsoft-com:office:word" xmlns:w="http://schemas.openxmlformats.org/wordprocessingml/2006/main" xmlns:w14="http://schemas.microsoft.com/office/word/2010/wordml" xmlns:w15="http://schemas.microsoft.com/office/word/2012/wordml" xmlns:w16se="http://schemas.microsoft.com/office/word/2015/wordml/symex" xmlns:wpg="http://schemas.microsoft.com/office/word/2010/wordprocessingGroup" xmlns:wpi="http://schemas.microsoft.com/office/word/2010/wordprocessingInk" xmlns:wne="http://schemas.microsoft.com/office/word/2006/wordml" xmlns:wps="http://schemas.microsoft.com/office/word/2010/wordprocessingShape" mc:Ignorable="w14 w15 w16se wp14">
+<w:hdr xmlns:wpc="http://schemas.microsoft.com/office/word/2010/wordprocessingCanvas" xmlns:cx="http://schemas.microsoft.com/office/drawing/2014/chartex" xmlns:cx1="http://schemas.microsoft.com/office/drawing/2015/9/8/chartex" xmlns:cx2="http://schemas.microsoft.com/office/drawing/2015/10/21/chartex" xmlns:cx3="http://schemas.microsoft.com/office/drawing/2016/5/9/chartex" xmlns:cx4="http://schemas.microsoft.com/office/drawing/2016/5/10/chartex" xmlns:cx5="http://schemas.microsoft.com/office/drawing/2016/5/11/chartex" xmlns:cx6="http://schemas.microsoft.com/office/drawing/2016/5/12/chartex" xmlns:cx7="http://schemas.microsoft.com/office/drawing/2016/5/13/chartex" xmlns:cx8="http://schemas.microsoft.com/office/drawing/2016/5/14/chartex" xmlns:mc="http://schemas.openxmlformats.org/markup-compatibility/2006" xmlns:aink="http://schemas.microsoft.com/office/drawing/2016/ink" xmlns:am3d="http://schemas.microsoft.com/office/drawing/2017/model3d" xmlns:o="urn:schemas-microsoft-com:office:office" xmlns:oel="http://schemas.microsoft.com/office/2019/extlst" xmlns:r="http://schemas.openxmlformats.org/officeDocument/2006/relationships" xmlns:m="http://schemas.openxmlformats.org/officeDocument/2006/math" xmlns:v="urn:schemas-microsoft-com:vml" xmlns:wp14="http://schemas.microsoft.com/office/word/2010/wordprocessingDrawing" xmlns:wp="http://schemas.openxmlformats.org/drawingml/2006/wordprocessingDrawing" xmlns:w10="urn:schemas-microsoft-com:office:word" xmlns:w="http://schemas.openxmlformats.org/wordprocessingml/2006/main" xmlns:w14="http://schemas.microsoft.com/office/word/2010/wordml" xmlns:w15="http://schemas.microsoft.com/office/word/2012/wordml" xmlns:w16cex="http://schemas.microsoft.com/office/word/2018/wordml/cex" xmlns:w16cid="http://schemas.microsoft.com/office/word/2016/wordml/cid" xmlns:w16="http://schemas.microsoft.com/office/word/2018/wordml" xmlns:w16du="http://schemas.microsoft.com/office/word/2023/wordml/word16du" xmlns:w16sdtdh="http://schemas.microsoft.com/office/word/2020/wordml/sdtdatahash" xmlns:w16sdtfl="http://schemas.microsoft.com/office/word/2024/wordml/sdtformatlock" xmlns:w16se="http://schemas.microsoft.com/office/word/2015/wordml/symex" xmlns:wpg="http://schemas.microsoft.com/office/word/2010/wordprocessingGroup" xmlns:wpi="http://schemas.microsoft.com/office/word/2010/wordprocessingInk" xmlns:wne="http://schemas.microsoft.com/office/word/2006/wordml" xmlns:wps="http://schemas.microsoft.com/office/word/2010/wordprocessingShape" mc:Ignorable="w14 w15 w16se w16cid w16 w16cex w16sdtdh w16sdtfl w16du wp14">
   <w:p>
     <w:pPr>
       <w:pStyle w:val="Header"/>
@@ -23992,7 +23989,7 @@
 </file>
 
 <file path=word/header3.xml><?xml version="1.0" encoding="utf-8"?>
-<w:hdr xmlns:wpc="http://schemas.microsoft.com/office/word/2010/wordprocessingCanvas" xmlns:cx="http://schemas.microsoft.com/office/drawing/2014/chartex" xmlns:mc="http://schemas.openxmlformats.org/markup-compatibility/2006" xmlns:o="urn:schemas-microsoft-com:office:office" xmlns:r="http://schemas.openxmlformats.org/officeDocument/2006/relationships" xmlns:m="http://schemas.openxmlformats.org/officeDocument/2006/math" xmlns:v="urn:schemas-microsoft-com:vml" xmlns:wp14="http://schemas.microsoft.com/office/word/2010/wordprocessingDrawing" xmlns:wp="http://schemas.openxmlformats.org/drawingml/2006/wordprocessingDrawing" xmlns:w10="urn:schemas-microsoft-com:office:word" xmlns:w="http://schemas.openxmlformats.org/wordprocessingml/2006/main" xmlns:w14="http://schemas.microsoft.com/office/word/2010/wordml" xmlns:w15="http://schemas.microsoft.com/office/word/2012/wordml" xmlns:w16se="http://schemas.microsoft.com/office/word/2015/wordml/symex" xmlns:wpg="http://schemas.microsoft.com/office/word/2010/wordprocessingGroup" xmlns:wpi="http://schemas.microsoft.com/office/word/2010/wordprocessingInk" xmlns:wne="http://schemas.microsoft.com/office/word/2006/wordml" xmlns:wps="http://schemas.microsoft.com/office/word/2010/wordprocessingShape" mc:Ignorable="w14 w15 w16se wp14">
+<w:hdr xmlns:wpc="http://schemas.microsoft.com/office/word/2010/wordprocessingCanvas" xmlns:cx="http://schemas.microsoft.com/office/drawing/2014/chartex" xmlns:cx1="http://schemas.microsoft.com/office/drawing/2015/9/8/chartex" xmlns:cx2="http://schemas.microsoft.com/office/drawing/2015/10/21/chartex" xmlns:cx3="http://schemas.microsoft.com/office/drawing/2016/5/9/chartex" xmlns:cx4="http://schemas.microsoft.com/office/drawing/2016/5/10/chartex" xmlns:cx5="http://schemas.microsoft.com/office/drawing/2016/5/11/chartex" xmlns:cx6="http://schemas.microsoft.com/office/drawing/2016/5/12/chartex" xmlns:cx7="http://schemas.microsoft.com/office/drawing/2016/5/13/chartex" xmlns:cx8="http://schemas.microsoft.com/office/drawing/2016/5/14/chartex" xmlns:mc="http://schemas.openxmlformats.org/markup-compatibility/2006" xmlns:aink="http://schemas.microsoft.com/office/drawing/2016/ink" xmlns:am3d="http://schemas.microsoft.com/office/drawing/2017/model3d" xmlns:o="urn:schemas-microsoft-com:office:office" xmlns:oel="http://schemas.microsoft.com/office/2019/extlst" xmlns:r="http://schemas.openxmlformats.org/officeDocument/2006/relationships" xmlns:m="http://schemas.openxmlformats.org/officeDocument/2006/math" xmlns:v="urn:schemas-microsoft-com:vml" xmlns:wp14="http://schemas.microsoft.com/office/word/2010/wordprocessingDrawing" xmlns:wp="http://schemas.openxmlformats.org/drawingml/2006/wordprocessingDrawing" xmlns:w10="urn:schemas-microsoft-com:office:word" xmlns:w="http://schemas.openxmlformats.org/wordprocessingml/2006/main" xmlns:w14="http://schemas.microsoft.com/office/word/2010/wordml" xmlns:w15="http://schemas.microsoft.com/office/word/2012/wordml" xmlns:w16cex="http://schemas.microsoft.com/office/word/2018/wordml/cex" xmlns:w16cid="http://schemas.microsoft.com/office/word/2016/wordml/cid" xmlns:w16="http://schemas.microsoft.com/office/word/2018/wordml" xmlns:w16du="http://schemas.microsoft.com/office/word/2023/wordml/word16du" xmlns:w16sdtdh="http://schemas.microsoft.com/office/word/2020/wordml/sdtdatahash" xmlns:w16sdtfl="http://schemas.microsoft.com/office/word/2024/wordml/sdtformatlock" xmlns:w16se="http://schemas.microsoft.com/office/word/2015/wordml/symex" xmlns:wpg="http://schemas.microsoft.com/office/word/2010/wordprocessingGroup" xmlns:wpi="http://schemas.microsoft.com/office/word/2010/wordprocessingInk" xmlns:wne="http://schemas.microsoft.com/office/word/2006/wordml" xmlns:wps="http://schemas.microsoft.com/office/word/2010/wordprocessingShape" mc:Ignorable="w14 w15 w16se w16cid w16 w16cex w16sdtdh w16sdtfl w16du wp14">
   <w:p>
     <w:pPr>
       <w:pStyle w:val="Header"/>
@@ -24002,7 +23999,7 @@
 </file>
 
 <file path=word/numbering.xml><?xml version="1.0" encoding="utf-8"?>
-<w:numbering xmlns:wpc="http://schemas.microsoft.com/office/word/2010/wordprocessingCanvas" xmlns:cx="http://schemas.microsoft.com/office/drawing/2014/chartex" xmlns:mc="http://schemas.openxmlformats.org/markup-compatibility/2006" xmlns:o="urn:schemas-microsoft-com:office:office" xmlns:r="http://schemas.openxmlformats.org/officeDocument/2006/relationships" xmlns:m="http://schemas.openxmlformats.org/officeDocument/2006/math" xmlns:v="urn:schemas-microsoft-com:vml" xmlns:wp14="http://schemas.microsoft.com/office/word/2010/wordprocessingDrawing" xmlns:wp="http://schemas.openxmlformats.org/drawingml/2006/wordprocessingDrawing" xmlns:w10="urn:schemas-microsoft-com:office:word" xmlns:w="http://schemas.openxmlformats.org/wordprocessingml/2006/main" xmlns:w14="http://schemas.microsoft.com/office/word/2010/wordml" xmlns:w15="http://schemas.microsoft.com/office/word/2012/wordml" xmlns:w16se="http://schemas.microsoft.com/office/word/2015/wordml/symex" xmlns:wpg="http://schemas.microsoft.com/office/word/2010/wordprocessingGroup" xmlns:wpi="http://schemas.microsoft.com/office/word/2010/wordprocessingInk" xmlns:wne="http://schemas.microsoft.com/office/word/2006/wordml" xmlns:wps="http://schemas.microsoft.com/office/word/2010/wordprocessingShape" mc:Ignorable="w14 w15 w16se wp14">
+<w:numbering xmlns:wpc="http://schemas.microsoft.com/office/word/2010/wordprocessingCanvas" xmlns:cx="http://schemas.microsoft.com/office/drawing/2014/chartex" xmlns:cx1="http://schemas.microsoft.com/office/drawing/2015/9/8/chartex" xmlns:cx2="http://schemas.microsoft.com/office/drawing/2015/10/21/chartex" xmlns:cx3="http://schemas.microsoft.com/office/drawing/2016/5/9/chartex" xmlns:cx4="http://schemas.microsoft.com/office/drawing/2016/5/10/chartex" xmlns:cx5="http://schemas.microsoft.com/office/drawing/2016/5/11/chartex" xmlns:cx6="http://schemas.microsoft.com/office/drawing/2016/5/12/chartex" xmlns:cx7="http://schemas.microsoft.com/office/drawing/2016/5/13/chartex" xmlns:cx8="http://schemas.microsoft.com/office/drawing/2016/5/14/chartex" xmlns:mc="http://schemas.openxmlformats.org/markup-compatibility/2006" xmlns:aink="http://schemas.microsoft.com/office/drawing/2016/ink" xmlns:am3d="http://schemas.microsoft.com/office/drawing/2017/model3d" xmlns:o="urn:schemas-microsoft-com:office:office" xmlns:oel="http://schemas.microsoft.com/office/2019/extlst" xmlns:r="http://schemas.openxmlformats.org/officeDocument/2006/relationships" xmlns:m="http://schemas.openxmlformats.org/officeDocument/2006/math" xmlns:v="urn:schemas-microsoft-com:vml" xmlns:wp14="http://schemas.microsoft.com/office/word/2010/wordprocessingDrawing" xmlns:wp="http://schemas.openxmlformats.org/drawingml/2006/wordprocessingDrawing" xmlns:w10="urn:schemas-microsoft-com:office:word" xmlns:w="http://schemas.openxmlformats.org/wordprocessingml/2006/main" xmlns:w14="http://schemas.microsoft.com/office/word/2010/wordml" xmlns:w15="http://schemas.microsoft.com/office/word/2012/wordml" xmlns:w16cex="http://schemas.microsoft.com/office/word/2018/wordml/cex" xmlns:w16cid="http://schemas.microsoft.com/office/word/2016/wordml/cid" xmlns:w16="http://schemas.microsoft.com/office/word/2018/wordml" xmlns:w16du="http://schemas.microsoft.com/office/word/2023/wordml/word16du" xmlns:w16sdtdh="http://schemas.microsoft.com/office/word/2020/wordml/sdtdatahash" xmlns:w16sdtfl="http://schemas.microsoft.com/office/word/2024/wordml/sdtformatlock" xmlns:w16se="http://schemas.microsoft.com/office/word/2015/wordml/symex" xmlns:wpg="http://schemas.microsoft.com/office/word/2010/wordprocessingGroup" xmlns:wpi="http://schemas.microsoft.com/office/word/2010/wordprocessingInk" xmlns:wne="http://schemas.microsoft.com/office/word/2006/wordml" xmlns:wps="http://schemas.microsoft.com/office/word/2010/wordprocessingShape" mc:Ignorable="w14 w15 w16se w16cid w16 w16cex w16sdtdh w16sdtfl w16du wp14">
   <w:abstractNum w:abstractNumId="0" w15:restartNumberingAfterBreak="0">
     <w:nsid w:val="08560347"/>
     <w:multiLevelType w:val="hybridMultilevel"/>
@@ -26125,61 +26122,61 @@
       </w:pPr>
     </w:lvl>
   </w:abstractNum>
-  <w:num w:numId="1">
+  <w:num w:numId="1" w16cid:durableId="104349972">
     <w:abstractNumId w:val="18"/>
   </w:num>
-  <w:num w:numId="2">
+  <w:num w:numId="2" w16cid:durableId="1790126577">
     <w:abstractNumId w:val="15"/>
   </w:num>
-  <w:num w:numId="3">
+  <w:num w:numId="3" w16cid:durableId="1075081075">
     <w:abstractNumId w:val="3"/>
   </w:num>
-  <w:num w:numId="4">
+  <w:num w:numId="4" w16cid:durableId="981811608">
     <w:abstractNumId w:val="1"/>
   </w:num>
-  <w:num w:numId="5">
+  <w:num w:numId="5" w16cid:durableId="587538191">
     <w:abstractNumId w:val="12"/>
   </w:num>
-  <w:num w:numId="6">
+  <w:num w:numId="6" w16cid:durableId="2068334109">
     <w:abstractNumId w:val="16"/>
   </w:num>
-  <w:num w:numId="7">
+  <w:num w:numId="7" w16cid:durableId="1166358534">
     <w:abstractNumId w:val="16"/>
   </w:num>
-  <w:num w:numId="8">
+  <w:num w:numId="8" w16cid:durableId="1640301278">
     <w:abstractNumId w:val="16"/>
   </w:num>
-  <w:num w:numId="9">
+  <w:num w:numId="9" w16cid:durableId="1614944311">
     <w:abstractNumId w:val="4"/>
   </w:num>
-  <w:num w:numId="10">
+  <w:num w:numId="10" w16cid:durableId="245187572">
     <w:abstractNumId w:val="5"/>
   </w:num>
-  <w:num w:numId="11">
+  <w:num w:numId="11" w16cid:durableId="1311130777">
     <w:abstractNumId w:val="9"/>
   </w:num>
-  <w:num w:numId="12">
+  <w:num w:numId="12" w16cid:durableId="457989904">
     <w:abstractNumId w:val="16"/>
   </w:num>
-  <w:num w:numId="13">
+  <w:num w:numId="13" w16cid:durableId="1587882689">
     <w:abstractNumId w:val="16"/>
   </w:num>
-  <w:num w:numId="14">
+  <w:num w:numId="14" w16cid:durableId="1421219400">
     <w:abstractNumId w:val="16"/>
   </w:num>
-  <w:num w:numId="15">
+  <w:num w:numId="15" w16cid:durableId="1249003321">
     <w:abstractNumId w:val="16"/>
   </w:num>
-  <w:num w:numId="16">
+  <w:num w:numId="16" w16cid:durableId="775254470">
     <w:abstractNumId w:val="8"/>
   </w:num>
-  <w:num w:numId="17">
+  <w:num w:numId="17" w16cid:durableId="351805147">
     <w:abstractNumId w:val="16"/>
   </w:num>
-  <w:num w:numId="18">
+  <w:num w:numId="18" w16cid:durableId="905846253">
     <w:abstractNumId w:val="10"/>
   </w:num>
-  <w:num w:numId="19">
+  <w:num w:numId="19" w16cid:durableId="1285235668">
     <w:abstractNumId w:val="10"/>
     <w:lvlOverride w:ilvl="0">
       <w:lvl w:ilvl="0" w:tplc="C2828D58">
@@ -26285,25 +26282,25 @@
       </w:lvl>
     </w:lvlOverride>
   </w:num>
-  <w:num w:numId="20">
+  <w:num w:numId="20" w16cid:durableId="722488371">
     <w:abstractNumId w:val="2"/>
   </w:num>
-  <w:num w:numId="21">
+  <w:num w:numId="21" w16cid:durableId="1700547663">
     <w:abstractNumId w:val="0"/>
   </w:num>
-  <w:num w:numId="22">
+  <w:num w:numId="22" w16cid:durableId="1998873968">
     <w:abstractNumId w:val="16"/>
   </w:num>
-  <w:num w:numId="23">
+  <w:num w:numId="23" w16cid:durableId="475684710">
     <w:abstractNumId w:val="13"/>
   </w:num>
-  <w:num w:numId="24">
+  <w:num w:numId="24" w16cid:durableId="850293550">
     <w:abstractNumId w:val="16"/>
   </w:num>
-  <w:num w:numId="25">
+  <w:num w:numId="25" w16cid:durableId="1914586503">
     <w:abstractNumId w:val="7"/>
   </w:num>
-  <w:num w:numId="26">
+  <w:num w:numId="26" w16cid:durableId="2115248743">
     <w:abstractNumId w:val="18"/>
     <w:lvlOverride w:ilvl="0">
       <w:startOverride w:val="3"/>
@@ -26312,35 +26309,35 @@
       <w:startOverride w:val="8"/>
     </w:lvlOverride>
   </w:num>
-  <w:num w:numId="27">
+  <w:num w:numId="27" w16cid:durableId="734664335">
     <w:abstractNumId w:val="14"/>
   </w:num>
-  <w:num w:numId="28">
+  <w:num w:numId="28" w16cid:durableId="168453372">
     <w:abstractNumId w:val="6"/>
   </w:num>
-  <w:num w:numId="29">
+  <w:num w:numId="29" w16cid:durableId="1545142553">
     <w:abstractNumId w:val="11"/>
   </w:num>
-  <w:num w:numId="30">
+  <w:num w:numId="30" w16cid:durableId="23095223">
     <w:abstractNumId w:val="17"/>
   </w:num>
-  <w:num w:numId="31">
+  <w:num w:numId="31" w16cid:durableId="328556259">
     <w:abstractNumId w:val="18"/>
   </w:num>
-  <w:num w:numId="32">
+  <w:num w:numId="32" w16cid:durableId="2138835036">
     <w:abstractNumId w:val="18"/>
   </w:num>
-  <w:num w:numId="33">
+  <w:num w:numId="33" w16cid:durableId="1568958009">
     <w:abstractNumId w:val="18"/>
   </w:num>
-  <w:num w:numId="34">
+  <w:num w:numId="34" w16cid:durableId="1934782083">
     <w:abstractNumId w:val="18"/>
   </w:num>
 </w:numbering>
 </file>
 
 <file path=word/styles.xml><?xml version="1.0" encoding="utf-8"?>
-<w:styles xmlns:mc="http://schemas.openxmlformats.org/markup-compatibility/2006" xmlns:r="http://schemas.openxmlformats.org/officeDocument/2006/relationships" xmlns:w="http://schemas.openxmlformats.org/wordprocessingml/2006/main" xmlns:w14="http://schemas.microsoft.com/office/word/2010/wordml" xmlns:w15="http://schemas.microsoft.com/office/word/2012/wordml" xmlns:w16se="http://schemas.microsoft.com/office/word/2015/wordml/symex" mc:Ignorable="w14 w15 w16se">
+<w:styles xmlns:mc="http://schemas.openxmlformats.org/markup-compatibility/2006" xmlns:r="http://schemas.openxmlformats.org/officeDocument/2006/relationships" xmlns:w="http://schemas.openxmlformats.org/wordprocessingml/2006/main" xmlns:w14="http://schemas.microsoft.com/office/word/2010/wordml" xmlns:w15="http://schemas.microsoft.com/office/word/2012/wordml" xmlns:w16cex="http://schemas.microsoft.com/office/word/2018/wordml/cex" xmlns:w16cid="http://schemas.microsoft.com/office/word/2016/wordml/cid" xmlns:w16="http://schemas.microsoft.com/office/word/2018/wordml" xmlns:w16du="http://schemas.microsoft.com/office/word/2023/wordml/word16du" xmlns:w16sdtdh="http://schemas.microsoft.com/office/word/2020/wordml/sdtdatahash" xmlns:w16sdtfl="http://schemas.microsoft.com/office/word/2024/wordml/sdtformatlock" xmlns:w16se="http://schemas.microsoft.com/office/word/2015/wordml/symex" mc:Ignorable="w14 w15 w16se w16cid w16 w16cex w16sdtdh w16sdtfl w16du">
   <w:docDefaults>
     <w:rPrDefault>
       <w:rPr>
@@ -26356,7 +26353,7 @@
       </w:pPr>
     </w:pPrDefault>
   </w:docDefaults>
-  <w:latentStyles w:defLockedState="0" w:defUIPriority="99" w:defSemiHidden="0" w:defUnhideWhenUsed="0" w:defQFormat="0" w:count="371">
+  <w:latentStyles w:defLockedState="0" w:defUIPriority="99" w:defSemiHidden="0" w:defUnhideWhenUsed="0" w:defQFormat="0" w:count="376">
     <w:lsdException w:name="Normal" w:uiPriority="0" w:qFormat="1"/>
     <w:lsdException w:name="heading 1" w:uiPriority="0" w:qFormat="1"/>
     <w:lsdException w:name="heading 2" w:semiHidden="1" w:uiPriority="0" w:unhideWhenUsed="1" w:qFormat="1"/>
@@ -26728,6 +26725,11 @@
     <w:lsdException w:name="List Table 5 Dark Accent 6" w:uiPriority="50"/>
     <w:lsdException w:name="List Table 6 Colorful Accent 6" w:uiPriority="51"/>
     <w:lsdException w:name="List Table 7 Colorful Accent 6" w:uiPriority="52"/>
+    <w:lsdException w:name="Mention" w:semiHidden="1" w:unhideWhenUsed="1"/>
+    <w:lsdException w:name="Smart Hyperlink" w:semiHidden="1" w:unhideWhenUsed="1"/>
+    <w:lsdException w:name="Hashtag" w:semiHidden="1" w:unhideWhenUsed="1"/>
+    <w:lsdException w:name="Unresolved Mention" w:semiHidden="1" w:unhideWhenUsed="1"/>
+    <w:lsdException w:name="Smart Link" w:semiHidden="1" w:unhideWhenUsed="1"/>
   </w:latentStyles>
   <w:style w:type="paragraph" w:default="1" w:styleId="Normal">
     <w:name w:val="Normal"/>
@@ -26936,6 +26938,7 @@
   <w:style w:type="character" w:default="1" w:styleId="DefaultParagraphFont">
     <w:name w:val="Default Paragraph Font"/>
     <w:uiPriority w:val="1"/>
+    <w:semiHidden/>
     <w:unhideWhenUsed/>
   </w:style>
   <w:style w:type="table" w:default="1" w:styleId="TableNormal">
@@ -27493,7 +27496,7 @@
 </file>
 
 <file path=word/glossary/document.xml><?xml version="1.0" encoding="utf-8"?>
-<w:glossaryDocument xmlns:wpc="http://schemas.microsoft.com/office/word/2010/wordprocessingCanvas" xmlns:cx="http://schemas.microsoft.com/office/drawing/2014/chartex" xmlns:mc="http://schemas.openxmlformats.org/markup-compatibility/2006" xmlns:o="urn:schemas-microsoft-com:office:office" xmlns:r="http://schemas.openxmlformats.org/officeDocument/2006/relationships" xmlns:m="http://schemas.openxmlformats.org/officeDocument/2006/math" xmlns:v="urn:schemas-microsoft-com:vml" xmlns:wp14="http://schemas.microsoft.com/office/word/2010/wordprocessingDrawing" xmlns:wp="http://schemas.openxmlformats.org/drawingml/2006/wordprocessingDrawing" xmlns:w10="urn:schemas-microsoft-com:office:word" xmlns:w="http://schemas.openxmlformats.org/wordprocessingml/2006/main" xmlns:w14="http://schemas.microsoft.com/office/word/2010/wordml" xmlns:w15="http://schemas.microsoft.com/office/word/2012/wordml" xmlns:w16se="http://schemas.microsoft.com/office/word/2015/wordml/symex" xmlns:wpg="http://schemas.microsoft.com/office/word/2010/wordprocessingGroup" xmlns:wpi="http://schemas.microsoft.com/office/word/2010/wordprocessingInk" xmlns:wne="http://schemas.microsoft.com/office/word/2006/wordml" xmlns:wps="http://schemas.microsoft.com/office/word/2010/wordprocessingShape" mc:Ignorable="w14 w15 w16se wp14">
+<w:glossaryDocument xmlns:wpc="http://schemas.microsoft.com/office/word/2010/wordprocessingCanvas" xmlns:cx="http://schemas.microsoft.com/office/drawing/2014/chartex" xmlns:cx1="http://schemas.microsoft.com/office/drawing/2015/9/8/chartex" xmlns:cx2="http://schemas.microsoft.com/office/drawing/2015/10/21/chartex" xmlns:cx3="http://schemas.microsoft.com/office/drawing/2016/5/9/chartex" xmlns:cx4="http://schemas.microsoft.com/office/drawing/2016/5/10/chartex" xmlns:cx5="http://schemas.microsoft.com/office/drawing/2016/5/11/chartex" xmlns:cx6="http://schemas.microsoft.com/office/drawing/2016/5/12/chartex" xmlns:cx7="http://schemas.microsoft.com/office/drawing/2016/5/13/chartex" xmlns:cx8="http://schemas.microsoft.com/office/drawing/2016/5/14/chartex" xmlns:mc="http://schemas.openxmlformats.org/markup-compatibility/2006" xmlns:aink="http://schemas.microsoft.com/office/drawing/2016/ink" xmlns:am3d="http://schemas.microsoft.com/office/drawing/2017/model3d" xmlns:o="urn:schemas-microsoft-com:office:office" xmlns:oel="http://schemas.microsoft.com/office/2019/extlst" xmlns:r="http://schemas.openxmlformats.org/officeDocument/2006/relationships" xmlns:m="http://schemas.openxmlformats.org/officeDocument/2006/math" xmlns:v="urn:schemas-microsoft-com:vml" xmlns:wp14="http://schemas.microsoft.com/office/word/2010/wordprocessingDrawing" xmlns:wp="http://schemas.openxmlformats.org/drawingml/2006/wordprocessingDrawing" xmlns:w10="urn:schemas-microsoft-com:office:word" xmlns:w="http://schemas.openxmlformats.org/wordprocessingml/2006/main" xmlns:w14="http://schemas.microsoft.com/office/word/2010/wordml" xmlns:w15="http://schemas.microsoft.com/office/word/2012/wordml" xmlns:w16cex="http://schemas.microsoft.com/office/word/2018/wordml/cex" xmlns:w16cid="http://schemas.microsoft.com/office/word/2016/wordml/cid" xmlns:w16="http://schemas.microsoft.com/office/word/2018/wordml" xmlns:w16du="http://schemas.microsoft.com/office/word/2023/wordml/word16du" xmlns:w16sdtdh="http://schemas.microsoft.com/office/word/2020/wordml/sdtdatahash" xmlns:w16sdtfl="http://schemas.microsoft.com/office/word/2024/wordml/sdtformatlock" xmlns:w16se="http://schemas.microsoft.com/office/word/2015/wordml/symex" xmlns:wpg="http://schemas.microsoft.com/office/word/2010/wordprocessingGroup" xmlns:wpi="http://schemas.microsoft.com/office/word/2010/wordprocessingInk" xmlns:wne="http://schemas.microsoft.com/office/word/2006/wordml" xmlns:wps="http://schemas.microsoft.com/office/word/2010/wordprocessingShape" mc:Ignorable="w14 w15 w16se w16cid w16 w16cex w16sdtdh w16sdtfl w16du wp14">
   <w:docParts>
     <w:docPart>
       <w:docPartPr>
@@ -27519,7 +27522,7 @@
             <w:rPr>
               <w:rFonts w:asciiTheme="majorHAnsi" w:eastAsiaTheme="majorEastAsia" w:hAnsiTheme="majorHAnsi" w:cstheme="majorBidi"/>
               <w:caps/>
-              <w:color w:val="5B9BD5" w:themeColor="accent1"/>
+              <w:color w:val="156082" w:themeColor="accent1"/>
               <w:sz w:val="80"/>
               <w:szCs w:val="80"/>
             </w:rPr>
@@ -27550,7 +27553,7 @@
           </w:pPr>
           <w:r>
             <w:rPr>
-              <w:color w:val="5B9BD5" w:themeColor="accent1"/>
+              <w:color w:val="156082" w:themeColor="accent1"/>
               <w:sz w:val="28"/>
               <w:szCs w:val="28"/>
             </w:rPr>
@@ -27564,7 +27567,7 @@
 </file>
 
 <file path=word/glossary/fontTable.xml><?xml version="1.0" encoding="utf-8"?>
-<w:fonts xmlns:mc="http://schemas.openxmlformats.org/markup-compatibility/2006" xmlns:r="http://schemas.openxmlformats.org/officeDocument/2006/relationships" xmlns:w="http://schemas.openxmlformats.org/wordprocessingml/2006/main" xmlns:w14="http://schemas.microsoft.com/office/word/2010/wordml" xmlns:w15="http://schemas.microsoft.com/office/word/2012/wordml" xmlns:w16se="http://schemas.microsoft.com/office/word/2015/wordml/symex" mc:Ignorable="w14 w15 w16se">
+<w:fonts xmlns:mc="http://schemas.openxmlformats.org/markup-compatibility/2006" xmlns:r="http://schemas.openxmlformats.org/officeDocument/2006/relationships" xmlns:w="http://schemas.openxmlformats.org/wordprocessingml/2006/main" xmlns:w14="http://schemas.microsoft.com/office/word/2010/wordml" xmlns:w15="http://schemas.microsoft.com/office/word/2012/wordml" xmlns:w16cex="http://schemas.microsoft.com/office/word/2018/wordml/cex" xmlns:w16cid="http://schemas.microsoft.com/office/word/2016/wordml/cid" xmlns:w16="http://schemas.microsoft.com/office/word/2018/wordml" xmlns:w16du="http://schemas.microsoft.com/office/word/2023/wordml/word16du" xmlns:w16sdtdh="http://schemas.microsoft.com/office/word/2020/wordml/sdtdatahash" xmlns:w16sdtfl="http://schemas.microsoft.com/office/word/2024/wordml/sdtformatlock" xmlns:w16se="http://schemas.microsoft.com/office/word/2015/wordml/symex" mc:Ignorable="w14 w15 w16se w16cid w16 w16cex w16sdtdh w16sdtfl w16du">
   <w:font w:name="Times New Roman">
     <w:panose1 w:val="02020603050405020304"/>
     <w:charset w:val="00"/>
@@ -27622,6 +27625,7 @@
   </w:font>
   <w:font w:name="Lucida Sans">
     <w:altName w:val="Lucida Sans Unicode"/>
+    <w:panose1 w:val="020B0602030504020204"/>
     <w:charset w:val="00"/>
     <w:family w:val="swiss"/>
     <w:pitch w:val="variable"/>
@@ -27634,11 +27638,23 @@
     <w:pitch w:val="variable"/>
     <w:sig w:usb0="E4002EFF" w:usb1="C000247B" w:usb2="00000009" w:usb3="00000000" w:csb0="000001FF" w:csb1="00000000"/>
   </w:font>
+  <w:font w:name="Aptos">
+    <w:charset w:val="00"/>
+    <w:family w:val="swiss"/>
+    <w:pitch w:val="variable"/>
+    <w:sig w:usb0="20000287" w:usb1="00000003" w:usb2="00000000" w:usb3="00000000" w:csb0="0000019F" w:csb1="00000000"/>
+  </w:font>
+  <w:font w:name="Aptos Display">
+    <w:charset w:val="00"/>
+    <w:family w:val="swiss"/>
+    <w:pitch w:val="variable"/>
+    <w:sig w:usb0="20000287" w:usb1="00000003" w:usb2="00000000" w:usb3="00000000" w:csb0="0000019F" w:csb1="00000000"/>
+  </w:font>
 </w:fonts>
 </file>
 
 <file path=word/glossary/settings.xml><?xml version="1.0" encoding="utf-8"?>
-<w:settings xmlns:mc="http://schemas.openxmlformats.org/markup-compatibility/2006" xmlns:o="urn:schemas-microsoft-com:office:office" xmlns:r="http://schemas.openxmlformats.org/officeDocument/2006/relationships" xmlns:m="http://schemas.openxmlformats.org/officeDocument/2006/math" xmlns:v="urn:schemas-microsoft-com:vml" xmlns:w10="urn:schemas-microsoft-com:office:word" xmlns:w="http://schemas.openxmlformats.org/wordprocessingml/2006/main" xmlns:w14="http://schemas.microsoft.com/office/word/2010/wordml" xmlns:w15="http://schemas.microsoft.com/office/word/2012/wordml" xmlns:w16se="http://schemas.microsoft.com/office/word/2015/wordml/symex" xmlns:sl="http://schemas.openxmlformats.org/schemaLibrary/2006/main" mc:Ignorable="w14 w15 w16se">
+<w:settings xmlns:mc="http://schemas.openxmlformats.org/markup-compatibility/2006" xmlns:o="urn:schemas-microsoft-com:office:office" xmlns:r="http://schemas.openxmlformats.org/officeDocument/2006/relationships" xmlns:m="http://schemas.openxmlformats.org/officeDocument/2006/math" xmlns:v="urn:schemas-microsoft-com:vml" xmlns:w10="urn:schemas-microsoft-com:office:word" xmlns:w="http://schemas.openxmlformats.org/wordprocessingml/2006/main" xmlns:w14="http://schemas.microsoft.com/office/word/2010/wordml" xmlns:w15="http://schemas.microsoft.com/office/word/2012/wordml" xmlns:w16cex="http://schemas.microsoft.com/office/word/2018/wordml/cex" xmlns:w16cid="http://schemas.microsoft.com/office/word/2016/wordml/cid" xmlns:w16="http://schemas.microsoft.com/office/word/2018/wordml" xmlns:w16du="http://schemas.microsoft.com/office/word/2023/wordml/word16du" xmlns:w16sdtdh="http://schemas.microsoft.com/office/word/2020/wordml/sdtdatahash" xmlns:w16sdtfl="http://schemas.microsoft.com/office/word/2024/wordml/sdtformatlock" xmlns:w16se="http://schemas.microsoft.com/office/word/2015/wordml/symex" xmlns:sl="http://schemas.openxmlformats.org/schemaLibrary/2006/main" mc:Ignorable="w14 w15 w16se w16cid w16 w16cex w16sdtdh w16sdtfl w16du">
   <w:view w:val="normal"/>
   <w:defaultTabStop w:val="720"/>
   <w:characterSpacingControl w:val="doNotCompress"/>
@@ -27649,6 +27665,7 @@
     <w:compatSetting w:name="enableOpenTypeFeatures" w:uri="http://schemas.microsoft.com/office/word" w:val="1"/>
     <w:compatSetting w:name="doNotFlipMirrorIndents" w:uri="http://schemas.microsoft.com/office/word" w:val="1"/>
     <w:compatSetting w:name="differentiateMultirowTableHeaders" w:uri="http://schemas.microsoft.com/office/word" w:val="1"/>
+    <w:compatSetting w:name="useWord2013TrackBottomHyphenation" w:uri="http://schemas.microsoft.com/office/word" w:val="1"/>
   </w:compat>
   <w:rsids>
     <w:rsidRoot w:val="00F152FF"/>
@@ -27660,6 +27677,7 @@
     <w:rsid w:val="00284075"/>
     <w:rsid w:val="002A48CE"/>
     <w:rsid w:val="003462B6"/>
+    <w:rsid w:val="00362C4A"/>
     <w:rsid w:val="00416DE4"/>
     <w:rsid w:val="00771CB3"/>
     <w:rsid w:val="007D4F22"/>
@@ -27672,6 +27690,7 @@
     <w:rsid w:val="00C04E7D"/>
     <w:rsid w:val="00C63BCC"/>
     <w:rsid w:val="00DD5612"/>
+    <w:rsid w:val="00E8733C"/>
     <w:rsid w:val="00ED642B"/>
     <w:rsid w:val="00F152FF"/>
     <w:rsid w:val="00F422C8"/>
@@ -27699,7 +27718,7 @@
 </file>
 
 <file path=word/glossary/styles.xml><?xml version="1.0" encoding="utf-8"?>
-<w:styles xmlns:mc="http://schemas.openxmlformats.org/markup-compatibility/2006" xmlns:r="http://schemas.openxmlformats.org/officeDocument/2006/relationships" xmlns:w="http://schemas.openxmlformats.org/wordprocessingml/2006/main" xmlns:w14="http://schemas.microsoft.com/office/word/2010/wordml" xmlns:w15="http://schemas.microsoft.com/office/word/2012/wordml" xmlns:w16se="http://schemas.microsoft.com/office/word/2015/wordml/symex" mc:Ignorable="w14 w15 w16se">
+<w:styles xmlns:mc="http://schemas.openxmlformats.org/markup-compatibility/2006" xmlns:r="http://schemas.openxmlformats.org/officeDocument/2006/relationships" xmlns:w="http://schemas.openxmlformats.org/wordprocessingml/2006/main" xmlns:w14="http://schemas.microsoft.com/office/word/2010/wordml" xmlns:w15="http://schemas.microsoft.com/office/word/2012/wordml" xmlns:w16cex="http://schemas.microsoft.com/office/word/2018/wordml/cex" xmlns:w16cid="http://schemas.microsoft.com/office/word/2016/wordml/cid" xmlns:w16="http://schemas.microsoft.com/office/word/2018/wordml" xmlns:w16du="http://schemas.microsoft.com/office/word/2023/wordml/word16du" xmlns:w16sdtdh="http://schemas.microsoft.com/office/word/2020/wordml/sdtdatahash" xmlns:w16sdtfl="http://schemas.microsoft.com/office/word/2024/wordml/sdtformatlock" xmlns:w16se="http://schemas.microsoft.com/office/word/2015/wordml/symex" mc:Ignorable="w14 w15 w16se w16cid w16 w16cex w16sdtdh w16sdtfl w16du">
   <w:docDefaults>
     <w:rPrDefault>
       <w:rPr>
@@ -27715,7 +27734,7 @@
       </w:pPr>
     </w:pPrDefault>
   </w:docDefaults>
-  <w:latentStyles w:defLockedState="0" w:defUIPriority="99" w:defSemiHidden="0" w:defUnhideWhenUsed="0" w:defQFormat="0" w:count="371">
+  <w:latentStyles w:defLockedState="0" w:defUIPriority="99" w:defSemiHidden="0" w:defUnhideWhenUsed="0" w:defQFormat="0" w:count="376">
     <w:lsdException w:name="Normal" w:uiPriority="0" w:qFormat="1"/>
     <w:lsdException w:name="heading 1" w:uiPriority="9" w:qFormat="1"/>
     <w:lsdException w:name="heading 2" w:semiHidden="1" w:uiPriority="9" w:unhideWhenUsed="1" w:qFormat="1"/>
@@ -28087,6 +28106,11 @@
     <w:lsdException w:name="List Table 5 Dark Accent 6" w:uiPriority="50"/>
     <w:lsdException w:name="List Table 6 Colorful Accent 6" w:uiPriority="51"/>
     <w:lsdException w:name="List Table 7 Colorful Accent 6" w:uiPriority="52"/>
+    <w:lsdException w:name="Mention" w:semiHidden="1" w:unhideWhenUsed="1"/>
+    <w:lsdException w:name="Smart Hyperlink" w:semiHidden="1" w:unhideWhenUsed="1"/>
+    <w:lsdException w:name="Hashtag" w:semiHidden="1" w:unhideWhenUsed="1"/>
+    <w:lsdException w:name="Unresolved Mention" w:semiHidden="1" w:unhideWhenUsed="1"/>
+    <w:lsdException w:name="Smart Link" w:semiHidden="1" w:unhideWhenUsed="1"/>
   </w:latentStyles>
   <w:style w:type="paragraph" w:default="1" w:styleId="Normal">
     <w:name w:val="Normal"/>
@@ -28131,7 +28155,7 @@
 </file>
 
 <file path=word/glossary/webSettings.xml><?xml version="1.0" encoding="utf-8"?>
-<w:webSettings xmlns:mc="http://schemas.openxmlformats.org/markup-compatibility/2006" xmlns:r="http://schemas.openxmlformats.org/officeDocument/2006/relationships" xmlns:w="http://schemas.openxmlformats.org/wordprocessingml/2006/main" xmlns:w14="http://schemas.microsoft.com/office/word/2010/wordml" xmlns:w15="http://schemas.microsoft.com/office/word/2012/wordml" xmlns:w16se="http://schemas.microsoft.com/office/word/2015/wordml/symex" mc:Ignorable="w14 w15 w16se">
+<w:webSettings xmlns:mc="http://schemas.openxmlformats.org/markup-compatibility/2006" xmlns:r="http://schemas.openxmlformats.org/officeDocument/2006/relationships" xmlns:w="http://schemas.openxmlformats.org/wordprocessingml/2006/main" xmlns:w14="http://schemas.microsoft.com/office/word/2010/wordml" xmlns:w15="http://schemas.microsoft.com/office/word/2012/wordml" xmlns:w16cex="http://schemas.microsoft.com/office/word/2018/wordml/cex" xmlns:w16cid="http://schemas.microsoft.com/office/word/2016/wordml/cid" xmlns:w16="http://schemas.microsoft.com/office/word/2018/wordml" xmlns:w16du="http://schemas.microsoft.com/office/word/2023/wordml/word16du" xmlns:w16sdtdh="http://schemas.microsoft.com/office/word/2020/wordml/sdtdatahash" xmlns:w16sdtfl="http://schemas.microsoft.com/office/word/2024/wordml/sdtformatlock" xmlns:w16se="http://schemas.microsoft.com/office/word/2015/wordml/symex" mc:Ignorable="w14 w15 w16se w16cid w16 w16cex w16sdtdh w16sdtfl w16du">
   <w:optimizeForBrowser/>
   <w:allowPNG/>
 </w:webSettings>
@@ -28312,6 +28336,10 @@
 </file>
 
 <file path=customXml/item1.xml><?xml version="1.0" encoding="utf-8"?>
+<b:Sources xmlns:b="http://schemas.openxmlformats.org/officeDocument/2006/bibliography" xmlns="http://schemas.openxmlformats.org/officeDocument/2006/bibliography" SelectedStyle="\APASixthEditionOfficeOnline.xsl" StyleName="APA" Version="6"/>
+</file>
+
+<file path=customXml/item2.xml><?xml version="1.0" encoding="utf-8"?>
 <CoverPageProperties xmlns="http://schemas.microsoft.com/office/2006/coverPageProps">
   <PublishDate>tp hỒ CHÍ MINH, THÁNG 8 NĂM 2017</PublishDate>
   <Abstract/>
@@ -28322,22 +28350,18 @@
 </CoverPageProperties>
 </file>
 
-<file path=customXml/item2.xml><?xml version="1.0" encoding="utf-8"?>
-<b:Sources xmlns:b="http://schemas.openxmlformats.org/officeDocument/2006/bibliography" xmlns="http://schemas.openxmlformats.org/officeDocument/2006/bibliography" SelectedStyle="\APASixthEditionOfficeOnline.xsl" StyleName="APA" Version="6"/>
+<file path=customXml/itemProps1.xml><?xml version="1.0" encoding="utf-8"?>
+<ds:datastoreItem xmlns:ds="http://schemas.openxmlformats.org/officeDocument/2006/customXml" ds:itemID="{54DEE4B9-8E50-409A-8369-565762F06F99}">
+  <ds:schemaRefs>
+    <ds:schemaRef ds:uri="http://schemas.openxmlformats.org/officeDocument/2006/bibliography"/>
+  </ds:schemaRefs>
+</ds:datastoreItem>
 </file>
 
-<file path=customXml/itemProps1.xml><?xml version="1.0" encoding="utf-8"?>
+<file path=customXml/itemProps2.xml><?xml version="1.0" encoding="utf-8"?>
 <ds:datastoreItem xmlns:ds="http://schemas.openxmlformats.org/officeDocument/2006/customXml" ds:itemID="{7CF9B333-EEBF-4915-A8F8-AE85DD7AA1D4}">
   <ds:schemaRefs>
     <ds:schemaRef ds:uri="http://schemas.microsoft.com/office/2006/coverPageProps"/>
   </ds:schemaRefs>
 </ds:datastoreItem>
-</file>
-
-<file path=customXml/itemProps2.xml><?xml version="1.0" encoding="utf-8"?>
-<ds:datastoreItem xmlns:ds="http://schemas.openxmlformats.org/officeDocument/2006/customXml" ds:itemID="{54DEE4B9-8E50-409A-8369-565762F06F99}">
-  <ds:schemaRefs>
-    <ds:schemaRef ds:uri="http://schemas.openxmlformats.org/officeDocument/2006/bibliography"/>
-  </ds:schemaRefs>
-</ds:datastoreItem>
 </file>